--- a/docs/1. ІНСТРУКЦІЯ користування Платформою ХБРЯ.docx
+++ b/docs/1. ІНСТРУКЦІЯ користування Платформою ХБРЯ.docx
@@ -219,7 +219,22 @@
           <w:sz w:val="28"/>
           <w:szCs w:val="28"/>
         </w:rPr>
-        <w:t>Платформа РХБ захисту</w:t>
+        <w:t xml:space="preserve">Платформа </w:t>
+      </w:r>
+      <w:r>
+        <w:rPr>
+          <w:rFonts w:eastAsia="Noto Serif CJK SC" w:cs="Lohit Devanagari" w:ascii="Times New Roman" w:hAnsi="Times New Roman"/>
+          <w:b/>
+          <w:bCs/>
+          <w:i w:val="false"/>
+          <w:caps w:val="false"/>
+          <w:smallCaps w:val="false"/>
+          <w:color w:val="000000"/>
+          <w:spacing w:val="0"/>
+          <w:sz w:val="28"/>
+          <w:szCs w:val="28"/>
+        </w:rPr>
+        <w:t>ХБРЯ</w:t>
       </w:r>
       <w:r>
         <w:rPr>
@@ -299,16 +314,102 @@
       <w:r>
         <w:rPr>
           <w:rFonts w:ascii="Times New Roman" w:hAnsi="Times New Roman"/>
-          <w:b w:val="false"/>
-          <w:i w:val="false"/>
-          <w:caps w:val="false"/>
-          <w:smallCaps w:val="false"/>
-          <w:color w:val="000000"/>
-          <w:spacing w:val="0"/>
-          <w:sz w:val="28"/>
-          <w:szCs w:val="28"/>
-        </w:rPr>
-        <w:t>Платформа РХБ захисту об’єднує робочу карту та модулі щодо контролю за радіаційним моніторингом на території України та країн ЄС, прогнозування масштабів хімічної аварії, нанесення на карту радіаційної та хімічної обстановки за даними розвідки, оперативного пошуку аварійних карток небезпечних хімічних речовин, розрахунків дози опромінення людей у зоні радіоактивного забруднення та формалізовані документи щодо оцінки РХБ обстановки при виникненні ХБРЯ інцидентів:</w:t>
+          <w:b/>
+          <w:bCs/>
+          <w:i w:val="false"/>
+          <w:caps w:val="false"/>
+          <w:smallCaps w:val="false"/>
+          <w:color w:val="000000"/>
+          <w:spacing w:val="0"/>
+          <w:sz w:val="28"/>
+          <w:szCs w:val="28"/>
+        </w:rPr>
+        <w:t xml:space="preserve">Платформа </w:t>
+      </w:r>
+      <w:r>
+        <w:rPr>
+          <w:rFonts w:ascii="Times New Roman" w:hAnsi="Times New Roman"/>
+          <w:b/>
+          <w:bCs/>
+          <w:i w:val="false"/>
+          <w:caps w:val="false"/>
+          <w:smallCaps w:val="false"/>
+          <w:color w:val="000000"/>
+          <w:spacing w:val="0"/>
+          <w:sz w:val="28"/>
+          <w:szCs w:val="28"/>
+        </w:rPr>
+        <w:t xml:space="preserve">ХБРЯ </w:t>
+      </w:r>
+      <w:r>
+        <w:rPr>
+          <w:rFonts w:ascii="Times New Roman" w:hAnsi="Times New Roman"/>
+          <w:b w:val="false"/>
+          <w:i w:val="false"/>
+          <w:caps w:val="false"/>
+          <w:smallCaps w:val="false"/>
+          <w:color w:val="000000"/>
+          <w:spacing w:val="0"/>
+          <w:sz w:val="28"/>
+          <w:szCs w:val="28"/>
+        </w:rPr>
+        <w:t>об’єднує робочу карту та модулі щодо радіаційн</w:t>
+      </w:r>
+      <w:r>
+        <w:rPr>
+          <w:rFonts w:ascii="Times New Roman" w:hAnsi="Times New Roman"/>
+          <w:b w:val="false"/>
+          <w:i w:val="false"/>
+          <w:caps w:val="false"/>
+          <w:smallCaps w:val="false"/>
+          <w:color w:val="000000"/>
+          <w:spacing w:val="0"/>
+          <w:sz w:val="28"/>
+          <w:szCs w:val="28"/>
+        </w:rPr>
+        <w:t>ого</w:t>
+      </w:r>
+      <w:r>
+        <w:rPr>
+          <w:rFonts w:ascii="Times New Roman" w:hAnsi="Times New Roman"/>
+          <w:b w:val="false"/>
+          <w:i w:val="false"/>
+          <w:caps w:val="false"/>
+          <w:smallCaps w:val="false"/>
+          <w:color w:val="000000"/>
+          <w:spacing w:val="0"/>
+          <w:sz w:val="28"/>
+          <w:szCs w:val="28"/>
+        </w:rPr>
+        <w:t xml:space="preserve"> моніторинг</w:t>
+      </w:r>
+      <w:r>
+        <w:rPr>
+          <w:rFonts w:ascii="Times New Roman" w:hAnsi="Times New Roman"/>
+          <w:b w:val="false"/>
+          <w:i w:val="false"/>
+          <w:caps w:val="false"/>
+          <w:smallCaps w:val="false"/>
+          <w:color w:val="000000"/>
+          <w:spacing w:val="0"/>
+          <w:sz w:val="28"/>
+          <w:szCs w:val="28"/>
+        </w:rPr>
+        <w:t>у</w:t>
+      </w:r>
+      <w:r>
+        <w:rPr>
+          <w:rFonts w:ascii="Times New Roman" w:hAnsi="Times New Roman"/>
+          <w:b w:val="false"/>
+          <w:i w:val="false"/>
+          <w:caps w:val="false"/>
+          <w:smallCaps w:val="false"/>
+          <w:color w:val="000000"/>
+          <w:spacing w:val="0"/>
+          <w:sz w:val="28"/>
+          <w:szCs w:val="28"/>
+        </w:rPr>
+        <w:t xml:space="preserve"> на території України та країн ЄС, прогнозування масштабів хімічної аварії, нанесення на карту радіаційної та хімічної обстановки за даними розвідки, оперативного пошуку аварійних карток небезпечних хімічних речовин, розрахунків дози опромінення людей у зоні радіоактивного забруднення та формалізовані документи щодо оцінки РХБ обстановки при виникненні ХБРЯ інцидентів:</w:t>
       </w:r>
     </w:p>
     <w:p>
@@ -1525,7 +1626,7 @@
           <w:sz w:val="28"/>
           <w:szCs w:val="28"/>
         </w:rPr>
-        <w:t xml:space="preserve">Платформи РХБ захисту, можна наносити радіаційно та хімічно небезпечні об’єкти, зони радіоактивного та хімічного забруднення, а при збереженні карти у форматі png − наносити інші умовні знаки згідно з Методичними рекомендаціями щодо розроблення картографічних документів у сфері цивільного захисту.   </w:t>
+        <w:t xml:space="preserve">Платформи РХБ захисту, можна наносити радіаційно та хімічно небезпечні об’єкти, зони радіоактивного та хімічного забруднення, інші умовні знаки згідно з Методичними рекомендаціями щодо розроблення картографічних документів у сфері цивільного захисту.   </w:t>
       </w:r>
       <w:r>
         <w:rPr>
@@ -1730,47 +1831,7 @@
           <w:sz w:val="28"/>
           <w:szCs w:val="28"/>
         </w:rPr>
-        <w:t>«</w:t>
-      </w:r>
-      <w:r>
-        <w:rPr>
-          <w:rFonts w:ascii="Times New Roman" w:hAnsi="Times New Roman"/>
-          <w:b/>
-          <w:bCs/>
-          <w:sz w:val="28"/>
-          <w:szCs w:val="28"/>
-        </w:rPr>
-        <w:t>З</w:t>
-      </w:r>
-      <w:r>
-        <w:rPr>
-          <w:rFonts w:ascii="Times New Roman" w:hAnsi="Times New Roman"/>
-          <w:b/>
-          <w:bCs/>
-          <w:sz w:val="28"/>
-          <w:szCs w:val="28"/>
-        </w:rPr>
-        <w:t xml:space="preserve">нак </w:t>
-      </w:r>
-      <w:r>
-        <w:rPr>
-          <w:rFonts w:ascii="Times New Roman" w:hAnsi="Times New Roman"/>
-          <w:b/>
-          <w:bCs/>
-          <w:sz w:val="28"/>
-          <w:szCs w:val="28"/>
-        </w:rPr>
-        <w:t>РХБЗ</w:t>
-      </w:r>
-      <w:r>
-        <w:rPr>
-          <w:rFonts w:ascii="Times New Roman" w:hAnsi="Times New Roman"/>
-          <w:b/>
-          <w:bCs/>
-          <w:sz w:val="28"/>
-          <w:szCs w:val="28"/>
-        </w:rPr>
-        <w:t>»</w:t>
+        <w:t>«Знак РХБЗ»</w:t>
       </w:r>
       <w:r>
         <w:rPr>

--- a/docs/1. ІНСТРУКЦІЯ користування Платформою ХБРЯ.docx
+++ b/docs/1. ІНСТРУКЦІЯ користування Платформою ХБРЯ.docx
@@ -219,22 +219,7 @@
           <w:sz w:val="28"/>
           <w:szCs w:val="28"/>
         </w:rPr>
-        <w:t xml:space="preserve">Платформа </w:t>
-      </w:r>
-      <w:r>
-        <w:rPr>
-          <w:rFonts w:eastAsia="Noto Serif CJK SC" w:cs="Lohit Devanagari" w:ascii="Times New Roman" w:hAnsi="Times New Roman"/>
-          <w:b/>
-          <w:bCs/>
-          <w:i w:val="false"/>
-          <w:caps w:val="false"/>
-          <w:smallCaps w:val="false"/>
-          <w:color w:val="000000"/>
-          <w:spacing w:val="0"/>
-          <w:sz w:val="28"/>
-          <w:szCs w:val="28"/>
-        </w:rPr>
-        <w:t>ХБРЯ</w:t>
+        <w:t>Платформа ХБРЯ</w:t>
       </w:r>
       <w:r>
         <w:rPr>
@@ -324,92 +309,21 @@
           <w:sz w:val="28"/>
           <w:szCs w:val="28"/>
         </w:rPr>
-        <w:t xml:space="preserve">Платформа </w:t>
-      </w:r>
-      <w:r>
-        <w:rPr>
-          <w:rFonts w:ascii="Times New Roman" w:hAnsi="Times New Roman"/>
-          <w:b/>
-          <w:bCs/>
-          <w:i w:val="false"/>
-          <w:caps w:val="false"/>
-          <w:smallCaps w:val="false"/>
-          <w:color w:val="000000"/>
-          <w:spacing w:val="0"/>
-          <w:sz w:val="28"/>
-          <w:szCs w:val="28"/>
-        </w:rPr>
-        <w:t xml:space="preserve">ХБРЯ </w:t>
-      </w:r>
-      <w:r>
-        <w:rPr>
-          <w:rFonts w:ascii="Times New Roman" w:hAnsi="Times New Roman"/>
-          <w:b w:val="false"/>
-          <w:i w:val="false"/>
-          <w:caps w:val="false"/>
-          <w:smallCaps w:val="false"/>
-          <w:color w:val="000000"/>
-          <w:spacing w:val="0"/>
-          <w:sz w:val="28"/>
-          <w:szCs w:val="28"/>
-        </w:rPr>
-        <w:t>об’єднує робочу карту та модулі щодо радіаційн</w:t>
-      </w:r>
-      <w:r>
-        <w:rPr>
-          <w:rFonts w:ascii="Times New Roman" w:hAnsi="Times New Roman"/>
-          <w:b w:val="false"/>
-          <w:i w:val="false"/>
-          <w:caps w:val="false"/>
-          <w:smallCaps w:val="false"/>
-          <w:color w:val="000000"/>
-          <w:spacing w:val="0"/>
-          <w:sz w:val="28"/>
-          <w:szCs w:val="28"/>
-        </w:rPr>
-        <w:t>ого</w:t>
-      </w:r>
-      <w:r>
-        <w:rPr>
-          <w:rFonts w:ascii="Times New Roman" w:hAnsi="Times New Roman"/>
-          <w:b w:val="false"/>
-          <w:i w:val="false"/>
-          <w:caps w:val="false"/>
-          <w:smallCaps w:val="false"/>
-          <w:color w:val="000000"/>
-          <w:spacing w:val="0"/>
-          <w:sz w:val="28"/>
-          <w:szCs w:val="28"/>
-        </w:rPr>
-        <w:t xml:space="preserve"> моніторинг</w:t>
-      </w:r>
-      <w:r>
-        <w:rPr>
-          <w:rFonts w:ascii="Times New Roman" w:hAnsi="Times New Roman"/>
-          <w:b w:val="false"/>
-          <w:i w:val="false"/>
-          <w:caps w:val="false"/>
-          <w:smallCaps w:val="false"/>
-          <w:color w:val="000000"/>
-          <w:spacing w:val="0"/>
-          <w:sz w:val="28"/>
-          <w:szCs w:val="28"/>
-        </w:rPr>
-        <w:t>у</w:t>
-      </w:r>
-      <w:r>
-        <w:rPr>
-          <w:rFonts w:ascii="Times New Roman" w:hAnsi="Times New Roman"/>
-          <w:b w:val="false"/>
-          <w:i w:val="false"/>
-          <w:caps w:val="false"/>
-          <w:smallCaps w:val="false"/>
-          <w:color w:val="000000"/>
-          <w:spacing w:val="0"/>
-          <w:sz w:val="28"/>
-          <w:szCs w:val="28"/>
-        </w:rPr>
-        <w:t xml:space="preserve"> на території України та країн ЄС, прогнозування масштабів хімічної аварії, нанесення на карту радіаційної та хімічної обстановки за даними розвідки, оперативного пошуку аварійних карток небезпечних хімічних речовин, розрахунків дози опромінення людей у зоні радіоактивного забруднення та формалізовані документи щодо оцінки РХБ обстановки при виникненні ХБРЯ інцидентів:</w:t>
+        <w:t xml:space="preserve">Платформа ХБРЯ </w:t>
+      </w:r>
+      <w:r>
+        <w:rPr>
+          <w:rFonts w:ascii="Times New Roman" w:hAnsi="Times New Roman"/>
+          <w:b w:val="false"/>
+          <w:i w:val="false"/>
+          <w:caps w:val="false"/>
+          <w:smallCaps w:val="false"/>
+          <w:color w:val="000000"/>
+          <w:spacing w:val="0"/>
+          <w:sz w:val="28"/>
+          <w:szCs w:val="28"/>
+        </w:rPr>
+        <w:t>об’єднує робочу карту та модулі щодо радіаційного моніторингу на території України та країн ЄС, прогнозування масштабів хімічної аварії, нанесення на карту радіаційної та хімічної обстановки за даними розвідки, оперативного пошуку аварійних карток небезпечних хімічних речовин, розрахунків дози опромінення людей у зоні радіоактивного забруднення та формалізовані документи щодо оцінки РХБ обстановки при виникненні ХБРЯ інцидентів:</w:t>
       </w:r>
     </w:p>
     <w:p>
@@ -1849,7 +1763,47 @@
           <w:sz w:val="28"/>
           <w:szCs w:val="28"/>
         </w:rPr>
-        <w:t xml:space="preserve"> виберіть умовний знак з випадаючого списку та клікніть на карті точку для його нанесення.</w:t>
+        <w:t xml:space="preserve"> виберіть умовний знак з випадаючого списку та клікніть на карті точку для його нанесення.                               </w:t>
+      </w:r>
+      <w:r>
+        <w:rPr>
+          <w:rFonts w:ascii="Times New Roman" w:hAnsi="Times New Roman"/>
+          <w:b/>
+          <w:bCs/>
+          <w:sz w:val="28"/>
+          <w:szCs w:val="28"/>
+        </w:rPr>
+        <w:t xml:space="preserve">Завершення нанесення вибраного умовного знаку на карті: </w:t>
+      </w:r>
+      <w:r>
+        <w:rPr>
+          <w:rFonts w:ascii="Times New Roman" w:hAnsi="Times New Roman"/>
+          <w:b w:val="false"/>
+          <w:bCs w:val="false"/>
+          <w:sz w:val="28"/>
+          <w:szCs w:val="28"/>
+        </w:rPr>
+        <w:t xml:space="preserve">на панелі управління знаками виберіть та натисніть вкладку «Знак РХБЗ». </w:t>
+      </w:r>
+      <w:r>
+        <w:rPr>
+          <w:rFonts w:ascii="Times New Roman" w:hAnsi="Times New Roman"/>
+          <w:b/>
+          <w:bCs/>
+          <w:sz w:val="28"/>
+          <w:szCs w:val="28"/>
+        </w:rPr>
+        <w:t xml:space="preserve">Видалення умовного знаку:  на карті </w:t>
+      </w:r>
+      <w:r>
+        <w:rPr>
+          <w:rFonts w:ascii="Times New Roman" w:hAnsi="Times New Roman"/>
+          <w:b w:val="false"/>
+          <w:bCs w:val="false"/>
+          <w:sz w:val="28"/>
+          <w:szCs w:val="28"/>
+        </w:rPr>
+        <w:t xml:space="preserve">клікніть по нанесеному знаку для його видалення. </w:t>
       </w:r>
     </w:p>
     <w:p>
@@ -1904,45 +1858,24 @@
           <w:sz w:val="28"/>
           <w:szCs w:val="28"/>
         </w:rPr>
-        <w:t>, клікніть на карті точку, введіть текст у діалоговому вікні та нажміть ОК.</w:t>
-      </w:r>
-    </w:p>
-    <w:p>
-      <w:pPr>
-        <w:pStyle w:val="BodyText"/>
-        <w:numPr>
-          <w:ilvl w:val="0"/>
-          <w:numId w:val="1"/>
-        </w:numPr>
-        <w:tabs>
-          <w:tab w:val="clear" w:pos="709"/>
-          <w:tab w:val="left" w:pos="0" w:leader="none"/>
-        </w:tabs>
-        <w:spacing w:lineRule="auto" w:line="240" w:before="0" w:after="0"/>
-        <w:ind w:hanging="283" w:left="709"/>
-        <w:jc w:val="both"/>
-        <w:rPr>
-          <w:rFonts w:ascii="Times New Roman" w:hAnsi="Times New Roman"/>
-          <w:sz w:val="28"/>
-          <w:szCs w:val="28"/>
-        </w:rPr>
-      </w:pPr>
-      <w:r>
-        <w:rPr>
-          <w:rFonts w:ascii="Times New Roman" w:hAnsi="Times New Roman"/>
-          <w:b/>
-          <w:sz w:val="28"/>
-          <w:szCs w:val="28"/>
-        </w:rPr>
-        <w:t>Видалення умовного знаку/тексту:</w:t>
-      </w:r>
-      <w:r>
-        <w:rPr>
-          <w:rFonts w:ascii="Times New Roman" w:hAnsi="Times New Roman"/>
-          <w:sz w:val="28"/>
-          <w:szCs w:val="28"/>
-        </w:rPr>
-        <w:t xml:space="preserve"> на карті клікніть по нанесеному знаку або тексту для його видалення.</w:t>
+        <w:t xml:space="preserve">, клікніть на карті точку, введіть текст у діалоговому вікні та нажміть ОК. </w:t>
+      </w:r>
+      <w:r>
+        <w:rPr>
+          <w:rFonts w:ascii="Times New Roman" w:hAnsi="Times New Roman"/>
+          <w:b/>
+          <w:sz w:val="28"/>
+          <w:szCs w:val="28"/>
+        </w:rPr>
+        <w:t>Видалення тексту:</w:t>
+      </w:r>
+      <w:r>
+        <w:rPr>
+          <w:rFonts w:ascii="Times New Roman" w:hAnsi="Times New Roman"/>
+          <w:sz w:val="28"/>
+          <w:szCs w:val="28"/>
+        </w:rPr>
+        <w:t xml:space="preserve"> на карті клікніть по нанесеному тексту для його видалення.</w:t>
       </w:r>
     </w:p>
     <w:p>

--- a/docs/1. ІНСТРУКЦІЯ користування Платформою ХБРЯ.docx
+++ b/docs/1. ІНСТРУКЦІЯ користування Платформою ХБРЯ.docx
@@ -1783,7 +1783,57 @@
           <w:sz w:val="28"/>
           <w:szCs w:val="28"/>
         </w:rPr>
-        <w:t xml:space="preserve">на панелі управління знаками виберіть та натисніть вкладку «Знак РХБЗ». </w:t>
+        <w:t>нати</w:t>
+      </w:r>
+      <w:r>
+        <w:rPr>
+          <w:rFonts w:ascii="Times New Roman" w:hAnsi="Times New Roman"/>
+          <w:b w:val="false"/>
+          <w:bCs w:val="false"/>
+          <w:sz w:val="28"/>
+          <w:szCs w:val="28"/>
+        </w:rPr>
+        <w:t xml:space="preserve">сніть </w:t>
+      </w:r>
+      <w:r>
+        <w:rPr>
+          <w:rFonts w:ascii="Times New Roman" w:hAnsi="Times New Roman"/>
+          <w:b w:val="false"/>
+          <w:bCs w:val="false"/>
+          <w:sz w:val="28"/>
+          <w:szCs w:val="28"/>
+        </w:rPr>
+        <w:t xml:space="preserve">кнопку </w:t>
+      </w:r>
+      <w:r>
+        <w:rPr>
+          <w:rFonts w:ascii="Times New Roman" w:hAnsi="Times New Roman"/>
+          <w:b/>
+          <w:bCs/>
+          <w:sz w:val="28"/>
+          <w:szCs w:val="28"/>
+        </w:rPr>
+        <w:t>«Завершити знак»</w:t>
+      </w:r>
+      <w:r>
+        <w:rPr>
+          <w:rFonts w:ascii="Times New Roman" w:hAnsi="Times New Roman"/>
+          <w:b/>
+          <w:bCs/>
+          <w:sz w:val="28"/>
+          <w:szCs w:val="28"/>
+        </w:rPr>
+        <w:t>.</w:t>
+      </w:r>
+      <w:r>
+        <w:rPr>
+          <w:rFonts w:ascii="Times New Roman" w:hAnsi="Times New Roman"/>
+          <w:b w:val="false"/>
+          <w:bCs w:val="false"/>
+          <w:sz w:val="28"/>
+          <w:szCs w:val="28"/>
+        </w:rPr>
+        <w:t xml:space="preserve"> </w:t>
       </w:r>
       <w:r>
         <w:rPr>

--- a/docs/1. ІНСТРУКЦІЯ користування Платформою ХБРЯ.docx
+++ b/docs/1. ІНСТРУКЦІЯ користування Платформою ХБРЯ.docx
@@ -1740,12 +1740,48 @@
       <w:r>
         <w:rPr>
           <w:rFonts w:ascii="Times New Roman" w:hAnsi="Times New Roman"/>
-          <w:b/>
-          <w:bCs/>
-          <w:sz w:val="28"/>
-          <w:szCs w:val="28"/>
-        </w:rPr>
-        <w:t>«Знак РХБЗ»</w:t>
+          <w:sz w:val="28"/>
+          <w:szCs w:val="28"/>
+        </w:rPr>
+        <w:t>випадаючого списку</w:t>
+      </w:r>
+      <w:r>
+        <w:rPr>
+          <w:rFonts w:ascii="Times New Roman" w:hAnsi="Times New Roman"/>
+          <w:sz w:val="28"/>
+          <w:szCs w:val="28"/>
+        </w:rPr>
+        <w:t xml:space="preserve"> </w:t>
+      </w:r>
+      <w:r>
+        <w:rPr>
+          <w:rFonts w:ascii="Times New Roman" w:hAnsi="Times New Roman"/>
+          <w:b/>
+          <w:bCs/>
+          <w:sz w:val="28"/>
+          <w:szCs w:val="28"/>
+        </w:rPr>
+        <w:t>«</w:t>
+      </w:r>
+      <w:r>
+        <w:rPr>
+          <w:rFonts w:ascii="Times New Roman" w:hAnsi="Times New Roman"/>
+          <w:b/>
+          <w:bCs/>
+          <w:sz w:val="28"/>
+          <w:szCs w:val="28"/>
+        </w:rPr>
+        <w:t>Оберіть з</w:t>
+      </w:r>
+      <w:r>
+        <w:rPr>
+          <w:rFonts w:ascii="Times New Roman" w:hAnsi="Times New Roman"/>
+          <w:b/>
+          <w:bCs/>
+          <w:sz w:val="28"/>
+          <w:szCs w:val="28"/>
+        </w:rPr>
+        <w:t>нак»</w:t>
       </w:r>
       <w:r>
         <w:rPr>
@@ -1763,7 +1799,7 @@
           <w:sz w:val="28"/>
           <w:szCs w:val="28"/>
         </w:rPr>
-        <w:t xml:space="preserve"> виберіть умовний знак з випадаючого списку та клікніть на карті точку для його нанесення.                               </w:t>
+        <w:t xml:space="preserve"> виберіть умовний знак та клікніть на карті точку для його нанесення.                               </w:t>
       </w:r>
       <w:r>
         <w:rPr>
@@ -1783,7 +1819,7 @@
           <w:sz w:val="28"/>
           <w:szCs w:val="28"/>
         </w:rPr>
-        <w:t>нати</w:t>
+        <w:t xml:space="preserve">натисніть кнопку </w:t>
       </w:r>
       <w:r>
         <w:rPr>
@@ -1793,37 +1829,37 @@
           <w:sz w:val="28"/>
           <w:szCs w:val="28"/>
         </w:rPr>
-        <w:t xml:space="preserve">сніть </w:t>
-      </w:r>
-      <w:r>
-        <w:rPr>
-          <w:rFonts w:ascii="Times New Roman" w:hAnsi="Times New Roman"/>
-          <w:b w:val="false"/>
-          <w:bCs w:val="false"/>
-          <w:sz w:val="28"/>
-          <w:szCs w:val="28"/>
-        </w:rPr>
-        <w:t xml:space="preserve">кнопку </w:t>
-      </w:r>
-      <w:r>
-        <w:rPr>
-          <w:rFonts w:ascii="Times New Roman" w:hAnsi="Times New Roman"/>
-          <w:b/>
-          <w:bCs/>
-          <w:sz w:val="28"/>
-          <w:szCs w:val="28"/>
-        </w:rPr>
-        <w:t>«Завершити знак»</w:t>
-      </w:r>
-      <w:r>
-        <w:rPr>
-          <w:rFonts w:ascii="Times New Roman" w:hAnsi="Times New Roman"/>
-          <w:b/>
-          <w:bCs/>
-          <w:sz w:val="28"/>
-          <w:szCs w:val="28"/>
-        </w:rPr>
-        <w:t>.</w:t>
+        <w:t xml:space="preserve">випадаючого списку </w:t>
+      </w:r>
+      <w:r>
+        <w:rPr>
+          <w:rFonts w:ascii="Times New Roman" w:hAnsi="Times New Roman"/>
+          <w:b/>
+          <w:bCs/>
+          <w:sz w:val="28"/>
+          <w:szCs w:val="28"/>
+        </w:rPr>
+        <w:t>«</w:t>
+      </w:r>
+      <w:r>
+        <w:rPr>
+          <w:rFonts w:ascii="Times New Roman" w:hAnsi="Times New Roman"/>
+          <w:b/>
+          <w:bCs/>
+          <w:sz w:val="28"/>
+          <w:szCs w:val="28"/>
+        </w:rPr>
+        <w:t xml:space="preserve">Оберіть </w:t>
+      </w:r>
+      <w:r>
+        <w:rPr>
+          <w:rFonts w:ascii="Times New Roman" w:hAnsi="Times New Roman"/>
+          <w:b/>
+          <w:bCs/>
+          <w:sz w:val="28"/>
+          <w:szCs w:val="28"/>
+        </w:rPr>
+        <w:t>знак».</w:t>
       </w:r>
       <w:r>
         <w:rPr>

--- a/docs/1. ІНСТРУКЦІЯ користування Платформою ХБРЯ.docx
+++ b/docs/1. ІНСТРУКЦІЯ користування Платформою ХБРЯ.docx
@@ -827,7 +827,37 @@
           <w:sz w:val="28"/>
           <w:szCs w:val="28"/>
         </w:rPr>
-        <w:t xml:space="preserve">2.2. Токсодози бойових отруйних речовин </w:t>
+        <w:t xml:space="preserve">2.2. </w:t>
+      </w:r>
+      <w:r>
+        <w:rPr>
+          <w:rFonts w:eastAsia="Noto Serif CJK SC" w:cs="Lohit Devanagari" w:ascii="Times New Roman" w:hAnsi="Times New Roman"/>
+          <w:b/>
+          <w:bCs/>
+          <w:i w:val="false"/>
+          <w:caps w:val="false"/>
+          <w:smallCaps w:val="false"/>
+          <w:color w:val="000000"/>
+          <w:spacing w:val="0"/>
+          <w:sz w:val="28"/>
+          <w:szCs w:val="28"/>
+        </w:rPr>
+        <w:t>Рівні небезпечного впливу (AEGL) БОР та НХР</w:t>
+      </w:r>
+      <w:r>
+        <w:rPr>
+          <w:rFonts w:eastAsia="Noto Serif CJK SC" w:cs="Lohit Devanagari" w:ascii="Times New Roman" w:hAnsi="Times New Roman"/>
+          <w:b/>
+          <w:bCs/>
+          <w:i w:val="false"/>
+          <w:caps w:val="false"/>
+          <w:smallCaps w:val="false"/>
+          <w:color w:val="000000"/>
+          <w:spacing w:val="0"/>
+          <w:sz w:val="28"/>
+          <w:szCs w:val="28"/>
+        </w:rPr>
+        <w:t xml:space="preserve"> </w:t>
       </w:r>
       <w:r>
         <w:rPr>
@@ -842,7 +872,37 @@
           <w:sz w:val="28"/>
           <w:szCs w:val="28"/>
         </w:rPr>
-        <w:t xml:space="preserve">− застосунок, що включає  інформацію про концентрації бойових отруйних речовин, що викликають ознаки </w:t>
+        <w:t xml:space="preserve">− застосунок, що включає  інформацію про концентрації бойових отруйних речовин </w:t>
+      </w:r>
+      <w:r>
+        <w:rPr>
+          <w:rFonts w:eastAsia="Times New Roman" w:cs="Times New Roman" w:ascii="Times New Roman" w:hAnsi="Times New Roman"/>
+          <w:b w:val="false"/>
+          <w:bCs w:val="false"/>
+          <w:i w:val="false"/>
+          <w:caps w:val="false"/>
+          <w:smallCaps w:val="false"/>
+          <w:color w:val="000000"/>
+          <w:spacing w:val="0"/>
+          <w:sz w:val="28"/>
+          <w:szCs w:val="28"/>
+        </w:rPr>
+        <w:t>небезпечних хімічних речовин</w:t>
+      </w:r>
+      <w:r>
+        <w:rPr>
+          <w:rFonts w:eastAsia="Times New Roman" w:cs="Times New Roman" w:ascii="Times New Roman" w:hAnsi="Times New Roman"/>
+          <w:b w:val="false"/>
+          <w:bCs w:val="false"/>
+          <w:i w:val="false"/>
+          <w:caps w:val="false"/>
+          <w:smallCaps w:val="false"/>
+          <w:color w:val="000000"/>
+          <w:spacing w:val="0"/>
+          <w:sz w:val="28"/>
+          <w:szCs w:val="28"/>
+        </w:rPr>
+        <w:t xml:space="preserve">, що викликають ознаки </w:t>
       </w:r>
       <w:r>
         <w:rPr>
@@ -1735,53 +1795,17 @@
           <w:sz w:val="28"/>
           <w:szCs w:val="28"/>
         </w:rPr>
-        <w:t xml:space="preserve"> На панелі управління знаками ( на карті вгорі праворуч) натисність кнопку </w:t>
-      </w:r>
-      <w:r>
-        <w:rPr>
-          <w:rFonts w:ascii="Times New Roman" w:hAnsi="Times New Roman"/>
-          <w:sz w:val="28"/>
-          <w:szCs w:val="28"/>
-        </w:rPr>
-        <w:t>випадаючого списку</w:t>
-      </w:r>
-      <w:r>
-        <w:rPr>
-          <w:rFonts w:ascii="Times New Roman" w:hAnsi="Times New Roman"/>
-          <w:sz w:val="28"/>
-          <w:szCs w:val="28"/>
-        </w:rPr>
-        <w:t xml:space="preserve"> </w:t>
-      </w:r>
-      <w:r>
-        <w:rPr>
-          <w:rFonts w:ascii="Times New Roman" w:hAnsi="Times New Roman"/>
-          <w:b/>
-          <w:bCs/>
-          <w:sz w:val="28"/>
-          <w:szCs w:val="28"/>
-        </w:rPr>
-        <w:t>«</w:t>
-      </w:r>
-      <w:r>
-        <w:rPr>
-          <w:rFonts w:ascii="Times New Roman" w:hAnsi="Times New Roman"/>
-          <w:b/>
-          <w:bCs/>
-          <w:sz w:val="28"/>
-          <w:szCs w:val="28"/>
-        </w:rPr>
-        <w:t>Оберіть з</w:t>
-      </w:r>
-      <w:r>
-        <w:rPr>
-          <w:rFonts w:ascii="Times New Roman" w:hAnsi="Times New Roman"/>
-          <w:b/>
-          <w:bCs/>
-          <w:sz w:val="28"/>
-          <w:szCs w:val="28"/>
-        </w:rPr>
-        <w:t>нак»</w:t>
+        <w:t xml:space="preserve"> На панелі управління знаками ( на карті вгорі праворуч) натисність кнопку випадаючого списку </w:t>
+      </w:r>
+      <w:r>
+        <w:rPr>
+          <w:rFonts w:ascii="Times New Roman" w:hAnsi="Times New Roman"/>
+          <w:b/>
+          <w:bCs/>
+          <w:sz w:val="28"/>
+          <w:szCs w:val="28"/>
+        </w:rPr>
+        <w:t>«Оберіть знак»</w:t>
       </w:r>
       <w:r>
         <w:rPr>
@@ -1819,47 +1843,17 @@
           <w:sz w:val="28"/>
           <w:szCs w:val="28"/>
         </w:rPr>
-        <w:t xml:space="preserve">натисніть кнопку </w:t>
-      </w:r>
-      <w:r>
-        <w:rPr>
-          <w:rFonts w:ascii="Times New Roman" w:hAnsi="Times New Roman"/>
-          <w:b w:val="false"/>
-          <w:bCs w:val="false"/>
-          <w:sz w:val="28"/>
-          <w:szCs w:val="28"/>
-        </w:rPr>
-        <w:t xml:space="preserve">випадаючого списку </w:t>
-      </w:r>
-      <w:r>
-        <w:rPr>
-          <w:rFonts w:ascii="Times New Roman" w:hAnsi="Times New Roman"/>
-          <w:b/>
-          <w:bCs/>
-          <w:sz w:val="28"/>
-          <w:szCs w:val="28"/>
-        </w:rPr>
-        <w:t>«</w:t>
-      </w:r>
-      <w:r>
-        <w:rPr>
-          <w:rFonts w:ascii="Times New Roman" w:hAnsi="Times New Roman"/>
-          <w:b/>
-          <w:bCs/>
-          <w:sz w:val="28"/>
-          <w:szCs w:val="28"/>
-        </w:rPr>
-        <w:t xml:space="preserve">Оберіть </w:t>
-      </w:r>
-      <w:r>
-        <w:rPr>
-          <w:rFonts w:ascii="Times New Roman" w:hAnsi="Times New Roman"/>
-          <w:b/>
-          <w:bCs/>
-          <w:sz w:val="28"/>
-          <w:szCs w:val="28"/>
-        </w:rPr>
-        <w:t>знак».</w:t>
+        <w:t xml:space="preserve">натисніть кнопку випадаючого списку </w:t>
+      </w:r>
+      <w:r>
+        <w:rPr>
+          <w:rFonts w:ascii="Times New Roman" w:hAnsi="Times New Roman"/>
+          <w:b/>
+          <w:bCs/>
+          <w:sz w:val="28"/>
+          <w:szCs w:val="28"/>
+        </w:rPr>
+        <w:t>«Оберіть знак».</w:t>
       </w:r>
       <w:r>
         <w:rPr>

--- a/docs/1. ІНСТРУКЦІЯ користування Платформою ХБРЯ.docx
+++ b/docs/1. ІНСТРУКЦІЯ користування Платформою ХБРЯ.docx
@@ -827,96 +827,66 @@
           <w:sz w:val="28"/>
           <w:szCs w:val="28"/>
         </w:rPr>
-        <w:t xml:space="preserve">2.2. </w:t>
+        <w:t xml:space="preserve">2.2. Рівні небезпечного впливу (AEGL) БОР та НХР </w:t>
+      </w:r>
+      <w:r>
+        <w:rPr>
+          <w:rFonts w:eastAsia="Times New Roman" w:cs="Times New Roman" w:ascii="Times New Roman" w:hAnsi="Times New Roman"/>
+          <w:b w:val="false"/>
+          <w:bCs w:val="false"/>
+          <w:i w:val="false"/>
+          <w:caps w:val="false"/>
+          <w:smallCaps w:val="false"/>
+          <w:color w:val="000000"/>
+          <w:spacing w:val="0"/>
+          <w:sz w:val="28"/>
+          <w:szCs w:val="28"/>
+        </w:rPr>
+        <w:t xml:space="preserve">− застосунок, що включає  інформацію про концентрації бойових отруйних речовин небезпечних хімічних речовин, що викликають ознаки </w:t>
       </w:r>
       <w:r>
         <w:rPr>
           <w:rFonts w:eastAsia="Noto Serif CJK SC" w:cs="Lohit Devanagari" w:ascii="Times New Roman" w:hAnsi="Times New Roman"/>
-          <w:b/>
-          <w:bCs/>
-          <w:i w:val="false"/>
-          <w:caps w:val="false"/>
-          <w:smallCaps w:val="false"/>
-          <w:color w:val="000000"/>
-          <w:spacing w:val="0"/>
-          <w:sz w:val="28"/>
-          <w:szCs w:val="28"/>
-        </w:rPr>
-        <w:t>Рівні небезпечного впливу (AEGL) БОР та НХР</w:t>
-      </w:r>
+          <w:b w:val="false"/>
+          <w:i w:val="false"/>
+          <w:caps w:val="false"/>
+          <w:smallCaps w:val="false"/>
+          <w:color w:val="000000"/>
+          <w:spacing w:val="0"/>
+          <w:sz w:val="28"/>
+          <w:szCs w:val="28"/>
+        </w:rPr>
+        <w:t>отруєння людей за рівнями: AEGL1 (порогові ознаки отруєння), AEGL2 (середні ознаки отруєння), AEGL3 (важкі ознаки отруєння) протягом визначеного часу  (10 хв, 30 хв, 1 год, 4 год, 8 год).</w:t>
+      </w:r>
+    </w:p>
+    <w:p>
+      <w:pPr>
+        <w:pStyle w:val="BodyText"/>
+        <w:widowControl/>
+        <w:suppressAutoHyphens w:val="true"/>
+        <w:bidi w:val="0"/>
+        <w:spacing w:lineRule="auto" w:line="240" w:before="0" w:after="0"/>
+        <w:ind w:firstLine="567" w:left="0" w:right="0"/>
+        <w:jc w:val="both"/>
+        <w:rPr>
+          <w:rFonts w:ascii="Times New Roman" w:hAnsi="Times New Roman"/>
+          <w:sz w:val="28"/>
+          <w:szCs w:val="28"/>
+        </w:rPr>
+      </w:pPr>
       <w:r>
         <w:rPr>
           <w:rFonts w:eastAsia="Noto Serif CJK SC" w:cs="Lohit Devanagari" w:ascii="Times New Roman" w:hAnsi="Times New Roman"/>
-          <w:b/>
-          <w:bCs/>
-          <w:i w:val="false"/>
-          <w:caps w:val="false"/>
-          <w:smallCaps w:val="false"/>
-          <w:color w:val="000000"/>
-          <w:spacing w:val="0"/>
-          <w:sz w:val="28"/>
-          <w:szCs w:val="28"/>
-        </w:rPr>
-        <w:t xml:space="preserve"> </w:t>
-      </w:r>
-      <w:r>
-        <w:rPr>
-          <w:rFonts w:eastAsia="Times New Roman" w:cs="Times New Roman" w:ascii="Times New Roman" w:hAnsi="Times New Roman"/>
-          <w:b w:val="false"/>
-          <w:bCs w:val="false"/>
-          <w:i w:val="false"/>
-          <w:caps w:val="false"/>
-          <w:smallCaps w:val="false"/>
-          <w:color w:val="000000"/>
-          <w:spacing w:val="0"/>
-          <w:sz w:val="28"/>
-          <w:szCs w:val="28"/>
-        </w:rPr>
-        <w:t xml:space="preserve">− застосунок, що включає  інформацію про концентрації бойових отруйних речовин </w:t>
-      </w:r>
-      <w:r>
-        <w:rPr>
-          <w:rFonts w:eastAsia="Times New Roman" w:cs="Times New Roman" w:ascii="Times New Roman" w:hAnsi="Times New Roman"/>
-          <w:b w:val="false"/>
-          <w:bCs w:val="false"/>
-          <w:i w:val="false"/>
-          <w:caps w:val="false"/>
-          <w:smallCaps w:val="false"/>
-          <w:color w:val="000000"/>
-          <w:spacing w:val="0"/>
-          <w:sz w:val="28"/>
-          <w:szCs w:val="28"/>
-        </w:rPr>
-        <w:t>небезпечних хімічних речовин</w:t>
-      </w:r>
-      <w:r>
-        <w:rPr>
-          <w:rFonts w:eastAsia="Times New Roman" w:cs="Times New Roman" w:ascii="Times New Roman" w:hAnsi="Times New Roman"/>
-          <w:b w:val="false"/>
-          <w:bCs w:val="false"/>
-          <w:i w:val="false"/>
-          <w:caps w:val="false"/>
-          <w:smallCaps w:val="false"/>
-          <w:color w:val="000000"/>
-          <w:spacing w:val="0"/>
-          <w:sz w:val="28"/>
-          <w:szCs w:val="28"/>
-        </w:rPr>
-        <w:t xml:space="preserve">, що викликають ознаки </w:t>
-      </w:r>
-      <w:r>
-        <w:rPr>
-          <w:rFonts w:eastAsia="Noto Serif CJK SC" w:cs="Lohit Devanagari" w:ascii="Times New Roman" w:hAnsi="Times New Roman"/>
-          <w:b w:val="false"/>
-          <w:i w:val="false"/>
-          <w:caps w:val="false"/>
-          <w:smallCaps w:val="false"/>
-          <w:color w:val="000000"/>
-          <w:spacing w:val="0"/>
-          <w:sz w:val="28"/>
-          <w:szCs w:val="28"/>
-        </w:rPr>
-        <w:t>отруєння людей за рівнями: AEGL1 (порогові ознаки отруєння), AEGL2 (середні ознаки отруєння), AEGL3 (важкі ознаки отруєння) протягом визначеного часу  (10 хв, 30 хв, 1 год, 4 год, 8 год).</w:t>
+          <w:b w:val="false"/>
+          <w:i w:val="false"/>
+          <w:caps w:val="false"/>
+          <w:smallCaps w:val="false"/>
+          <w:color w:val="000000"/>
+          <w:spacing w:val="0"/>
+          <w:sz w:val="28"/>
+          <w:szCs w:val="28"/>
+        </w:rPr>
+        <w:t>При введенні інформації про фактичну концентрацію БОР та НХР на місцевості застосунок визначає, до якого рівня небезпечного впливу відноситься забруднення місцевості БОР та НХР у точці вимірювання їх концентрації.</w:t>
       </w:r>
     </w:p>
     <w:p>

--- a/docs/1. ІНСТРУКЦІЯ користування Платформою ХБРЯ.docx
+++ b/docs/1. ІНСТРУКЦІЯ користування Платформою ХБРЯ.docx
@@ -1754,28 +1754,109 @@
         <w:rPr>
           <w:rFonts w:ascii="Times New Roman" w:hAnsi="Times New Roman"/>
           <w:b/>
-          <w:sz w:val="28"/>
-          <w:szCs w:val="28"/>
-        </w:rPr>
-        <w:t>Умовні знаки:</w:t>
-      </w:r>
-      <w:r>
-        <w:rPr>
-          <w:rFonts w:ascii="Times New Roman" w:hAnsi="Times New Roman"/>
-          <w:sz w:val="28"/>
-          <w:szCs w:val="28"/>
-        </w:rPr>
-        <w:t xml:space="preserve"> На панелі управління знаками ( на карті вгорі праворуч) натисність кнопку випадаючого списку </w:t>
-      </w:r>
-      <w:r>
-        <w:rPr>
-          <w:rFonts w:ascii="Times New Roman" w:hAnsi="Times New Roman"/>
-          <w:b/>
-          <w:bCs/>
-          <w:sz w:val="28"/>
-          <w:szCs w:val="28"/>
-        </w:rPr>
-        <w:t>«Оберіть знак»</w:t>
+          <w:bCs/>
+          <w:sz w:val="28"/>
+          <w:szCs w:val="28"/>
+        </w:rPr>
+        <w:t>Нанесення умовних знаків РХБЗ:</w:t>
+      </w:r>
+      <w:r>
+        <w:rPr>
+          <w:rFonts w:ascii="Times New Roman" w:hAnsi="Times New Roman"/>
+          <w:sz w:val="28"/>
+          <w:szCs w:val="28"/>
+        </w:rPr>
+        <w:t xml:space="preserve"> н</w:t>
+      </w:r>
+      <w:r>
+        <w:rPr>
+          <w:rFonts w:ascii="Times New Roman" w:hAnsi="Times New Roman"/>
+          <w:sz w:val="28"/>
+          <w:szCs w:val="28"/>
+        </w:rPr>
+        <w:t xml:space="preserve">а панелі </w:t>
+      </w:r>
+      <w:r>
+        <w:rPr>
+          <w:rFonts w:ascii="Times New Roman" w:hAnsi="Times New Roman"/>
+          <w:sz w:val="28"/>
+          <w:szCs w:val="28"/>
+        </w:rPr>
+        <w:t xml:space="preserve">під </w:t>
+      </w:r>
+      <w:r>
+        <w:rPr>
+          <w:rFonts w:ascii="Times New Roman" w:hAnsi="Times New Roman"/>
+          <w:sz w:val="28"/>
+          <w:szCs w:val="28"/>
+        </w:rPr>
+        <w:t>карт</w:t>
+      </w:r>
+      <w:r>
+        <w:rPr>
+          <w:rFonts w:ascii="Times New Roman" w:hAnsi="Times New Roman"/>
+          <w:sz w:val="28"/>
+          <w:szCs w:val="28"/>
+        </w:rPr>
+        <w:t>ою</w:t>
+      </w:r>
+      <w:r>
+        <w:rPr>
+          <w:rFonts w:ascii="Times New Roman" w:hAnsi="Times New Roman"/>
+          <w:sz w:val="28"/>
+          <w:szCs w:val="28"/>
+        </w:rPr>
+        <w:t xml:space="preserve"> натисність кнопку випадаючого списку </w:t>
+      </w:r>
+      <w:r>
+        <w:rPr>
+          <w:rFonts w:ascii="Times New Roman" w:hAnsi="Times New Roman"/>
+          <w:b/>
+          <w:bCs/>
+          <w:sz w:val="28"/>
+          <w:szCs w:val="28"/>
+        </w:rPr>
+        <w:t>«</w:t>
+      </w:r>
+      <w:r>
+        <w:rPr>
+          <w:rFonts w:ascii="Times New Roman" w:hAnsi="Times New Roman"/>
+          <w:b/>
+          <w:bCs/>
+          <w:sz w:val="28"/>
+          <w:szCs w:val="28"/>
+        </w:rPr>
+        <w:t>З</w:t>
+      </w:r>
+      <w:r>
+        <w:rPr>
+          <w:rFonts w:ascii="Times New Roman" w:hAnsi="Times New Roman"/>
+          <w:b/>
+          <w:bCs/>
+          <w:sz w:val="28"/>
+          <w:szCs w:val="28"/>
+        </w:rPr>
+        <w:t xml:space="preserve">нак </w:t>
+      </w:r>
+      <w:r>
+        <w:rPr>
+          <w:rFonts w:ascii="Times New Roman" w:hAnsi="Times New Roman"/>
+          <w:b/>
+          <w:bCs/>
+          <w:sz w:val="28"/>
+          <w:szCs w:val="28"/>
+        </w:rPr>
+        <w:t>РХБЗ</w:t>
+      </w:r>
+      <w:r>
+        <w:rPr>
+          <w:rFonts w:ascii="Times New Roman" w:hAnsi="Times New Roman"/>
+          <w:b/>
+          <w:bCs/>
+          <w:sz w:val="28"/>
+          <w:szCs w:val="28"/>
+        </w:rPr>
+        <w:t>»</w:t>
       </w:r>
       <w:r>
         <w:rPr>
@@ -1793,8 +1874,29 @@
           <w:sz w:val="28"/>
           <w:szCs w:val="28"/>
         </w:rPr>
-        <w:t xml:space="preserve"> виберіть умовний знак та клікніть на карті точку для його нанесення.                               </w:t>
-      </w:r>
+        <w:t xml:space="preserve"> виберіть умовний знак та клікніть на карті точку для його нанесення. </w:t>
+      </w:r>
+    </w:p>
+    <w:p>
+      <w:pPr>
+        <w:pStyle w:val="BodyText"/>
+        <w:numPr>
+          <w:ilvl w:val="0"/>
+          <w:numId w:val="0"/>
+        </w:numPr>
+        <w:tabs>
+          <w:tab w:val="clear" w:pos="709"/>
+          <w:tab w:val="left" w:pos="0" w:leader="none"/>
+        </w:tabs>
+        <w:spacing w:lineRule="auto" w:line="240" w:before="0" w:after="0"/>
+        <w:ind w:hanging="0" w:left="709"/>
+        <w:jc w:val="both"/>
+        <w:rPr>
+          <w:rFonts w:ascii="Times New Roman" w:hAnsi="Times New Roman"/>
+          <w:sz w:val="28"/>
+          <w:szCs w:val="28"/>
+        </w:rPr>
+      </w:pPr>
       <w:r>
         <w:rPr>
           <w:rFonts w:ascii="Times New Roman" w:hAnsi="Times New Roman"/>
@@ -1813,17 +1915,68 @@
           <w:sz w:val="28"/>
           <w:szCs w:val="28"/>
         </w:rPr>
-        <w:t xml:space="preserve">натисніть кнопку випадаючого списку </w:t>
-      </w:r>
-      <w:r>
-        <w:rPr>
-          <w:rFonts w:ascii="Times New Roman" w:hAnsi="Times New Roman"/>
-          <w:b/>
-          <w:bCs/>
-          <w:sz w:val="28"/>
-          <w:szCs w:val="28"/>
-        </w:rPr>
-        <w:t>«Оберіть знак».</w:t>
+        <w:t xml:space="preserve">натисніть кнопку </w:t>
+      </w:r>
+      <w:r>
+        <w:rPr>
+          <w:rFonts w:ascii="Times New Roman" w:hAnsi="Times New Roman"/>
+          <w:b/>
+          <w:bCs/>
+          <w:sz w:val="28"/>
+          <w:szCs w:val="28"/>
+        </w:rPr>
+        <w:t>«</w:t>
+      </w:r>
+      <w:r>
+        <w:rPr>
+          <w:rFonts w:ascii="Times New Roman" w:hAnsi="Times New Roman"/>
+          <w:b/>
+          <w:bCs/>
+          <w:sz w:val="28"/>
+          <w:szCs w:val="28"/>
+        </w:rPr>
+        <w:t>Завершити</w:t>
+      </w:r>
+      <w:r>
+        <w:rPr>
+          <w:rFonts w:ascii="Times New Roman" w:hAnsi="Times New Roman"/>
+          <w:b/>
+          <w:bCs/>
+          <w:sz w:val="28"/>
+          <w:szCs w:val="28"/>
+        </w:rPr>
+        <w:t xml:space="preserve"> знак».</w:t>
+      </w:r>
+    </w:p>
+    <w:p>
+      <w:pPr>
+        <w:pStyle w:val="BodyText"/>
+        <w:numPr>
+          <w:ilvl w:val="0"/>
+          <w:numId w:val="0"/>
+        </w:numPr>
+        <w:tabs>
+          <w:tab w:val="clear" w:pos="709"/>
+          <w:tab w:val="left" w:pos="0" w:leader="none"/>
+        </w:tabs>
+        <w:spacing w:lineRule="auto" w:line="240" w:before="0" w:after="0"/>
+        <w:ind w:hanging="0" w:left="709"/>
+        <w:jc w:val="both"/>
+        <w:rPr>
+          <w:rFonts w:ascii="Times New Roman" w:hAnsi="Times New Roman"/>
+          <w:sz w:val="28"/>
+          <w:szCs w:val="28"/>
+        </w:rPr>
+      </w:pPr>
+      <w:r>
+        <w:rPr>
+          <w:rFonts w:ascii="Times New Roman" w:hAnsi="Times New Roman"/>
+          <w:b/>
+          <w:bCs/>
+          <w:sz w:val="28"/>
+          <w:szCs w:val="28"/>
+        </w:rPr>
+        <w:t xml:space="preserve">Видалення умовного знаку:  </w:t>
       </w:r>
       <w:r>
         <w:rPr>
@@ -1833,27 +1986,7 @@
           <w:sz w:val="28"/>
           <w:szCs w:val="28"/>
         </w:rPr>
-        <w:t xml:space="preserve"> </w:t>
-      </w:r>
-      <w:r>
-        <w:rPr>
-          <w:rFonts w:ascii="Times New Roman" w:hAnsi="Times New Roman"/>
-          <w:b/>
-          <w:bCs/>
-          <w:sz w:val="28"/>
-          <w:szCs w:val="28"/>
-        </w:rPr>
-        <w:t xml:space="preserve">Видалення умовного знаку:  на карті </w:t>
-      </w:r>
-      <w:r>
-        <w:rPr>
-          <w:rFonts w:ascii="Times New Roman" w:hAnsi="Times New Roman"/>
-          <w:b w:val="false"/>
-          <w:bCs w:val="false"/>
-          <w:sz w:val="28"/>
-          <w:szCs w:val="28"/>
-        </w:rPr>
-        <w:t xml:space="preserve">клікніть по нанесеному знаку для його видалення. </w:t>
+        <w:t xml:space="preserve">на карті клікніть по нанесеному знаку для його видалення. </w:t>
       </w:r>
     </w:p>
     <w:p>
@@ -1891,7 +2024,23 @@
           <w:sz w:val="28"/>
           <w:szCs w:val="28"/>
         </w:rPr>
-        <w:t xml:space="preserve"> На панелі управління знаками натисніть кнопку </w:t>
+        <w:t xml:space="preserve"> На панелі </w:t>
+      </w:r>
+      <w:r>
+        <w:rPr>
+          <w:rFonts w:ascii="Times New Roman" w:hAnsi="Times New Roman"/>
+          <w:sz w:val="28"/>
+          <w:szCs w:val="28"/>
+        </w:rPr>
+        <w:t xml:space="preserve">під картою </w:t>
+      </w:r>
+      <w:r>
+        <w:rPr>
+          <w:rFonts w:ascii="Times New Roman" w:hAnsi="Times New Roman"/>
+          <w:sz w:val="28"/>
+          <w:szCs w:val="28"/>
+        </w:rPr>
+        <w:t xml:space="preserve">натисніть кнопку </w:t>
       </w:r>
       <w:r>
         <w:rPr>
@@ -1955,7 +2104,25 @@
           <w:sz w:val="28"/>
           <w:szCs w:val="28"/>
         </w:rPr>
-        <w:t>Коло, прямокутник:</w:t>
+        <w:t xml:space="preserve">Коло, </w:t>
+      </w:r>
+      <w:r>
+        <w:rPr>
+          <w:rFonts w:ascii="Times New Roman" w:hAnsi="Times New Roman"/>
+          <w:b/>
+          <w:sz w:val="28"/>
+          <w:szCs w:val="28"/>
+        </w:rPr>
+        <w:t>багатокутник</w:t>
+      </w:r>
+      <w:r>
+        <w:rPr>
+          <w:rFonts w:ascii="Times New Roman" w:hAnsi="Times New Roman"/>
+          <w:b/>
+          <w:sz w:val="28"/>
+          <w:szCs w:val="28"/>
+        </w:rPr>
+        <w:t>:</w:t>
       </w:r>
       <w:r>
         <w:rPr>
@@ -1973,23 +2140,19 @@
           <w:ilvl w:val="0"/>
           <w:numId w:val="0"/>
         </w:numPr>
-        <w:spacing w:lineRule="auto" w:line="240" w:before="0" w:after="0"/>
-        <w:ind w:hanging="0" w:left="0"/>
-        <w:jc w:val="both"/>
-        <w:rPr>
-          <w:rFonts w:ascii="Times New Roman" w:hAnsi="Times New Roman"/>
-          <w:sz w:val="28"/>
-          <w:szCs w:val="28"/>
-        </w:rPr>
-      </w:pPr>
-      <w:r>
-        <w:rPr>
-          <w:rFonts w:ascii="Times New Roman" w:hAnsi="Times New Roman"/>
-          <w:sz w:val="28"/>
-          <w:szCs w:val="28"/>
-        </w:rPr>
-        <w:t xml:space="preserve"> </w:t>
-      </w:r>
+        <w:tabs>
+          <w:tab w:val="clear" w:pos="709"/>
+          <w:tab w:val="left" w:pos="0" w:leader="none"/>
+        </w:tabs>
+        <w:spacing w:lineRule="auto" w:line="240" w:before="0" w:after="0"/>
+        <w:ind w:hanging="0" w:left="709"/>
+        <w:jc w:val="both"/>
+        <w:rPr>
+          <w:rFonts w:ascii="Times New Roman" w:hAnsi="Times New Roman"/>
+          <w:sz w:val="28"/>
+          <w:szCs w:val="28"/>
+        </w:rPr>
+      </w:pPr>
       <w:r>
         <w:rPr>
           <w:rFonts w:ascii="Times New Roman" w:hAnsi="Times New Roman"/>
@@ -2012,36 +2175,39 @@
     <w:p>
       <w:pPr>
         <w:pStyle w:val="BodyText"/>
+        <w:widowControl/>
         <w:numPr>
           <w:ilvl w:val="0"/>
           <w:numId w:val="0"/>
         </w:numPr>
-        <w:spacing w:lineRule="auto" w:line="240" w:before="0" w:after="0"/>
-        <w:ind w:hanging="0" w:left="0"/>
-        <w:jc w:val="both"/>
-        <w:rPr>
-          <w:rFonts w:ascii="Times New Roman" w:hAnsi="Times New Roman"/>
-          <w:sz w:val="28"/>
-          <w:szCs w:val="28"/>
-        </w:rPr>
-      </w:pPr>
-      <w:r>
-        <w:rPr>
-          <w:rFonts w:ascii="Times New Roman" w:hAnsi="Times New Roman"/>
-          <w:b/>
-          <w:bCs/>
-          <w:sz w:val="28"/>
-          <w:szCs w:val="28"/>
-        </w:rPr>
-        <w:t>прямокутник</w:t>
-      </w:r>
-      <w:r>
-        <w:rPr>
-          <w:rFonts w:ascii="Times New Roman" w:hAnsi="Times New Roman"/>
-          <w:sz w:val="28"/>
-          <w:szCs w:val="28"/>
-        </w:rPr>
-        <w:t xml:space="preserve"> - на карті клікніть точку кута прямокутника та розтягніть прямокутник з нажатою лівою клавішею мишки до необхідного розміру; </w:t>
+        <w:suppressAutoHyphens w:val="true"/>
+        <w:bidi w:val="0"/>
+        <w:spacing w:lineRule="auto" w:line="240" w:before="0" w:after="0"/>
+        <w:ind w:hanging="0" w:left="737" w:right="0"/>
+        <w:jc w:val="both"/>
+        <w:rPr>
+          <w:rFonts w:ascii="Times New Roman" w:hAnsi="Times New Roman"/>
+          <w:sz w:val="28"/>
+          <w:szCs w:val="28"/>
+        </w:rPr>
+      </w:pPr>
+      <w:r>
+        <w:rPr>
+          <w:rFonts w:ascii="Times New Roman" w:hAnsi="Times New Roman"/>
+          <w:b/>
+          <w:bCs/>
+          <w:sz w:val="28"/>
+          <w:szCs w:val="28"/>
+        </w:rPr>
+        <w:t>багатокутник</w:t>
+      </w:r>
+      <w:r>
+        <w:rPr>
+          <w:rFonts w:ascii="Times New Roman" w:hAnsi="Times New Roman"/>
+          <w:sz w:val="28"/>
+          <w:szCs w:val="28"/>
+        </w:rPr>
+        <w:t xml:space="preserve"> - на карті клікніть послідовно точки багатокутника, при цьому остання точка кліку збігається з першою точкою.</w:t>
       </w:r>
     </w:p>
     <w:p>
@@ -2053,30 +2219,343 @@
         </w:numPr>
         <w:spacing w:lineRule="auto" w:line="240" w:before="0" w:after="0"/>
         <w:ind w:hanging="0" w:left="0"/>
-        <w:jc w:val="both"/>
-        <w:rPr>
-          <w:rFonts w:ascii="Times New Roman" w:hAnsi="Times New Roman"/>
-          <w:sz w:val="28"/>
-          <w:szCs w:val="28"/>
-        </w:rPr>
-      </w:pPr>
-      <w:r>
-        <w:rPr>
-          <w:rFonts w:ascii="Times New Roman" w:hAnsi="Times New Roman"/>
-          <w:b/>
-          <w:bCs/>
-          <w:sz w:val="28"/>
-          <w:szCs w:val="28"/>
-        </w:rPr>
-        <w:t>багатокутник</w:t>
-      </w:r>
-      <w:r>
-        <w:rPr>
-          <w:rFonts w:ascii="Times New Roman" w:hAnsi="Times New Roman"/>
-          <w:sz w:val="28"/>
-          <w:szCs w:val="28"/>
-        </w:rPr>
-        <w:t xml:space="preserve"> - на карті клікніть послідовно точки багатокутника, при цьому остання точка кліку збігається з першою точкою.</w:t>
+        <w:rPr>
+          <w:rFonts w:ascii="Times New Roman" w:hAnsi="Times New Roman"/>
+          <w:sz w:val="28"/>
+          <w:szCs w:val="28"/>
+        </w:rPr>
+      </w:pPr>
+      <w:r>
+        <w:rPr>
+          <w:rFonts w:ascii="Times New Roman" w:hAnsi="Times New Roman"/>
+          <w:sz w:val="28"/>
+          <w:szCs w:val="28"/>
+        </w:rPr>
+      </w:r>
+    </w:p>
+    <w:p>
+      <w:pPr>
+        <w:pStyle w:val="BodyText"/>
+        <w:spacing w:lineRule="auto" w:line="240" w:before="0" w:after="0"/>
+        <w:jc w:val="both"/>
+        <w:rPr>
+          <w:rFonts w:ascii="Times New Roman" w:hAnsi="Times New Roman"/>
+          <w:sz w:val="28"/>
+          <w:szCs w:val="28"/>
+        </w:rPr>
+      </w:pPr>
+      <w:r>
+        <w:rPr>
+          <w:rFonts w:ascii="Times New Roman" w:hAnsi="Times New Roman"/>
+          <w:b/>
+          <w:bCs/>
+          <w:sz w:val="28"/>
+          <w:szCs w:val="28"/>
+        </w:rPr>
+        <w:t>2. Нанесення зон хімічного забруднення за міжнародними рівнями токсичного впливу (A</w:t>
+      </w:r>
+      <w:r>
+        <w:rPr>
+          <w:rFonts w:ascii="Times New Roman" w:hAnsi="Times New Roman"/>
+          <w:b/>
+          <w:sz w:val="28"/>
+          <w:szCs w:val="28"/>
+        </w:rPr>
+        <w:t xml:space="preserve">EGL-1, AEGL-2, AEGL-3)  </w:t>
+      </w:r>
+    </w:p>
+    <w:p>
+      <w:pPr>
+        <w:pStyle w:val="BodyText"/>
+        <w:widowControl/>
+        <w:suppressAutoHyphens w:val="true"/>
+        <w:bidi w:val="0"/>
+        <w:spacing w:lineRule="auto" w:line="240" w:before="0" w:after="0"/>
+        <w:ind w:firstLine="567" w:left="0" w:right="0"/>
+        <w:jc w:val="both"/>
+        <w:rPr>
+          <w:rFonts w:ascii="Times New Roman" w:hAnsi="Times New Roman"/>
+          <w:sz w:val="28"/>
+          <w:szCs w:val="28"/>
+        </w:rPr>
+      </w:pPr>
+      <w:r>
+        <w:rPr>
+          <w:rFonts w:ascii="Times New Roman" w:hAnsi="Times New Roman"/>
+          <w:sz w:val="28"/>
+          <w:szCs w:val="28"/>
+        </w:rPr>
+        <w:t xml:space="preserve">1. Перед початком нанесення </w:t>
+      </w:r>
+      <w:r>
+        <w:rPr>
+          <w:rFonts w:ascii="Times New Roman" w:hAnsi="Times New Roman"/>
+          <w:b w:val="false"/>
+          <w:bCs w:val="false"/>
+          <w:sz w:val="28"/>
+          <w:szCs w:val="28"/>
+        </w:rPr>
+        <w:t>зон хімічного забруднення за міжнародними рівнями токсичного впливу (AEGL-1, AEGL-2, AEGL-3)</w:t>
+      </w:r>
+      <w:r>
+        <w:rPr>
+          <w:rFonts w:ascii="Times New Roman" w:hAnsi="Times New Roman"/>
+          <w:b/>
+          <w:bCs w:val="false"/>
+          <w:sz w:val="28"/>
+          <w:szCs w:val="28"/>
+        </w:rPr>
+        <w:t xml:space="preserve"> </w:t>
+      </w:r>
+      <w:r>
+        <w:rPr>
+          <w:rFonts w:ascii="Times New Roman" w:hAnsi="Times New Roman"/>
+          <w:sz w:val="28"/>
+          <w:szCs w:val="28"/>
+        </w:rPr>
+        <w:t xml:space="preserve">на панелі управління знаками введіть у поле </w:t>
+      </w:r>
+      <w:r>
+        <w:rPr>
+          <w:rFonts w:ascii="Times New Roman" w:hAnsi="Times New Roman"/>
+          <w:b/>
+          <w:sz w:val="28"/>
+          <w:szCs w:val="28"/>
+        </w:rPr>
+        <w:t>«Напрямок вітру»</w:t>
+      </w:r>
+      <w:r>
+        <w:rPr>
+          <w:rFonts w:ascii="Times New Roman" w:hAnsi="Times New Roman"/>
+          <w:sz w:val="28"/>
+          <w:szCs w:val="28"/>
+        </w:rPr>
+        <w:t xml:space="preserve"> значення напрямку вітру в градусах (напрямок  від 0 до 360</w:t>
+      </w:r>
+      <w:r>
+        <w:rPr>
+          <w:rFonts w:ascii="Times New Roman" w:hAnsi="Times New Roman"/>
+          <w:sz w:val="28"/>
+          <w:szCs w:val="28"/>
+          <w:vertAlign w:val="superscript"/>
+        </w:rPr>
+        <w:t xml:space="preserve">0 </w:t>
+      </w:r>
+      <w:r>
+        <w:rPr>
+          <w:rFonts w:ascii="Times New Roman" w:hAnsi="Times New Roman"/>
+          <w:sz w:val="28"/>
+          <w:szCs w:val="28"/>
+        </w:rPr>
+        <w:t xml:space="preserve">- «звідкіля дує вітер»), а також для інформації  - у полі </w:t>
+      </w:r>
+      <w:r>
+        <w:rPr>
+          <w:rFonts w:ascii="Times New Roman" w:hAnsi="Times New Roman"/>
+          <w:b/>
+          <w:sz w:val="28"/>
+          <w:szCs w:val="28"/>
+        </w:rPr>
+        <w:t>«Швидкість вітру»</w:t>
+      </w:r>
+      <w:r>
+        <w:rPr>
+          <w:rFonts w:ascii="Times New Roman" w:hAnsi="Times New Roman"/>
+          <w:sz w:val="28"/>
+          <w:szCs w:val="28"/>
+        </w:rPr>
+        <w:t xml:space="preserve"> введіть значення швидкості вітру у </w:t>
+      </w:r>
+      <w:r>
+        <w:rPr>
+          <w:rFonts w:ascii="Times New Roman" w:hAnsi="Times New Roman"/>
+          <w:b/>
+          <w:sz w:val="28"/>
+          <w:szCs w:val="28"/>
+        </w:rPr>
+        <w:t xml:space="preserve">м/с та </w:t>
+      </w:r>
+      <w:r>
+        <w:rPr>
+          <w:rFonts w:ascii="Times New Roman" w:hAnsi="Times New Roman"/>
+          <w:b w:val="false"/>
+          <w:bCs w:val="false"/>
+          <w:sz w:val="28"/>
+          <w:szCs w:val="28"/>
+        </w:rPr>
+        <w:t xml:space="preserve">натисність </w:t>
+      </w:r>
+      <w:r>
+        <w:rPr>
+          <w:rFonts w:ascii="Times New Roman" w:hAnsi="Times New Roman"/>
+          <w:sz w:val="28"/>
+          <w:szCs w:val="28"/>
+        </w:rPr>
+        <w:t xml:space="preserve">кнопку </w:t>
+      </w:r>
+      <w:r>
+        <w:rPr>
+          <w:rFonts w:ascii="Times New Roman" w:hAnsi="Times New Roman"/>
+          <w:b/>
+          <w:sz w:val="28"/>
+          <w:szCs w:val="28"/>
+        </w:rPr>
+        <w:t>«Застосувати метео»</w:t>
+      </w:r>
+      <w:r>
+        <w:rPr>
+          <w:rFonts w:ascii="Times New Roman" w:hAnsi="Times New Roman"/>
+          <w:sz w:val="28"/>
+          <w:szCs w:val="28"/>
+        </w:rPr>
+        <w:t>.</w:t>
+      </w:r>
+    </w:p>
+    <w:p>
+      <w:pPr>
+        <w:pStyle w:val="BodyText"/>
+        <w:widowControl/>
+        <w:suppressAutoHyphens w:val="true"/>
+        <w:bidi w:val="0"/>
+        <w:spacing w:lineRule="auto" w:line="240" w:before="0" w:after="0"/>
+        <w:ind w:firstLine="567" w:left="0" w:right="0"/>
+        <w:jc w:val="both"/>
+        <w:rPr>
+          <w:rFonts w:ascii="Times New Roman" w:hAnsi="Times New Roman"/>
+          <w:sz w:val="28"/>
+          <w:szCs w:val="28"/>
+        </w:rPr>
+      </w:pPr>
+      <w:r>
+        <w:rPr>
+          <w:rFonts w:ascii="Times New Roman" w:hAnsi="Times New Roman"/>
+          <w:sz w:val="28"/>
+          <w:szCs w:val="28"/>
+        </w:rPr>
+        <w:t xml:space="preserve">2. Натисніть кнопку </w:t>
+      </w:r>
+      <w:r>
+        <w:rPr>
+          <w:rFonts w:ascii="Times New Roman" w:hAnsi="Times New Roman"/>
+          <w:b/>
+          <w:sz w:val="28"/>
+          <w:szCs w:val="28"/>
+        </w:rPr>
+        <w:t>«Еліпс»</w:t>
+      </w:r>
+      <w:r>
+        <w:rPr>
+          <w:rFonts w:ascii="Times New Roman" w:hAnsi="Times New Roman"/>
+          <w:sz w:val="28"/>
+          <w:szCs w:val="28"/>
+        </w:rPr>
+        <w:t>.</w:t>
+      </w:r>
+    </w:p>
+    <w:p>
+      <w:pPr>
+        <w:pStyle w:val="BodyText"/>
+        <w:widowControl/>
+        <w:suppressAutoHyphens w:val="true"/>
+        <w:bidi w:val="0"/>
+        <w:spacing w:lineRule="auto" w:line="240" w:before="0" w:after="0"/>
+        <w:ind w:firstLine="567" w:left="0" w:right="0"/>
+        <w:jc w:val="both"/>
+        <w:rPr>
+          <w:rFonts w:ascii="Times New Roman" w:hAnsi="Times New Roman"/>
+          <w:sz w:val="28"/>
+          <w:szCs w:val="28"/>
+        </w:rPr>
+      </w:pPr>
+      <w:r>
+        <w:rPr>
+          <w:rFonts w:ascii="Times New Roman" w:hAnsi="Times New Roman"/>
+          <w:sz w:val="28"/>
+          <w:szCs w:val="28"/>
+        </w:rPr>
+        <w:t>3. Клікніть на карті в точці хімічної аварії (застосування хімічної зброї).</w:t>
+      </w:r>
+    </w:p>
+    <w:p>
+      <w:pPr>
+        <w:pStyle w:val="BodyText"/>
+        <w:widowControl/>
+        <w:suppressAutoHyphens w:val="true"/>
+        <w:bidi w:val="0"/>
+        <w:spacing w:lineRule="auto" w:line="240" w:before="0" w:after="0"/>
+        <w:ind w:firstLine="567" w:left="0" w:right="0"/>
+        <w:jc w:val="both"/>
+        <w:rPr>
+          <w:rFonts w:ascii="Times New Roman" w:hAnsi="Times New Roman"/>
+          <w:sz w:val="28"/>
+          <w:szCs w:val="28"/>
+        </w:rPr>
+      </w:pPr>
+      <w:r>
+        <w:rPr>
+          <w:rFonts w:ascii="Times New Roman" w:hAnsi="Times New Roman"/>
+          <w:sz w:val="28"/>
+          <w:szCs w:val="28"/>
+        </w:rPr>
+        <w:t>4. В діалогових вікнах послідовно введіть:</w:t>
+      </w:r>
+    </w:p>
+    <w:p>
+      <w:pPr>
+        <w:pStyle w:val="BodyText"/>
+        <w:numPr>
+          <w:ilvl w:val="1"/>
+          <w:numId w:val="2"/>
+        </w:numPr>
+        <w:tabs>
+          <w:tab w:val="clear" w:pos="709"/>
+          <w:tab w:val="left" w:pos="0" w:leader="none"/>
+        </w:tabs>
+        <w:spacing w:lineRule="auto" w:line="240" w:before="0" w:after="0"/>
+        <w:ind w:hanging="283" w:left="1418"/>
+        <w:jc w:val="both"/>
+        <w:rPr>
+          <w:rFonts w:ascii="Times New Roman" w:hAnsi="Times New Roman"/>
+          <w:sz w:val="28"/>
+          <w:szCs w:val="28"/>
+        </w:rPr>
+      </w:pPr>
+      <w:r>
+        <w:rPr>
+          <w:rFonts w:ascii="Times New Roman" w:hAnsi="Times New Roman"/>
+          <w:sz w:val="28"/>
+          <w:szCs w:val="28"/>
+        </w:rPr>
+        <w:t>максимальну довжину хмари (за вітром) у метрах.</w:t>
+      </w:r>
+    </w:p>
+    <w:p>
+      <w:pPr>
+        <w:pStyle w:val="BodyText"/>
+        <w:numPr>
+          <w:ilvl w:val="1"/>
+          <w:numId w:val="2"/>
+        </w:numPr>
+        <w:tabs>
+          <w:tab w:val="clear" w:pos="709"/>
+          <w:tab w:val="left" w:pos="0" w:leader="none"/>
+        </w:tabs>
+        <w:spacing w:lineRule="auto" w:line="240" w:before="0" w:after="0"/>
+        <w:ind w:hanging="283" w:left="1418"/>
+        <w:jc w:val="both"/>
+        <w:rPr>
+          <w:rFonts w:ascii="Times New Roman" w:hAnsi="Times New Roman"/>
+          <w:sz w:val="28"/>
+          <w:szCs w:val="28"/>
+        </w:rPr>
+      </w:pPr>
+      <w:r>
+        <w:rPr>
+          <w:rFonts w:ascii="Times New Roman" w:hAnsi="Times New Roman"/>
+          <w:sz w:val="28"/>
+          <w:szCs w:val="28"/>
+        </w:rPr>
+        <w:t>максимальну ширину хмари (бокове поширення) у метрах.</w:t>
       </w:r>
     </w:p>
     <w:p>
@@ -2088,285 +2567,20 @@
         </w:numPr>
         <w:spacing w:lineRule="auto" w:line="240" w:before="0" w:after="0"/>
         <w:ind w:hanging="0" w:left="0"/>
-        <w:rPr>
-          <w:rFonts w:ascii="Times New Roman" w:hAnsi="Times New Roman"/>
-          <w:sz w:val="28"/>
-          <w:szCs w:val="28"/>
-        </w:rPr>
-      </w:pPr>
-      <w:r>
-        <w:rPr>
-          <w:rFonts w:ascii="Times New Roman" w:hAnsi="Times New Roman"/>
-          <w:sz w:val="28"/>
-          <w:szCs w:val="28"/>
-        </w:rPr>
-      </w:r>
-    </w:p>
-    <w:p>
-      <w:pPr>
-        <w:pStyle w:val="BodyText"/>
-        <w:spacing w:lineRule="auto" w:line="240" w:before="0" w:after="0"/>
-        <w:jc w:val="both"/>
-        <w:rPr>
-          <w:rFonts w:ascii="Times New Roman" w:hAnsi="Times New Roman"/>
-          <w:sz w:val="28"/>
-          <w:szCs w:val="28"/>
-        </w:rPr>
-      </w:pPr>
-      <w:r>
-        <w:rPr>
-          <w:rFonts w:ascii="Times New Roman" w:hAnsi="Times New Roman"/>
-          <w:b/>
-          <w:bCs/>
-          <w:sz w:val="28"/>
-          <w:szCs w:val="28"/>
-        </w:rPr>
-        <w:t>2. Нанесення зон хімічного забруднення за міжнародними рівнями токсичного впливу (A</w:t>
-      </w:r>
-      <w:r>
-        <w:rPr>
-          <w:rFonts w:ascii="Times New Roman" w:hAnsi="Times New Roman"/>
-          <w:b/>
-          <w:sz w:val="28"/>
-          <w:szCs w:val="28"/>
-        </w:rPr>
-        <w:t xml:space="preserve">EGL-1, AEGL-2, AEGL-3)  </w:t>
-      </w:r>
-    </w:p>
-    <w:p>
-      <w:pPr>
-        <w:pStyle w:val="BodyText"/>
-        <w:widowControl/>
-        <w:suppressAutoHyphens w:val="true"/>
-        <w:bidi w:val="0"/>
-        <w:spacing w:lineRule="auto" w:line="240" w:before="0" w:after="0"/>
-        <w:ind w:firstLine="567" w:left="0" w:right="0"/>
-        <w:jc w:val="both"/>
-        <w:rPr>
-          <w:rFonts w:ascii="Times New Roman" w:hAnsi="Times New Roman"/>
-          <w:sz w:val="28"/>
-          <w:szCs w:val="28"/>
-        </w:rPr>
-      </w:pPr>
-      <w:r>
-        <w:rPr>
-          <w:rFonts w:ascii="Times New Roman" w:hAnsi="Times New Roman"/>
-          <w:sz w:val="28"/>
-          <w:szCs w:val="28"/>
-        </w:rPr>
-        <w:t xml:space="preserve">1. Перед початком нанесення </w:t>
-      </w:r>
-      <w:r>
-        <w:rPr>
-          <w:rFonts w:ascii="Times New Roman" w:hAnsi="Times New Roman"/>
-          <w:b w:val="false"/>
-          <w:bCs w:val="false"/>
-          <w:sz w:val="28"/>
-          <w:szCs w:val="28"/>
-        </w:rPr>
-        <w:t>зон хімічного забруднення за міжнародними рівнями токсичного впливу (AEGL-1, AEGL-2, AEGL-3)</w:t>
-      </w:r>
-      <w:r>
-        <w:rPr>
-          <w:rFonts w:ascii="Times New Roman" w:hAnsi="Times New Roman"/>
-          <w:b/>
-          <w:bCs w:val="false"/>
-          <w:sz w:val="28"/>
-          <w:szCs w:val="28"/>
-        </w:rPr>
-        <w:t xml:space="preserve"> </w:t>
-      </w:r>
-      <w:r>
-        <w:rPr>
-          <w:rFonts w:ascii="Times New Roman" w:hAnsi="Times New Roman"/>
-          <w:sz w:val="28"/>
-          <w:szCs w:val="28"/>
-        </w:rPr>
-        <w:t xml:space="preserve">на панелі управління знаками введіть у поле </w:t>
-      </w:r>
-      <w:r>
-        <w:rPr>
-          <w:rFonts w:ascii="Times New Roman" w:hAnsi="Times New Roman"/>
-          <w:b/>
-          <w:sz w:val="28"/>
-          <w:szCs w:val="28"/>
-        </w:rPr>
-        <w:t>«Напрямок вітру»</w:t>
-      </w:r>
-      <w:r>
-        <w:rPr>
-          <w:rFonts w:ascii="Times New Roman" w:hAnsi="Times New Roman"/>
-          <w:sz w:val="28"/>
-          <w:szCs w:val="28"/>
-        </w:rPr>
-        <w:t xml:space="preserve"> значення напрямку вітру в градусах (напрямок  від 0 до 360</w:t>
-      </w:r>
-      <w:r>
-        <w:rPr>
-          <w:rFonts w:ascii="Times New Roman" w:hAnsi="Times New Roman"/>
-          <w:sz w:val="28"/>
-          <w:szCs w:val="28"/>
-          <w:vertAlign w:val="superscript"/>
-        </w:rPr>
-        <w:t xml:space="preserve">0 </w:t>
-      </w:r>
-      <w:r>
-        <w:rPr>
-          <w:rFonts w:ascii="Times New Roman" w:hAnsi="Times New Roman"/>
-          <w:sz w:val="28"/>
-          <w:szCs w:val="28"/>
-        </w:rPr>
-        <w:t xml:space="preserve">- «звідкіля дує вітер»), а також для інформації  - у полі </w:t>
-      </w:r>
-      <w:r>
-        <w:rPr>
-          <w:rFonts w:ascii="Times New Roman" w:hAnsi="Times New Roman"/>
-          <w:b/>
-          <w:sz w:val="28"/>
-          <w:szCs w:val="28"/>
-        </w:rPr>
-        <w:t>«Швидкість вітру»</w:t>
-      </w:r>
-      <w:r>
-        <w:rPr>
-          <w:rFonts w:ascii="Times New Roman" w:hAnsi="Times New Roman"/>
-          <w:sz w:val="28"/>
-          <w:szCs w:val="28"/>
-        </w:rPr>
-        <w:t xml:space="preserve"> введіть значення швидкості вітру у </w:t>
-      </w:r>
-      <w:r>
-        <w:rPr>
-          <w:rFonts w:ascii="Times New Roman" w:hAnsi="Times New Roman"/>
-          <w:b/>
-          <w:sz w:val="28"/>
-          <w:szCs w:val="28"/>
-        </w:rPr>
-        <w:t xml:space="preserve">м/с та </w:t>
-      </w:r>
-      <w:r>
-        <w:rPr>
-          <w:rFonts w:ascii="Times New Roman" w:hAnsi="Times New Roman"/>
-          <w:b w:val="false"/>
-          <w:bCs w:val="false"/>
-          <w:sz w:val="28"/>
-          <w:szCs w:val="28"/>
-        </w:rPr>
-        <w:t xml:space="preserve">натисність </w:t>
-      </w:r>
-      <w:r>
-        <w:rPr>
-          <w:rFonts w:ascii="Times New Roman" w:hAnsi="Times New Roman"/>
-          <w:sz w:val="28"/>
-          <w:szCs w:val="28"/>
-        </w:rPr>
-        <w:t xml:space="preserve">кнопку </w:t>
-      </w:r>
-      <w:r>
-        <w:rPr>
-          <w:rFonts w:ascii="Times New Roman" w:hAnsi="Times New Roman"/>
-          <w:b/>
-          <w:sz w:val="28"/>
-          <w:szCs w:val="28"/>
-        </w:rPr>
-        <w:t>«Застосувати метео»</w:t>
-      </w:r>
-      <w:r>
-        <w:rPr>
-          <w:rFonts w:ascii="Times New Roman" w:hAnsi="Times New Roman"/>
-          <w:sz w:val="28"/>
-          <w:szCs w:val="28"/>
-        </w:rPr>
-        <w:t>.</w:t>
-      </w:r>
-    </w:p>
-    <w:p>
-      <w:pPr>
-        <w:pStyle w:val="BodyText"/>
-        <w:widowControl/>
-        <w:suppressAutoHyphens w:val="true"/>
-        <w:bidi w:val="0"/>
-        <w:spacing w:lineRule="auto" w:line="240" w:before="0" w:after="0"/>
-        <w:ind w:firstLine="567" w:left="0" w:right="0"/>
-        <w:jc w:val="both"/>
-        <w:rPr>
-          <w:rFonts w:ascii="Times New Roman" w:hAnsi="Times New Roman"/>
-          <w:sz w:val="28"/>
-          <w:szCs w:val="28"/>
-        </w:rPr>
-      </w:pPr>
-      <w:r>
-        <w:rPr>
-          <w:rFonts w:ascii="Times New Roman" w:hAnsi="Times New Roman"/>
-          <w:sz w:val="28"/>
-          <w:szCs w:val="28"/>
-        </w:rPr>
-        <w:t xml:space="preserve">2. Натисніть кнопку </w:t>
-      </w:r>
-      <w:r>
-        <w:rPr>
-          <w:rFonts w:ascii="Times New Roman" w:hAnsi="Times New Roman"/>
-          <w:b/>
-          <w:sz w:val="28"/>
-          <w:szCs w:val="28"/>
-        </w:rPr>
-        <w:t>«Еліпс»</w:t>
-      </w:r>
-      <w:r>
-        <w:rPr>
-          <w:rFonts w:ascii="Times New Roman" w:hAnsi="Times New Roman"/>
-          <w:sz w:val="28"/>
-          <w:szCs w:val="28"/>
-        </w:rPr>
-        <w:t>.</w:t>
-      </w:r>
-    </w:p>
-    <w:p>
-      <w:pPr>
-        <w:pStyle w:val="BodyText"/>
-        <w:widowControl/>
-        <w:suppressAutoHyphens w:val="true"/>
-        <w:bidi w:val="0"/>
-        <w:spacing w:lineRule="auto" w:line="240" w:before="0" w:after="0"/>
-        <w:ind w:firstLine="567" w:left="0" w:right="0"/>
-        <w:jc w:val="both"/>
-        <w:rPr>
-          <w:rFonts w:ascii="Times New Roman" w:hAnsi="Times New Roman"/>
-          <w:sz w:val="28"/>
-          <w:szCs w:val="28"/>
-        </w:rPr>
-      </w:pPr>
-      <w:r>
-        <w:rPr>
-          <w:rFonts w:ascii="Times New Roman" w:hAnsi="Times New Roman"/>
-          <w:sz w:val="28"/>
-          <w:szCs w:val="28"/>
-        </w:rPr>
-        <w:t>3. Клікніть на карті в точці хімічної аварії (застосування хімічної зброї).</w:t>
-      </w:r>
-    </w:p>
-    <w:p>
-      <w:pPr>
-        <w:pStyle w:val="BodyText"/>
-        <w:widowControl/>
-        <w:suppressAutoHyphens w:val="true"/>
-        <w:bidi w:val="0"/>
-        <w:spacing w:lineRule="auto" w:line="240" w:before="0" w:after="0"/>
-        <w:ind w:firstLine="567" w:left="0" w:right="0"/>
-        <w:jc w:val="both"/>
-        <w:rPr>
-          <w:rFonts w:ascii="Times New Roman" w:hAnsi="Times New Roman"/>
-          <w:sz w:val="28"/>
-          <w:szCs w:val="28"/>
-        </w:rPr>
-      </w:pPr>
-      <w:r>
-        <w:rPr>
-          <w:rFonts w:ascii="Times New Roman" w:hAnsi="Times New Roman"/>
-          <w:sz w:val="28"/>
-          <w:szCs w:val="28"/>
-        </w:rPr>
-        <w:t>4. В діалогових вікнах послідовно введіть:</w:t>
+        <w:jc w:val="both"/>
+        <w:rPr>
+          <w:rFonts w:ascii="Times New Roman" w:hAnsi="Times New Roman"/>
+          <w:sz w:val="28"/>
+          <w:szCs w:val="28"/>
+        </w:rPr>
+      </w:pPr>
+      <w:r>
+        <w:rPr>
+          <w:rFonts w:ascii="Times New Roman" w:hAnsi="Times New Roman"/>
+          <w:sz w:val="28"/>
+          <w:szCs w:val="28"/>
+        </w:rPr>
+        <w:t>Система автоматично побудує трирівневий каскад зон:</w:t>
       </w:r>
     </w:p>
     <w:p>
@@ -2395,7 +2609,24 @@
           <w:sz w:val="28"/>
           <w:szCs w:val="28"/>
         </w:rPr>
-        <w:t>максимальну довжину хмари (за вітром) у метрах.</w:t>
+        <w:t xml:space="preserve">🟡 </w:t>
+      </w:r>
+      <w:r>
+        <w:rPr>
+          <w:rFonts w:ascii="Times New Roman" w:hAnsi="Times New Roman"/>
+          <w:b/>
+          <w:sz w:val="28"/>
+          <w:szCs w:val="28"/>
+        </w:rPr>
+        <w:t>AEGL-1 (жовта, 100% розміру):</w:t>
+      </w:r>
+      <w:r>
+        <w:rPr>
+          <w:rFonts w:ascii="Times New Roman" w:hAnsi="Times New Roman"/>
+          <w:sz w:val="28"/>
+          <w:szCs w:val="28"/>
+        </w:rPr>
+        <w:t xml:space="preserve"> зона початкового/низького впливу.</w:t>
       </w:r>
     </w:p>
     <w:p>
@@ -2424,106 +2655,6 @@
           <w:sz w:val="28"/>
           <w:szCs w:val="28"/>
         </w:rPr>
-        <w:t>максимальну ширину хмари (бокове поширення) у метрах.</w:t>
-      </w:r>
-    </w:p>
-    <w:p>
-      <w:pPr>
-        <w:pStyle w:val="BodyText"/>
-        <w:numPr>
-          <w:ilvl w:val="0"/>
-          <w:numId w:val="0"/>
-        </w:numPr>
-        <w:spacing w:lineRule="auto" w:line="240" w:before="0" w:after="0"/>
-        <w:ind w:hanging="0" w:left="0"/>
-        <w:jc w:val="both"/>
-        <w:rPr>
-          <w:rFonts w:ascii="Times New Roman" w:hAnsi="Times New Roman"/>
-          <w:sz w:val="28"/>
-          <w:szCs w:val="28"/>
-        </w:rPr>
-      </w:pPr>
-      <w:r>
-        <w:rPr>
-          <w:rFonts w:ascii="Times New Roman" w:hAnsi="Times New Roman"/>
-          <w:sz w:val="28"/>
-          <w:szCs w:val="28"/>
-        </w:rPr>
-        <w:t>Система автоматично побудує трирівневий каскад зон:</w:t>
-      </w:r>
-    </w:p>
-    <w:p>
-      <w:pPr>
-        <w:pStyle w:val="BodyText"/>
-        <w:numPr>
-          <w:ilvl w:val="1"/>
-          <w:numId w:val="2"/>
-        </w:numPr>
-        <w:tabs>
-          <w:tab w:val="clear" w:pos="709"/>
-          <w:tab w:val="left" w:pos="0" w:leader="none"/>
-        </w:tabs>
-        <w:spacing w:lineRule="auto" w:line="240" w:before="0" w:after="0"/>
-        <w:ind w:hanging="283" w:left="1418"/>
-        <w:jc w:val="both"/>
-        <w:rPr>
-          <w:rFonts w:ascii="Times New Roman" w:hAnsi="Times New Roman"/>
-          <w:sz w:val="28"/>
-          <w:szCs w:val="28"/>
-        </w:rPr>
-      </w:pPr>
-      <w:r>
-        <w:rPr>
-          <w:rFonts w:ascii="Times New Roman" w:hAnsi="Times New Roman"/>
-          <w:sz w:val="28"/>
-          <w:szCs w:val="28"/>
-        </w:rPr>
-        <w:t xml:space="preserve">🟡 </w:t>
-      </w:r>
-      <w:r>
-        <w:rPr>
-          <w:rFonts w:ascii="Times New Roman" w:hAnsi="Times New Roman"/>
-          <w:b/>
-          <w:sz w:val="28"/>
-          <w:szCs w:val="28"/>
-        </w:rPr>
-        <w:t>AEGL-1 (жовта, 100% розміру):</w:t>
-      </w:r>
-      <w:r>
-        <w:rPr>
-          <w:rFonts w:ascii="Times New Roman" w:hAnsi="Times New Roman"/>
-          <w:sz w:val="28"/>
-          <w:szCs w:val="28"/>
-        </w:rPr>
-        <w:t xml:space="preserve"> зона початкового/низького впливу.</w:t>
-      </w:r>
-    </w:p>
-    <w:p>
-      <w:pPr>
-        <w:pStyle w:val="BodyText"/>
-        <w:numPr>
-          <w:ilvl w:val="1"/>
-          <w:numId w:val="2"/>
-        </w:numPr>
-        <w:tabs>
-          <w:tab w:val="clear" w:pos="709"/>
-          <w:tab w:val="left" w:pos="0" w:leader="none"/>
-        </w:tabs>
-        <w:spacing w:lineRule="auto" w:line="240" w:before="0" w:after="0"/>
-        <w:ind w:hanging="283" w:left="1418"/>
-        <w:jc w:val="both"/>
-        <w:rPr>
-          <w:rFonts w:ascii="Times New Roman" w:hAnsi="Times New Roman"/>
-          <w:sz w:val="28"/>
-          <w:szCs w:val="28"/>
-        </w:rPr>
-      </w:pPr>
-      <w:r>
-        <w:rPr>
-          <w:rFonts w:ascii="Times New Roman" w:hAnsi="Times New Roman"/>
-          <w:sz w:val="28"/>
-          <w:szCs w:val="28"/>
-        </w:rPr>
         <w:t xml:space="preserve">🟠 </w:t>
       </w:r>
       <w:r>
@@ -2634,21 +2765,135 @@
     </w:p>
     <w:p>
       <w:pPr>
-        <w:pStyle w:val="BodyText"/>
-        <w:spacing w:lineRule="auto" w:line="240" w:before="0" w:after="0"/>
-        <w:jc w:val="both"/>
-        <w:rPr>
-          <w:rFonts w:ascii="Times New Roman" w:hAnsi="Times New Roman"/>
-          <w:sz w:val="28"/>
-          <w:szCs w:val="28"/>
-        </w:rPr>
-      </w:pPr>
-      <w:r>
-        <w:rPr>
-          <w:rFonts w:ascii="Times New Roman" w:hAnsi="Times New Roman"/>
-          <w:sz w:val="28"/>
-          <w:szCs w:val="28"/>
-        </w:rPr>
+        <w:pStyle w:val="Style19"/>
+        <w:widowControl/>
+        <w:suppressAutoHyphens w:val="true"/>
+        <w:bidi w:val="0"/>
+        <w:spacing w:lineRule="auto" w:line="240" w:before="0" w:after="0"/>
+        <w:ind w:hanging="0" w:left="567" w:right="0"/>
+        <w:jc w:val="both"/>
+        <w:rPr>
+          <w:rFonts w:ascii="Times New Roman" w:hAnsi="Times New Roman"/>
+          <w:sz w:val="28"/>
+          <w:szCs w:val="28"/>
+        </w:rPr>
+      </w:pPr>
+      <w:r>
+        <w:rPr/>
+      </w:r>
+    </w:p>
+    <w:p>
+      <w:pPr>
+        <w:pStyle w:val="Style19"/>
+        <w:widowControl/>
+        <w:suppressAutoHyphens w:val="true"/>
+        <w:bidi w:val="0"/>
+        <w:spacing w:lineRule="auto" w:line="240" w:before="0" w:after="0"/>
+        <w:ind w:hanging="0" w:left="0" w:right="0"/>
+        <w:jc w:val="both"/>
+        <w:rPr>
+          <w:b/>
+          <w:bCs/>
+        </w:rPr>
+      </w:pPr>
+      <w:r>
+        <w:rPr>
+          <w:rFonts w:ascii="Times New Roman" w:hAnsi="Times New Roman"/>
+          <w:b/>
+          <w:bCs/>
+          <w:sz w:val="28"/>
+          <w:szCs w:val="28"/>
+        </w:rPr>
+        <w:t>3. Нанесення маршрутів РХБ розвідки:</w:t>
+      </w:r>
+    </w:p>
+    <w:p>
+      <w:pPr>
+        <w:pStyle w:val="Style19"/>
+        <w:widowControl/>
+        <w:suppressAutoHyphens w:val="true"/>
+        <w:bidi w:val="0"/>
+        <w:spacing w:lineRule="auto" w:line="240" w:before="0" w:after="0"/>
+        <w:ind w:firstLine="510" w:left="0" w:right="0"/>
+        <w:jc w:val="both"/>
+        <w:rPr>
+          <w:b/>
+          <w:bCs/>
+        </w:rPr>
+      </w:pPr>
+      <w:r>
+        <w:rPr>
+          <w:rFonts w:ascii="Times New Roman" w:hAnsi="Times New Roman"/>
+          <w:b/>
+          <w:bCs/>
+          <w:sz w:val="28"/>
+          <w:szCs w:val="28"/>
+        </w:rPr>
+        <w:t xml:space="preserve">в автоматичному режимі: </w:t>
+      </w:r>
+      <w:r>
+        <w:rPr>
+          <w:rFonts w:ascii="Times New Roman" w:hAnsi="Times New Roman"/>
+          <w:b w:val="false"/>
+          <w:bCs w:val="false"/>
+          <w:sz w:val="28"/>
+          <w:szCs w:val="28"/>
+        </w:rPr>
+        <w:t>у віконці під картою ввести перелік населених пунктів (через точку із комою) маршруту розвідки, тобто визначити точки для початку маршруту, проміжні точки та кінець маршруту. При співпаданні найменування НП з такою ж назвою з іншого регіону України або іншої країни програма може не коректно сформувати маршрут, в цьому випадку треба після назви НП через точку з комою написати найменування області, в якій розташований зазначений НП.</w:t>
+      </w:r>
+    </w:p>
+    <w:p>
+      <w:pPr>
+        <w:pStyle w:val="Style19"/>
+        <w:widowControl/>
+        <w:suppressAutoHyphens w:val="true"/>
+        <w:bidi w:val="0"/>
+        <w:spacing w:lineRule="auto" w:line="240" w:before="0" w:after="0"/>
+        <w:ind w:firstLine="510" w:left="0" w:right="0"/>
+        <w:jc w:val="both"/>
+        <w:rPr>
+          <w:b/>
+          <w:bCs/>
+        </w:rPr>
+      </w:pPr>
+      <w:r>
+        <w:rPr>
+          <w:rFonts w:ascii="Times New Roman" w:hAnsi="Times New Roman"/>
+          <w:b/>
+          <w:bCs/>
+          <w:sz w:val="28"/>
+          <w:szCs w:val="28"/>
+        </w:rPr>
+        <w:t xml:space="preserve">в ручному режимі: </w:t>
+      </w:r>
+      <w:r>
+        <w:rPr>
+          <w:rFonts w:ascii="Times New Roman" w:hAnsi="Times New Roman"/>
+          <w:b w:val="false"/>
+          <w:bCs w:val="false"/>
+          <w:sz w:val="28"/>
+          <w:szCs w:val="28"/>
+        </w:rPr>
+        <w:t xml:space="preserve">за допомогою мишки кліком визначаєте точки маршруту на карті, при цьому кінець маршруту наноситься двійним кліком. У випадаючому віконці вставляєте № маршруту.     </w:t>
+      </w:r>
+    </w:p>
+    <w:p>
+      <w:pPr>
+        <w:pStyle w:val="Style19"/>
+        <w:widowControl/>
+        <w:suppressAutoHyphens w:val="true"/>
+        <w:bidi w:val="0"/>
+        <w:spacing w:lineRule="auto" w:line="240" w:before="0" w:after="0"/>
+        <w:ind w:firstLine="567" w:left="0" w:right="0"/>
+        <w:jc w:val="both"/>
+        <w:rPr>
+          <w:rFonts w:ascii="Times New Roman" w:hAnsi="Times New Roman"/>
+          <w:sz w:val="28"/>
+          <w:szCs w:val="28"/>
+        </w:rPr>
+      </w:pPr>
+      <w:r>
+        <w:rPr/>
       </w:r>
     </w:p>
     <w:p>
@@ -2668,7 +2913,7 @@
           <w:sz w:val="28"/>
           <w:szCs w:val="28"/>
         </w:rPr>
-        <w:t>3. Вимірювання відстаней (лінійка)</w:t>
+        <w:t>4. Очищення та експорт</w:t>
       </w:r>
     </w:p>
     <w:p>
@@ -2677,176 +2922,6 @@
         <w:numPr>
           <w:ilvl w:val="0"/>
           <w:numId w:val="4"/>
-        </w:numPr>
-        <w:tabs>
-          <w:tab w:val="clear" w:pos="709"/>
-          <w:tab w:val="left" w:pos="0" w:leader="none"/>
-        </w:tabs>
-        <w:spacing w:lineRule="auto" w:line="240" w:before="0" w:after="0"/>
-        <w:ind w:hanging="283" w:left="709"/>
-        <w:jc w:val="both"/>
-        <w:rPr>
-          <w:rFonts w:ascii="Times New Roman" w:hAnsi="Times New Roman"/>
-          <w:sz w:val="28"/>
-          <w:szCs w:val="28"/>
-        </w:rPr>
-      </w:pPr>
-      <w:r>
-        <w:rPr>
-          <w:rFonts w:ascii="Times New Roman" w:hAnsi="Times New Roman"/>
-          <w:sz w:val="28"/>
-          <w:szCs w:val="28"/>
-        </w:rPr>
-        <w:t xml:space="preserve">На панелі Leaflet (на карті вгорі ліворуч) виберіть </w:t>
-      </w:r>
-      <w:r>
-        <w:rPr>
-          <w:rFonts w:ascii="Times New Roman" w:hAnsi="Times New Roman"/>
-          <w:b/>
-          <w:sz w:val="28"/>
-          <w:szCs w:val="28"/>
-        </w:rPr>
-        <w:t>«Малювання лінії»</w:t>
-      </w:r>
-      <w:r>
-        <w:rPr>
-          <w:rFonts w:ascii="Times New Roman" w:hAnsi="Times New Roman"/>
-          <w:sz w:val="28"/>
-          <w:szCs w:val="28"/>
-        </w:rPr>
-        <w:t xml:space="preserve"> (лінія з точками).</w:t>
-      </w:r>
-    </w:p>
-    <w:p>
-      <w:pPr>
-        <w:pStyle w:val="BodyText"/>
-        <w:numPr>
-          <w:ilvl w:val="0"/>
-          <w:numId w:val="4"/>
-        </w:numPr>
-        <w:tabs>
-          <w:tab w:val="clear" w:pos="709"/>
-          <w:tab w:val="left" w:pos="0" w:leader="none"/>
-        </w:tabs>
-        <w:spacing w:lineRule="auto" w:line="240" w:before="0" w:after="0"/>
-        <w:ind w:hanging="283" w:left="709"/>
-        <w:jc w:val="both"/>
-        <w:rPr>
-          <w:rFonts w:ascii="Times New Roman" w:hAnsi="Times New Roman"/>
-          <w:sz w:val="28"/>
-          <w:szCs w:val="28"/>
-        </w:rPr>
-      </w:pPr>
-      <w:r>
-        <w:rPr>
-          <w:rFonts w:ascii="Times New Roman" w:hAnsi="Times New Roman"/>
-          <w:sz w:val="28"/>
-          <w:szCs w:val="28"/>
-        </w:rPr>
-        <w:t>Послідовно клікайте по карті (наприклад, від епіцентру хмари до населеного пункту), відстань автоматично відображатиметься в метрах або кілометрах.</w:t>
-      </w:r>
-    </w:p>
-    <w:p>
-      <w:pPr>
-        <w:pStyle w:val="BodyText"/>
-        <w:numPr>
-          <w:ilvl w:val="0"/>
-          <w:numId w:val="4"/>
-        </w:numPr>
-        <w:tabs>
-          <w:tab w:val="clear" w:pos="709"/>
-          <w:tab w:val="left" w:pos="0" w:leader="none"/>
-        </w:tabs>
-        <w:spacing w:lineRule="auto" w:line="240" w:before="0" w:after="0"/>
-        <w:ind w:hanging="283" w:left="709"/>
-        <w:jc w:val="both"/>
-        <w:rPr>
-          <w:rFonts w:ascii="Times New Roman" w:hAnsi="Times New Roman"/>
-          <w:sz w:val="28"/>
-          <w:szCs w:val="28"/>
-        </w:rPr>
-      </w:pPr>
-      <w:r>
-        <w:rPr>
-          <w:rFonts w:ascii="Times New Roman" w:hAnsi="Times New Roman"/>
-          <w:sz w:val="28"/>
-          <w:szCs w:val="28"/>
-        </w:rPr>
-        <w:t>Для завершення вимірювання двічі клікніть на останній точці.</w:t>
-      </w:r>
-    </w:p>
-    <w:p>
-      <w:pPr>
-        <w:pStyle w:val="BodyText"/>
-        <w:numPr>
-          <w:ilvl w:val="0"/>
-          <w:numId w:val="4"/>
-        </w:numPr>
-        <w:tabs>
-          <w:tab w:val="clear" w:pos="709"/>
-          <w:tab w:val="left" w:pos="0" w:leader="none"/>
-        </w:tabs>
-        <w:spacing w:lineRule="auto" w:line="240" w:before="0" w:after="0"/>
-        <w:ind w:hanging="283" w:left="709"/>
-        <w:jc w:val="both"/>
-        <w:rPr>
-          <w:rFonts w:ascii="Times New Roman" w:hAnsi="Times New Roman"/>
-          <w:sz w:val="28"/>
-          <w:szCs w:val="28"/>
-        </w:rPr>
-      </w:pPr>
-      <w:r>
-        <w:rPr>
-          <w:rFonts w:ascii="Times New Roman" w:hAnsi="Times New Roman"/>
-          <w:sz w:val="28"/>
-          <w:szCs w:val="28"/>
-        </w:rPr>
-        <w:t xml:space="preserve">Для видалення лінійки натисніть іконку </w:t>
-      </w:r>
-      <w:r>
-        <w:rPr>
-          <w:rFonts w:ascii="Times New Roman" w:hAnsi="Times New Roman"/>
-          <w:b/>
-          <w:sz w:val="28"/>
-          <w:szCs w:val="28"/>
-        </w:rPr>
-        <w:t>Смітника</w:t>
-      </w:r>
-      <w:r>
-        <w:rPr>
-          <w:rFonts w:ascii="Times New Roman" w:hAnsi="Times New Roman"/>
-          <w:sz w:val="28"/>
-          <w:szCs w:val="28"/>
-        </w:rPr>
-        <w:t xml:space="preserve"> у лівій панелі та клікніть по лінії.</w:t>
-      </w:r>
-    </w:p>
-    <w:p>
-      <w:pPr>
-        <w:pStyle w:val="Heading3"/>
-        <w:spacing w:lineRule="auto" w:line="240" w:before="0" w:after="0"/>
-        <w:jc w:val="both"/>
-        <w:rPr>
-          <w:rFonts w:ascii="Times New Roman" w:hAnsi="Times New Roman"/>
-          <w:sz w:val="28"/>
-          <w:szCs w:val="28"/>
-        </w:rPr>
-      </w:pPr>
-      <w:r>
-        <w:rPr>
-          <w:rFonts w:ascii="Times New Roman" w:hAnsi="Times New Roman"/>
-          <w:sz w:val="28"/>
-          <w:szCs w:val="28"/>
-        </w:rPr>
-        <w:t>4. Очищення та експорт</w:t>
-      </w:r>
-    </w:p>
-    <w:p>
-      <w:pPr>
-        <w:pStyle w:val="BodyText"/>
-        <w:numPr>
-          <w:ilvl w:val="0"/>
-          <w:numId w:val="5"/>
         </w:numPr>
         <w:tabs>
           <w:tab w:val="clear" w:pos="709"/>
@@ -3352,125 +3427,6 @@
   <w:abstractNum w:abstractNumId="4">
     <w:lvl w:ilvl="0">
       <w:start w:val="1"/>
-      <w:numFmt w:val="decimal"/>
-      <w:lvlText w:val="%1."/>
-      <w:lvlJc w:val="left"/>
-      <w:pPr>
-        <w:tabs>
-          <w:tab w:val="num" w:pos="709"/>
-        </w:tabs>
-        <w:ind w:left="709" w:hanging="283"/>
-      </w:pPr>
-      <w:rPr/>
-    </w:lvl>
-    <w:lvl w:ilvl="1">
-      <w:start w:val="1"/>
-      <w:numFmt w:val="decimal"/>
-      <w:lvlText w:val="%2."/>
-      <w:lvlJc w:val="left"/>
-      <w:pPr>
-        <w:tabs>
-          <w:tab w:val="num" w:pos="1418"/>
-        </w:tabs>
-        <w:ind w:left="1418" w:hanging="283"/>
-      </w:pPr>
-      <w:rPr/>
-    </w:lvl>
-    <w:lvl w:ilvl="2">
-      <w:start w:val="1"/>
-      <w:numFmt w:val="decimal"/>
-      <w:lvlText w:val="%3."/>
-      <w:lvlJc w:val="left"/>
-      <w:pPr>
-        <w:tabs>
-          <w:tab w:val="num" w:pos="2127"/>
-        </w:tabs>
-        <w:ind w:left="2127" w:hanging="283"/>
-      </w:pPr>
-      <w:rPr/>
-    </w:lvl>
-    <w:lvl w:ilvl="3">
-      <w:start w:val="1"/>
-      <w:numFmt w:val="decimal"/>
-      <w:lvlText w:val="%4."/>
-      <w:lvlJc w:val="left"/>
-      <w:pPr>
-        <w:tabs>
-          <w:tab w:val="num" w:pos="2836"/>
-        </w:tabs>
-        <w:ind w:left="2836" w:hanging="283"/>
-      </w:pPr>
-      <w:rPr/>
-    </w:lvl>
-    <w:lvl w:ilvl="4">
-      <w:start w:val="1"/>
-      <w:numFmt w:val="decimal"/>
-      <w:lvlText w:val="%5."/>
-      <w:lvlJc w:val="left"/>
-      <w:pPr>
-        <w:tabs>
-          <w:tab w:val="num" w:pos="3545"/>
-        </w:tabs>
-        <w:ind w:left="3545" w:hanging="283"/>
-      </w:pPr>
-      <w:rPr/>
-    </w:lvl>
-    <w:lvl w:ilvl="5">
-      <w:start w:val="1"/>
-      <w:numFmt w:val="decimal"/>
-      <w:lvlText w:val="%6."/>
-      <w:lvlJc w:val="left"/>
-      <w:pPr>
-        <w:tabs>
-          <w:tab w:val="num" w:pos="4254"/>
-        </w:tabs>
-        <w:ind w:left="4254" w:hanging="283"/>
-      </w:pPr>
-      <w:rPr/>
-    </w:lvl>
-    <w:lvl w:ilvl="6">
-      <w:start w:val="1"/>
-      <w:numFmt w:val="decimal"/>
-      <w:lvlText w:val="%7."/>
-      <w:lvlJc w:val="left"/>
-      <w:pPr>
-        <w:tabs>
-          <w:tab w:val="num" w:pos="4963"/>
-        </w:tabs>
-        <w:ind w:left="4963" w:hanging="283"/>
-      </w:pPr>
-      <w:rPr/>
-    </w:lvl>
-    <w:lvl w:ilvl="7">
-      <w:start w:val="1"/>
-      <w:numFmt w:val="decimal"/>
-      <w:lvlText w:val="%8."/>
-      <w:lvlJc w:val="left"/>
-      <w:pPr>
-        <w:tabs>
-          <w:tab w:val="num" w:pos="5672"/>
-        </w:tabs>
-        <w:ind w:left="5672" w:hanging="283"/>
-      </w:pPr>
-      <w:rPr/>
-    </w:lvl>
-    <w:lvl w:ilvl="8">
-      <w:start w:val="1"/>
-      <w:numFmt w:val="decimal"/>
-      <w:lvlText w:val="%9."/>
-      <w:lvlJc w:val="left"/>
-      <w:pPr>
-        <w:tabs>
-          <w:tab w:val="num" w:pos="6381"/>
-        </w:tabs>
-        <w:ind w:left="6381" w:hanging="283"/>
-      </w:pPr>
-      <w:rPr/>
-    </w:lvl>
-  </w:abstractNum>
-  <w:abstractNum w:abstractNumId="5">
-    <w:lvl w:ilvl="0">
-      <w:start w:val="1"/>
       <w:numFmt w:val="bullet"/>
       <w:lvlText w:val=""/>
       <w:lvlJc w:val="left"/>
@@ -3605,7 +3561,7 @@
       </w:rPr>
     </w:lvl>
   </w:abstractNum>
-  <w:abstractNum w:abstractNumId="6">
+  <w:abstractNum w:abstractNumId="5">
     <w:lvl w:ilvl="0">
       <w:start w:val="1"/>
       <w:numFmt w:val="none"/>
@@ -3738,9 +3694,6 @@
   </w:num>
   <w:num w:numId="5">
     <w:abstractNumId w:val="5"/>
-  </w:num>
-  <w:num w:numId="6">
-    <w:abstractNumId w:val="6"/>
   </w:num>
 </w:numbering>
 </file>

--- a/docs/1. ІНСТРУКЦІЯ користування Платформою ХБРЯ.docx
+++ b/docs/1. ІНСТРУКЦІЯ користування Платформою ХБРЯ.docx
@@ -95,7 +95,21 @@
           <w:sz w:val="28"/>
           <w:szCs w:val="28"/>
         </w:rPr>
-        <w:t>на ХБРЯ інциденти</w:t>
+        <w:t xml:space="preserve"> </w:t>
+      </w:r>
+      <w:r>
+        <w:rPr>
+          <w:rFonts w:ascii="Times New Roman" w:hAnsi="Times New Roman"/>
+          <w:b/>
+          <w:bCs/>
+          <w:i w:val="false"/>
+          <w:caps/>
+          <w:color w:val="000000"/>
+          <w:spacing w:val="0"/>
+          <w:sz w:val="28"/>
+          <w:szCs w:val="28"/>
+        </w:rPr>
+        <w:t>ХБРЯ інциденти</w:t>
       </w:r>
     </w:p>
     <w:p>
@@ -1766,97 +1780,17 @@
           <w:sz w:val="28"/>
           <w:szCs w:val="28"/>
         </w:rPr>
-        <w:t xml:space="preserve"> н</w:t>
-      </w:r>
-      <w:r>
-        <w:rPr>
-          <w:rFonts w:ascii="Times New Roman" w:hAnsi="Times New Roman"/>
-          <w:sz w:val="28"/>
-          <w:szCs w:val="28"/>
-        </w:rPr>
-        <w:t xml:space="preserve">а панелі </w:t>
-      </w:r>
-      <w:r>
-        <w:rPr>
-          <w:rFonts w:ascii="Times New Roman" w:hAnsi="Times New Roman"/>
-          <w:sz w:val="28"/>
-          <w:szCs w:val="28"/>
-        </w:rPr>
-        <w:t xml:space="preserve">під </w:t>
-      </w:r>
-      <w:r>
-        <w:rPr>
-          <w:rFonts w:ascii="Times New Roman" w:hAnsi="Times New Roman"/>
-          <w:sz w:val="28"/>
-          <w:szCs w:val="28"/>
-        </w:rPr>
-        <w:t>карт</w:t>
-      </w:r>
-      <w:r>
-        <w:rPr>
-          <w:rFonts w:ascii="Times New Roman" w:hAnsi="Times New Roman"/>
-          <w:sz w:val="28"/>
-          <w:szCs w:val="28"/>
-        </w:rPr>
-        <w:t>ою</w:t>
-      </w:r>
-      <w:r>
-        <w:rPr>
-          <w:rFonts w:ascii="Times New Roman" w:hAnsi="Times New Roman"/>
-          <w:sz w:val="28"/>
-          <w:szCs w:val="28"/>
-        </w:rPr>
-        <w:t xml:space="preserve"> натисність кнопку випадаючого списку </w:t>
-      </w:r>
-      <w:r>
-        <w:rPr>
-          <w:rFonts w:ascii="Times New Roman" w:hAnsi="Times New Roman"/>
-          <w:b/>
-          <w:bCs/>
-          <w:sz w:val="28"/>
-          <w:szCs w:val="28"/>
-        </w:rPr>
-        <w:t>«</w:t>
-      </w:r>
-      <w:r>
-        <w:rPr>
-          <w:rFonts w:ascii="Times New Roman" w:hAnsi="Times New Roman"/>
-          <w:b/>
-          <w:bCs/>
-          <w:sz w:val="28"/>
-          <w:szCs w:val="28"/>
-        </w:rPr>
-        <w:t>З</w:t>
-      </w:r>
-      <w:r>
-        <w:rPr>
-          <w:rFonts w:ascii="Times New Roman" w:hAnsi="Times New Roman"/>
-          <w:b/>
-          <w:bCs/>
-          <w:sz w:val="28"/>
-          <w:szCs w:val="28"/>
-        </w:rPr>
-        <w:t xml:space="preserve">нак </w:t>
-      </w:r>
-      <w:r>
-        <w:rPr>
-          <w:rFonts w:ascii="Times New Roman" w:hAnsi="Times New Roman"/>
-          <w:b/>
-          <w:bCs/>
-          <w:sz w:val="28"/>
-          <w:szCs w:val="28"/>
-        </w:rPr>
-        <w:t>РХБЗ</w:t>
-      </w:r>
-      <w:r>
-        <w:rPr>
-          <w:rFonts w:ascii="Times New Roman" w:hAnsi="Times New Roman"/>
-          <w:b/>
-          <w:bCs/>
-          <w:sz w:val="28"/>
-          <w:szCs w:val="28"/>
-        </w:rPr>
-        <w:t>»</w:t>
+        <w:t xml:space="preserve"> на панелі під картою натисність кнопку випадаючого списку </w:t>
+      </w:r>
+      <w:r>
+        <w:rPr>
+          <w:rFonts w:ascii="Times New Roman" w:hAnsi="Times New Roman"/>
+          <w:b/>
+          <w:bCs/>
+          <w:sz w:val="28"/>
+          <w:szCs w:val="28"/>
+        </w:rPr>
+        <w:t>«Знак РХБЗ»</w:t>
       </w:r>
       <w:r>
         <w:rPr>
@@ -1925,27 +1859,7 @@
           <w:sz w:val="28"/>
           <w:szCs w:val="28"/>
         </w:rPr>
-        <w:t>«</w:t>
-      </w:r>
-      <w:r>
-        <w:rPr>
-          <w:rFonts w:ascii="Times New Roman" w:hAnsi="Times New Roman"/>
-          <w:b/>
-          <w:bCs/>
-          <w:sz w:val="28"/>
-          <w:szCs w:val="28"/>
-        </w:rPr>
-        <w:t>Завершити</w:t>
-      </w:r>
-      <w:r>
-        <w:rPr>
-          <w:rFonts w:ascii="Times New Roman" w:hAnsi="Times New Roman"/>
-          <w:b/>
-          <w:bCs/>
-          <w:sz w:val="28"/>
-          <w:szCs w:val="28"/>
-        </w:rPr>
-        <w:t xml:space="preserve"> знак».</w:t>
+        <w:t>«Завершити знак».</w:t>
       </w:r>
     </w:p>
     <w:p>
@@ -1986,6 +1900,36 @@
           <w:sz w:val="28"/>
           <w:szCs w:val="28"/>
         </w:rPr>
+        <w:t>натисність кнопку «Видалити (кліком)</w:t>
+      </w:r>
+      <w:r>
+        <w:rPr>
+          <w:rFonts w:ascii="Times New Roman" w:hAnsi="Times New Roman"/>
+          <w:b/>
+          <w:bCs/>
+          <w:sz w:val="28"/>
+          <w:szCs w:val="28"/>
+        </w:rPr>
+        <w:t xml:space="preserve">» </w:t>
+      </w:r>
+      <w:r>
+        <w:rPr>
+          <w:rFonts w:ascii="Times New Roman" w:hAnsi="Times New Roman"/>
+          <w:b w:val="false"/>
+          <w:bCs w:val="false"/>
+          <w:sz w:val="28"/>
+          <w:szCs w:val="28"/>
+        </w:rPr>
+        <w:t xml:space="preserve">та </w:t>
+      </w:r>
+      <w:r>
+        <w:rPr>
+          <w:rFonts w:ascii="Times New Roman" w:hAnsi="Times New Roman"/>
+          <w:b w:val="false"/>
+          <w:bCs w:val="false"/>
+          <w:sz w:val="28"/>
+          <w:szCs w:val="28"/>
+        </w:rPr>
         <w:t xml:space="preserve">на карті клікніть по нанесеному знаку для його видалення. </w:t>
       </w:r>
     </w:p>
@@ -2024,23 +1968,7 @@
           <w:sz w:val="28"/>
           <w:szCs w:val="28"/>
         </w:rPr>
-        <w:t xml:space="preserve"> На панелі </w:t>
-      </w:r>
-      <w:r>
-        <w:rPr>
-          <w:rFonts w:ascii="Times New Roman" w:hAnsi="Times New Roman"/>
-          <w:sz w:val="28"/>
-          <w:szCs w:val="28"/>
-        </w:rPr>
-        <w:t xml:space="preserve">під картою </w:t>
-      </w:r>
-      <w:r>
-        <w:rPr>
-          <w:rFonts w:ascii="Times New Roman" w:hAnsi="Times New Roman"/>
-          <w:sz w:val="28"/>
-          <w:szCs w:val="28"/>
-        </w:rPr>
-        <w:t xml:space="preserve">натисніть кнопку </w:t>
+        <w:t xml:space="preserve"> На панелі під картою натисніть кнопку </w:t>
       </w:r>
       <w:r>
         <w:rPr>
@@ -2074,7 +2002,35 @@
           <w:sz w:val="28"/>
           <w:szCs w:val="28"/>
         </w:rPr>
-        <w:t xml:space="preserve"> на карті клікніть по нанесеному тексту для його видалення.</w:t>
+        <w:t xml:space="preserve"> </w:t>
+      </w:r>
+      <w:r>
+        <w:rPr>
+          <w:rFonts w:ascii="Times New Roman" w:hAnsi="Times New Roman"/>
+          <w:b w:val="false"/>
+          <w:bCs w:val="false"/>
+          <w:sz w:val="28"/>
+          <w:szCs w:val="28"/>
+        </w:rPr>
+        <w:t>натисність кнопку «Видалити (кліком)</w:t>
+      </w:r>
+      <w:r>
+        <w:rPr>
+          <w:rFonts w:ascii="Times New Roman" w:hAnsi="Times New Roman"/>
+          <w:b/>
+          <w:bCs/>
+          <w:sz w:val="28"/>
+          <w:szCs w:val="28"/>
+        </w:rPr>
+        <w:t>»</w:t>
+      </w:r>
+      <w:r>
+        <w:rPr>
+          <w:rFonts w:ascii="Times New Roman" w:hAnsi="Times New Roman"/>
+          <w:sz w:val="28"/>
+          <w:szCs w:val="28"/>
+        </w:rPr>
+        <w:t>на карті клікніть по нанесеному тексту для його видалення.</w:t>
       </w:r>
     </w:p>
     <w:p>
@@ -2104,25 +2060,7 @@
           <w:sz w:val="28"/>
           <w:szCs w:val="28"/>
         </w:rPr>
-        <w:t xml:space="preserve">Коло, </w:t>
-      </w:r>
-      <w:r>
-        <w:rPr>
-          <w:rFonts w:ascii="Times New Roman" w:hAnsi="Times New Roman"/>
-          <w:b/>
-          <w:sz w:val="28"/>
-          <w:szCs w:val="28"/>
-        </w:rPr>
-        <w:t>багатокутник</w:t>
-      </w:r>
-      <w:r>
-        <w:rPr>
-          <w:rFonts w:ascii="Times New Roman" w:hAnsi="Times New Roman"/>
-          <w:b/>
-          <w:sz w:val="28"/>
-          <w:szCs w:val="28"/>
-        </w:rPr>
-        <w:t>:</w:t>
+        <w:t>Коло, багатокутник:</w:t>
       </w:r>
       <w:r>
         <w:rPr>
@@ -2213,10 +2151,38 @@
     <w:p>
       <w:pPr>
         <w:pStyle w:val="BodyText"/>
+        <w:widowControl/>
         <w:numPr>
           <w:ilvl w:val="0"/>
           <w:numId w:val="0"/>
         </w:numPr>
+        <w:suppressAutoHyphens w:val="true"/>
+        <w:bidi w:val="0"/>
+        <w:spacing w:lineRule="auto" w:line="240" w:before="0" w:after="0"/>
+        <w:ind w:hanging="0" w:left="737" w:right="0"/>
+        <w:jc w:val="both"/>
+        <w:rPr>
+          <w:rFonts w:ascii="Times New Roman" w:hAnsi="Times New Roman"/>
+          <w:sz w:val="28"/>
+          <w:szCs w:val="28"/>
+        </w:rPr>
+      </w:pPr>
+      <w:r>
+        <w:rPr>
+          <w:rFonts w:ascii="Times New Roman" w:hAnsi="Times New Roman"/>
+          <w:sz w:val="28"/>
+          <w:szCs w:val="28"/>
+        </w:rPr>
+        <w:t>Видалення цих геометричних фігур здійснюється аналогічно видаленню умовних знаків.</w:t>
+      </w:r>
+    </w:p>
+    <w:p>
+      <w:pPr>
+        <w:pStyle w:val="BodyText"/>
+        <w:numPr>
+          <w:ilvl w:val="0"/>
+          <w:numId w:val="0"/>
+        </w:numPr>
         <w:spacing w:lineRule="auto" w:line="240" w:before="0" w:after="0"/>
         <w:ind w:hanging="0" w:left="0"/>
         <w:rPr>
@@ -2526,7 +2492,56 @@
           <w:sz w:val="28"/>
           <w:szCs w:val="28"/>
         </w:rPr>
-        <w:t>максимальну довжину хмари (за вітром) у метрах.</w:t>
+        <w:t xml:space="preserve">максимальну довжину хмари  - </w:t>
+      </w:r>
+      <w:r>
+        <w:rPr>
+          <w:rFonts w:ascii="Times New Roman" w:hAnsi="Times New Roman"/>
+          <w:sz w:val="28"/>
+          <w:szCs w:val="28"/>
+        </w:rPr>
+        <w:t xml:space="preserve">тобто довжину еліпса </w:t>
+      </w:r>
+      <w:r>
+        <w:rPr>
+          <w:rFonts w:ascii="Times New Roman" w:hAnsi="Times New Roman"/>
+          <w:sz w:val="28"/>
+          <w:szCs w:val="28"/>
+        </w:rPr>
+        <w:t>у метрах (</w:t>
+      </w:r>
+      <w:r>
+        <w:rPr>
+          <w:rFonts w:ascii="Times New Roman" w:hAnsi="Times New Roman"/>
+          <w:sz w:val="28"/>
+          <w:szCs w:val="28"/>
+        </w:rPr>
+        <w:t>сисиема автоматично розрахує ширину еліпса в залежності від швидкості вітру, яка була вставлена у ручному режимі у метеовіджет)</w:t>
+      </w:r>
+    </w:p>
+    <w:p>
+      <w:pPr>
+        <w:pStyle w:val="BodyText"/>
+        <w:numPr>
+          <w:ilvl w:val="0"/>
+          <w:numId w:val="0"/>
+        </w:numPr>
+        <w:spacing w:lineRule="auto" w:line="240" w:before="0" w:after="0"/>
+        <w:ind w:hanging="0" w:left="0"/>
+        <w:jc w:val="both"/>
+        <w:rPr>
+          <w:rFonts w:ascii="Times New Roman" w:hAnsi="Times New Roman"/>
+          <w:sz w:val="28"/>
+          <w:szCs w:val="28"/>
+        </w:rPr>
+      </w:pPr>
+      <w:r>
+        <w:rPr>
+          <w:rFonts w:ascii="Times New Roman" w:hAnsi="Times New Roman"/>
+          <w:sz w:val="28"/>
+          <w:szCs w:val="28"/>
+        </w:rPr>
+        <w:t xml:space="preserve">Система автоматично побудує трирівневий каскад зон:                                                          </w:t>
       </w:r>
     </w:p>
     <w:p>
@@ -2555,106 +2570,6 @@
           <w:sz w:val="28"/>
           <w:szCs w:val="28"/>
         </w:rPr>
-        <w:t>максимальну ширину хмари (бокове поширення) у метрах.</w:t>
-      </w:r>
-    </w:p>
-    <w:p>
-      <w:pPr>
-        <w:pStyle w:val="BodyText"/>
-        <w:numPr>
-          <w:ilvl w:val="0"/>
-          <w:numId w:val="0"/>
-        </w:numPr>
-        <w:spacing w:lineRule="auto" w:line="240" w:before="0" w:after="0"/>
-        <w:ind w:hanging="0" w:left="0"/>
-        <w:jc w:val="both"/>
-        <w:rPr>
-          <w:rFonts w:ascii="Times New Roman" w:hAnsi="Times New Roman"/>
-          <w:sz w:val="28"/>
-          <w:szCs w:val="28"/>
-        </w:rPr>
-      </w:pPr>
-      <w:r>
-        <w:rPr>
-          <w:rFonts w:ascii="Times New Roman" w:hAnsi="Times New Roman"/>
-          <w:sz w:val="28"/>
-          <w:szCs w:val="28"/>
-        </w:rPr>
-        <w:t>Система автоматично побудує трирівневий каскад зон:</w:t>
-      </w:r>
-    </w:p>
-    <w:p>
-      <w:pPr>
-        <w:pStyle w:val="BodyText"/>
-        <w:numPr>
-          <w:ilvl w:val="1"/>
-          <w:numId w:val="2"/>
-        </w:numPr>
-        <w:tabs>
-          <w:tab w:val="clear" w:pos="709"/>
-          <w:tab w:val="left" w:pos="0" w:leader="none"/>
-        </w:tabs>
-        <w:spacing w:lineRule="auto" w:line="240" w:before="0" w:after="0"/>
-        <w:ind w:hanging="283" w:left="1418"/>
-        <w:jc w:val="both"/>
-        <w:rPr>
-          <w:rFonts w:ascii="Times New Roman" w:hAnsi="Times New Roman"/>
-          <w:sz w:val="28"/>
-          <w:szCs w:val="28"/>
-        </w:rPr>
-      </w:pPr>
-      <w:r>
-        <w:rPr>
-          <w:rFonts w:ascii="Times New Roman" w:hAnsi="Times New Roman"/>
-          <w:sz w:val="28"/>
-          <w:szCs w:val="28"/>
-        </w:rPr>
-        <w:t xml:space="preserve">🟡 </w:t>
-      </w:r>
-      <w:r>
-        <w:rPr>
-          <w:rFonts w:ascii="Times New Roman" w:hAnsi="Times New Roman"/>
-          <w:b/>
-          <w:sz w:val="28"/>
-          <w:szCs w:val="28"/>
-        </w:rPr>
-        <w:t>AEGL-1 (жовта, 100% розміру):</w:t>
-      </w:r>
-      <w:r>
-        <w:rPr>
-          <w:rFonts w:ascii="Times New Roman" w:hAnsi="Times New Roman"/>
-          <w:sz w:val="28"/>
-          <w:szCs w:val="28"/>
-        </w:rPr>
-        <w:t xml:space="preserve"> зона початкового/низького впливу.</w:t>
-      </w:r>
-    </w:p>
-    <w:p>
-      <w:pPr>
-        <w:pStyle w:val="BodyText"/>
-        <w:numPr>
-          <w:ilvl w:val="1"/>
-          <w:numId w:val="2"/>
-        </w:numPr>
-        <w:tabs>
-          <w:tab w:val="clear" w:pos="709"/>
-          <w:tab w:val="left" w:pos="0" w:leader="none"/>
-        </w:tabs>
-        <w:spacing w:lineRule="auto" w:line="240" w:before="0" w:after="0"/>
-        <w:ind w:hanging="283" w:left="1418"/>
-        <w:jc w:val="both"/>
-        <w:rPr>
-          <w:rFonts w:ascii="Times New Roman" w:hAnsi="Times New Roman"/>
-          <w:sz w:val="28"/>
-          <w:szCs w:val="28"/>
-        </w:rPr>
-      </w:pPr>
-      <w:r>
-        <w:rPr>
-          <w:rFonts w:ascii="Times New Roman" w:hAnsi="Times New Roman"/>
-          <w:sz w:val="28"/>
-          <w:szCs w:val="28"/>
-        </w:rPr>
         <w:t xml:space="preserve">🟠 </w:t>
       </w:r>
       <w:r>
@@ -2760,7 +2675,39 @@
           <w:sz w:val="28"/>
           <w:szCs w:val="28"/>
         </w:rPr>
-        <w:t xml:space="preserve"> Якщо необхідно видалити зону хімічного забруднення  - клікніть по центру еліпсу на карті та підтвердіть видалення. </w:t>
+        <w:t xml:space="preserve"> Якщо необхідно видалити зону хімічного забруднення  - клікніть по </w:t>
+      </w:r>
+      <w:r>
+        <w:rPr>
+          <w:rFonts w:ascii="Times New Roman" w:hAnsi="Times New Roman"/>
+          <w:sz w:val="28"/>
+          <w:szCs w:val="28"/>
+        </w:rPr>
+        <w:t xml:space="preserve">нанесеному </w:t>
+      </w:r>
+      <w:r>
+        <w:rPr>
+          <w:rFonts w:ascii="Times New Roman" w:hAnsi="Times New Roman"/>
+          <w:sz w:val="28"/>
+          <w:szCs w:val="28"/>
+        </w:rPr>
+        <w:t xml:space="preserve">еліпсу на карті та підтвердіть </w:t>
+      </w:r>
+      <w:r>
+        <w:rPr>
+          <w:rFonts w:ascii="Times New Roman" w:hAnsi="Times New Roman"/>
+          <w:sz w:val="28"/>
+          <w:szCs w:val="28"/>
+        </w:rPr>
+        <w:t xml:space="preserve">його </w:t>
+      </w:r>
+      <w:r>
+        <w:rPr>
+          <w:rFonts w:ascii="Times New Roman" w:hAnsi="Times New Roman"/>
+          <w:sz w:val="28"/>
+          <w:szCs w:val="28"/>
+        </w:rPr>
+        <w:t xml:space="preserve">видалення. </w:t>
       </w:r>
     </w:p>
     <w:p>
@@ -2779,7 +2726,11 @@
         </w:rPr>
       </w:pPr>
       <w:r>
-        <w:rPr/>
+        <w:rPr>
+          <w:rFonts w:ascii="Times New Roman" w:hAnsi="Times New Roman"/>
+          <w:sz w:val="28"/>
+          <w:szCs w:val="28"/>
+        </w:rPr>
       </w:r>
     </w:p>
     <w:p>
@@ -2874,7 +2825,7 @@
           <w:sz w:val="28"/>
           <w:szCs w:val="28"/>
         </w:rPr>
-        <w:t xml:space="preserve">за допомогою мишки кліком визначаєте точки маршруту на карті, при цьому кінець маршруту наноситься двійним кліком. У випадаючому віконці вставляєте № маршруту.     </w:t>
+        <w:t xml:space="preserve">за допомогою мишки кліком визначаєте точки маршруту на карті, при цьому кінець маршруту наноситься двійним кліком. У випадаючому віконці вставляєте № маршруту. </w:t>
       </w:r>
     </w:p>
     <w:p>
@@ -2884,6 +2835,51 @@
         <w:suppressAutoHyphens w:val="true"/>
         <w:bidi w:val="0"/>
         <w:spacing w:lineRule="auto" w:line="240" w:before="0" w:after="0"/>
+        <w:ind w:firstLine="510" w:left="0" w:right="0"/>
+        <w:jc w:val="both"/>
+        <w:rPr>
+          <w:b/>
+          <w:bCs/>
+        </w:rPr>
+      </w:pPr>
+      <w:r>
+        <w:rPr>
+          <w:rFonts w:ascii="Times New Roman" w:hAnsi="Times New Roman"/>
+          <w:b/>
+          <w:bCs/>
+          <w:sz w:val="28"/>
+          <w:szCs w:val="28"/>
+        </w:rPr>
+        <w:t xml:space="preserve">Видалення окремого маршуту </w:t>
+      </w:r>
+      <w:r>
+        <w:rPr>
+          <w:rFonts w:ascii="Times New Roman" w:hAnsi="Times New Roman"/>
+          <w:b w:val="false"/>
+          <w:bCs w:val="false"/>
+          <w:sz w:val="28"/>
+          <w:szCs w:val="28"/>
+        </w:rPr>
+        <w:t>здійснюється аналогічно видаленню умовних знаків.</w:t>
+      </w:r>
+      <w:r>
+        <w:rPr>
+          <w:rFonts w:ascii="Times New Roman" w:hAnsi="Times New Roman"/>
+          <w:b w:val="false"/>
+          <w:bCs w:val="false"/>
+          <w:sz w:val="28"/>
+          <w:szCs w:val="28"/>
+        </w:rPr>
+        <w:t xml:space="preserve">    </w:t>
+      </w:r>
+    </w:p>
+    <w:p>
+      <w:pPr>
+        <w:pStyle w:val="Style19"/>
+        <w:widowControl/>
+        <w:suppressAutoHyphens w:val="true"/>
+        <w:bidi w:val="0"/>
+        <w:spacing w:lineRule="auto" w:line="240" w:before="0" w:after="0"/>
         <w:ind w:firstLine="567" w:left="0" w:right="0"/>
         <w:jc w:val="both"/>
         <w:rPr>
@@ -2893,7 +2889,11 @@
         </w:rPr>
       </w:pPr>
       <w:r>
-        <w:rPr/>
+        <w:rPr>
+          <w:rFonts w:ascii="Times New Roman" w:hAnsi="Times New Roman"/>
+          <w:sz w:val="28"/>
+          <w:szCs w:val="28"/>
+        </w:rPr>
       </w:r>
     </w:p>
     <w:p>
@@ -2948,18 +2948,150 @@
         <w:rPr>
           <w:rFonts w:ascii="Times New Roman" w:hAnsi="Times New Roman"/>
           <w:b/>
-          <w:sz w:val="28"/>
-          <w:szCs w:val="28"/>
-        </w:rPr>
-        <w:t>PNG / 🖨 PDF:</w:t>
-      </w:r>
-      <w:r>
-        <w:rPr>
-          <w:rFonts w:ascii="Times New Roman" w:hAnsi="Times New Roman"/>
-          <w:sz w:val="28"/>
-          <w:szCs w:val="28"/>
-        </w:rPr>
-        <w:t xml:space="preserve"> Кнопки внизу правої панелі дозволяють миттєво зберегти знімок поточної карти або роздрукувати її.</w:t>
+          <w:bCs/>
+          <w:sz w:val="28"/>
+          <w:szCs w:val="28"/>
+        </w:rPr>
+        <w:t>HTML</w:t>
+      </w:r>
+      <w:r>
+        <w:rPr>
+          <w:rFonts w:ascii="Times New Roman" w:hAnsi="Times New Roman"/>
+          <w:b/>
+          <w:bCs/>
+          <w:sz w:val="28"/>
+          <w:szCs w:val="28"/>
+        </w:rPr>
+        <w:t xml:space="preserve"> / </w:t>
+      </w:r>
+      <w:r>
+        <w:rPr>
+          <w:rFonts w:ascii="Times New Roman" w:hAnsi="Times New Roman"/>
+          <w:b/>
+          <w:sz w:val="28"/>
+          <w:szCs w:val="28"/>
+        </w:rPr>
+        <w:t>🖨 PDF:</w:t>
+      </w:r>
+      <w:r>
+        <w:rPr>
+          <w:rFonts w:ascii="Times New Roman" w:hAnsi="Times New Roman"/>
+          <w:sz w:val="28"/>
+          <w:szCs w:val="28"/>
+        </w:rPr>
+        <w:t xml:space="preserve"> </w:t>
+      </w:r>
+      <w:r>
+        <w:rPr>
+          <w:rFonts w:ascii="Times New Roman" w:hAnsi="Times New Roman"/>
+          <w:sz w:val="28"/>
+          <w:szCs w:val="28"/>
+        </w:rPr>
+        <w:t>при натисканні на к</w:t>
+      </w:r>
+      <w:r>
+        <w:rPr>
+          <w:rFonts w:ascii="Times New Roman" w:hAnsi="Times New Roman"/>
+          <w:sz w:val="28"/>
+          <w:szCs w:val="28"/>
+        </w:rPr>
+        <w:t>нопк</w:t>
+      </w:r>
+      <w:r>
+        <w:rPr>
+          <w:rFonts w:ascii="Times New Roman" w:hAnsi="Times New Roman"/>
+          <w:sz w:val="28"/>
+          <w:szCs w:val="28"/>
+        </w:rPr>
+        <w:t>у</w:t>
+      </w:r>
+      <w:r>
+        <w:rPr>
+          <w:rFonts w:ascii="Times New Roman" w:hAnsi="Times New Roman"/>
+          <w:sz w:val="28"/>
+          <w:szCs w:val="28"/>
+        </w:rPr>
+        <w:t xml:space="preserve"> «</w:t>
+      </w:r>
+      <w:r>
+        <w:rPr>
+          <w:rFonts w:ascii="Times New Roman" w:hAnsi="Times New Roman"/>
+          <w:sz w:val="28"/>
+          <w:szCs w:val="28"/>
+        </w:rPr>
+        <w:t xml:space="preserve">HTML» </w:t>
+      </w:r>
+      <w:r>
+        <w:rPr>
+          <w:rFonts w:ascii="Times New Roman" w:hAnsi="Times New Roman"/>
+          <w:sz w:val="28"/>
+          <w:szCs w:val="28"/>
+        </w:rPr>
+        <w:t>поточн</w:t>
+      </w:r>
+      <w:r>
+        <w:rPr>
+          <w:rFonts w:ascii="Times New Roman" w:hAnsi="Times New Roman"/>
+          <w:sz w:val="28"/>
+          <w:szCs w:val="28"/>
+        </w:rPr>
+        <w:t>а</w:t>
+      </w:r>
+      <w:r>
+        <w:rPr>
+          <w:rFonts w:ascii="Times New Roman" w:hAnsi="Times New Roman"/>
+          <w:sz w:val="28"/>
+          <w:szCs w:val="28"/>
+        </w:rPr>
+        <w:t xml:space="preserve"> карт</w:t>
+      </w:r>
+      <w:r>
+        <w:rPr>
+          <w:rFonts w:ascii="Times New Roman" w:hAnsi="Times New Roman"/>
+          <w:sz w:val="28"/>
+          <w:szCs w:val="28"/>
+        </w:rPr>
+        <w:t>а</w:t>
+      </w:r>
+      <w:r>
+        <w:rPr>
+          <w:rFonts w:ascii="Times New Roman" w:hAnsi="Times New Roman"/>
+          <w:sz w:val="28"/>
+          <w:szCs w:val="28"/>
+        </w:rPr>
+        <w:t xml:space="preserve"> </w:t>
+      </w:r>
+      <w:r>
+        <w:rPr>
+          <w:rFonts w:ascii="Times New Roman" w:hAnsi="Times New Roman"/>
+          <w:sz w:val="28"/>
+          <w:szCs w:val="28"/>
+        </w:rPr>
+        <w:t xml:space="preserve">з обстановкою зберігається у форматі html; відповідно при натисканні кнопки «HTML» карта </w:t>
+      </w:r>
+      <w:r>
+        <w:rPr>
+          <w:rFonts w:ascii="Times New Roman" w:hAnsi="Times New Roman"/>
+          <w:sz w:val="28"/>
+          <w:szCs w:val="28"/>
+        </w:rPr>
+        <w:t>друку</w:t>
+      </w:r>
+      <w:r>
+        <w:rPr>
+          <w:rFonts w:ascii="Times New Roman" w:hAnsi="Times New Roman"/>
+          <w:sz w:val="28"/>
+          <w:szCs w:val="28"/>
+        </w:rPr>
+        <w:t>єється або зберігається у форматі pdf</w:t>
+      </w:r>
+      <w:r>
+        <w:rPr>
+          <w:rFonts w:ascii="Times New Roman" w:hAnsi="Times New Roman"/>
+          <w:sz w:val="28"/>
+          <w:szCs w:val="28"/>
+        </w:rPr>
+        <w:t>.</w:t>
       </w:r>
     </w:p>
     <w:p>

--- a/docs/1. ІНСТРУКЦІЯ користування Платформою ХБРЯ.docx
+++ b/docs/1. ІНСТРУКЦІЯ користування Платформою ХБРЯ.docx
@@ -1920,17 +1920,7 @@
           <w:sz w:val="28"/>
           <w:szCs w:val="28"/>
         </w:rPr>
-        <w:t xml:space="preserve">та </w:t>
-      </w:r>
-      <w:r>
-        <w:rPr>
-          <w:rFonts w:ascii="Times New Roman" w:hAnsi="Times New Roman"/>
-          <w:b w:val="false"/>
-          <w:bCs w:val="false"/>
-          <w:sz w:val="28"/>
-          <w:szCs w:val="28"/>
-        </w:rPr>
-        <w:t xml:space="preserve">на карті клікніть по нанесеному знаку для його видалення. </w:t>
+        <w:t xml:space="preserve">та на карті клікніть по нанесеному знаку для його видалення. </w:t>
       </w:r>
     </w:p>
     <w:p>
@@ -2492,31 +2482,55 @@
           <w:sz w:val="28"/>
           <w:szCs w:val="28"/>
         </w:rPr>
-        <w:t xml:space="preserve">максимальну довжину хмари  - </w:t>
-      </w:r>
-      <w:r>
-        <w:rPr>
-          <w:rFonts w:ascii="Times New Roman" w:hAnsi="Times New Roman"/>
-          <w:sz w:val="28"/>
-          <w:szCs w:val="28"/>
-        </w:rPr>
-        <w:t xml:space="preserve">тобто довжину еліпса </w:t>
-      </w:r>
-      <w:r>
-        <w:rPr>
-          <w:rFonts w:ascii="Times New Roman" w:hAnsi="Times New Roman"/>
-          <w:sz w:val="28"/>
-          <w:szCs w:val="28"/>
-        </w:rPr>
-        <w:t>у метрах (</w:t>
-      </w:r>
-      <w:r>
-        <w:rPr>
-          <w:rFonts w:ascii="Times New Roman" w:hAnsi="Times New Roman"/>
-          <w:sz w:val="28"/>
-          <w:szCs w:val="28"/>
-        </w:rPr>
-        <w:t>сисиема автоматично розрахує ширину еліпса в залежності від швидкості вітру, яка була вставлена у ручному режимі у метеовіджет)</w:t>
+        <w:t>максимальну довжину хмари  - тобто довжину еліпса у метрах (сис</w:t>
+      </w:r>
+      <w:r>
+        <w:rPr>
+          <w:rFonts w:ascii="Times New Roman" w:hAnsi="Times New Roman"/>
+          <w:sz w:val="28"/>
+          <w:szCs w:val="28"/>
+        </w:rPr>
+        <w:t>т</w:t>
+      </w:r>
+      <w:r>
+        <w:rPr>
+          <w:rFonts w:ascii="Times New Roman" w:hAnsi="Times New Roman"/>
+          <w:sz w:val="28"/>
+          <w:szCs w:val="28"/>
+        </w:rPr>
+        <w:t xml:space="preserve">ема автоматично розрахує ширину еліпса в залежності від швидкості вітру, яка була вставлена у ручному режимі у </w:t>
+      </w:r>
+      <w:r>
+        <w:rPr>
+          <w:rFonts w:ascii="Times New Roman" w:hAnsi="Times New Roman"/>
+          <w:sz w:val="28"/>
+          <w:szCs w:val="28"/>
+        </w:rPr>
+        <w:t xml:space="preserve">віконце </w:t>
+      </w:r>
+      <w:r>
+        <w:rPr>
+          <w:rFonts w:ascii="Times New Roman" w:hAnsi="Times New Roman"/>
+          <w:sz w:val="28"/>
+          <w:szCs w:val="28"/>
+        </w:rPr>
+        <w:t>метеовіджет</w:t>
+      </w:r>
+      <w:r>
+        <w:rPr>
+          <w:rFonts w:ascii="Times New Roman" w:hAnsi="Times New Roman"/>
+          <w:sz w:val="28"/>
+          <w:szCs w:val="28"/>
+        </w:rPr>
+        <w:t>у під картою</w:t>
+      </w:r>
+      <w:r>
+        <w:rPr>
+          <w:rFonts w:ascii="Times New Roman" w:hAnsi="Times New Roman"/>
+          <w:sz w:val="28"/>
+          <w:szCs w:val="28"/>
+        </w:rPr>
+        <w:t>)</w:t>
       </w:r>
     </w:p>
     <w:p>
@@ -2675,39 +2689,7 @@
           <w:sz w:val="28"/>
           <w:szCs w:val="28"/>
         </w:rPr>
-        <w:t xml:space="preserve"> Якщо необхідно видалити зону хімічного забруднення  - клікніть по </w:t>
-      </w:r>
-      <w:r>
-        <w:rPr>
-          <w:rFonts w:ascii="Times New Roman" w:hAnsi="Times New Roman"/>
-          <w:sz w:val="28"/>
-          <w:szCs w:val="28"/>
-        </w:rPr>
-        <w:t xml:space="preserve">нанесеному </w:t>
-      </w:r>
-      <w:r>
-        <w:rPr>
-          <w:rFonts w:ascii="Times New Roman" w:hAnsi="Times New Roman"/>
-          <w:sz w:val="28"/>
-          <w:szCs w:val="28"/>
-        </w:rPr>
-        <w:t xml:space="preserve">еліпсу на карті та підтвердіть </w:t>
-      </w:r>
-      <w:r>
-        <w:rPr>
-          <w:rFonts w:ascii="Times New Roman" w:hAnsi="Times New Roman"/>
-          <w:sz w:val="28"/>
-          <w:szCs w:val="28"/>
-        </w:rPr>
-        <w:t xml:space="preserve">його </w:t>
-      </w:r>
-      <w:r>
-        <w:rPr>
-          <w:rFonts w:ascii="Times New Roman" w:hAnsi="Times New Roman"/>
-          <w:sz w:val="28"/>
-          <w:szCs w:val="28"/>
-        </w:rPr>
-        <w:t xml:space="preserve">видалення. </w:t>
+        <w:t xml:space="preserve"> Якщо необхідно видалити зону хімічного забруднення  - клікніть по нанесеному еліпсу на карті та підтвердіть його видалення. </w:t>
       </w:r>
     </w:p>
     <w:p>
@@ -2860,17 +2842,7 @@
           <w:sz w:val="28"/>
           <w:szCs w:val="28"/>
         </w:rPr>
-        <w:t>здійснюється аналогічно видаленню умовних знаків.</w:t>
-      </w:r>
-      <w:r>
-        <w:rPr>
-          <w:rFonts w:ascii="Times New Roman" w:hAnsi="Times New Roman"/>
-          <w:b w:val="false"/>
-          <w:bCs w:val="false"/>
-          <w:sz w:val="28"/>
-          <w:szCs w:val="28"/>
-        </w:rPr>
-        <w:t xml:space="preserve">    </w:t>
+        <w:t xml:space="preserve">здійснюється аналогічно видаленню умовних знаків.    </w:t>
       </w:r>
     </w:p>
     <w:p>
@@ -2952,17 +2924,7 @@
           <w:sz w:val="28"/>
           <w:szCs w:val="28"/>
         </w:rPr>
-        <w:t>HTML</w:t>
-      </w:r>
-      <w:r>
-        <w:rPr>
-          <w:rFonts w:ascii="Times New Roman" w:hAnsi="Times New Roman"/>
-          <w:b/>
-          <w:bCs/>
-          <w:sz w:val="28"/>
-          <w:szCs w:val="28"/>
-        </w:rPr>
-        <w:t xml:space="preserve"> / </w:t>
+        <w:t xml:space="preserve">HTML / </w:t>
       </w:r>
       <w:r>
         <w:rPr>
@@ -2979,119 +2941,7 @@
           <w:sz w:val="28"/>
           <w:szCs w:val="28"/>
         </w:rPr>
-        <w:t xml:space="preserve"> </w:t>
-      </w:r>
-      <w:r>
-        <w:rPr>
-          <w:rFonts w:ascii="Times New Roman" w:hAnsi="Times New Roman"/>
-          <w:sz w:val="28"/>
-          <w:szCs w:val="28"/>
-        </w:rPr>
-        <w:t>при натисканні на к</w:t>
-      </w:r>
-      <w:r>
-        <w:rPr>
-          <w:rFonts w:ascii="Times New Roman" w:hAnsi="Times New Roman"/>
-          <w:sz w:val="28"/>
-          <w:szCs w:val="28"/>
-        </w:rPr>
-        <w:t>нопк</w:t>
-      </w:r>
-      <w:r>
-        <w:rPr>
-          <w:rFonts w:ascii="Times New Roman" w:hAnsi="Times New Roman"/>
-          <w:sz w:val="28"/>
-          <w:szCs w:val="28"/>
-        </w:rPr>
-        <w:t>у</w:t>
-      </w:r>
-      <w:r>
-        <w:rPr>
-          <w:rFonts w:ascii="Times New Roman" w:hAnsi="Times New Roman"/>
-          <w:sz w:val="28"/>
-          <w:szCs w:val="28"/>
-        </w:rPr>
-        <w:t xml:space="preserve"> «</w:t>
-      </w:r>
-      <w:r>
-        <w:rPr>
-          <w:rFonts w:ascii="Times New Roman" w:hAnsi="Times New Roman"/>
-          <w:sz w:val="28"/>
-          <w:szCs w:val="28"/>
-        </w:rPr>
-        <w:t xml:space="preserve">HTML» </w:t>
-      </w:r>
-      <w:r>
-        <w:rPr>
-          <w:rFonts w:ascii="Times New Roman" w:hAnsi="Times New Roman"/>
-          <w:sz w:val="28"/>
-          <w:szCs w:val="28"/>
-        </w:rPr>
-        <w:t>поточн</w:t>
-      </w:r>
-      <w:r>
-        <w:rPr>
-          <w:rFonts w:ascii="Times New Roman" w:hAnsi="Times New Roman"/>
-          <w:sz w:val="28"/>
-          <w:szCs w:val="28"/>
-        </w:rPr>
-        <w:t>а</w:t>
-      </w:r>
-      <w:r>
-        <w:rPr>
-          <w:rFonts w:ascii="Times New Roman" w:hAnsi="Times New Roman"/>
-          <w:sz w:val="28"/>
-          <w:szCs w:val="28"/>
-        </w:rPr>
-        <w:t xml:space="preserve"> карт</w:t>
-      </w:r>
-      <w:r>
-        <w:rPr>
-          <w:rFonts w:ascii="Times New Roman" w:hAnsi="Times New Roman"/>
-          <w:sz w:val="28"/>
-          <w:szCs w:val="28"/>
-        </w:rPr>
-        <w:t>а</w:t>
-      </w:r>
-      <w:r>
-        <w:rPr>
-          <w:rFonts w:ascii="Times New Roman" w:hAnsi="Times New Roman"/>
-          <w:sz w:val="28"/>
-          <w:szCs w:val="28"/>
-        </w:rPr>
-        <w:t xml:space="preserve"> </w:t>
-      </w:r>
-      <w:r>
-        <w:rPr>
-          <w:rFonts w:ascii="Times New Roman" w:hAnsi="Times New Roman"/>
-          <w:sz w:val="28"/>
-          <w:szCs w:val="28"/>
-        </w:rPr>
-        <w:t xml:space="preserve">з обстановкою зберігається у форматі html; відповідно при натисканні кнопки «HTML» карта </w:t>
-      </w:r>
-      <w:r>
-        <w:rPr>
-          <w:rFonts w:ascii="Times New Roman" w:hAnsi="Times New Roman"/>
-          <w:sz w:val="28"/>
-          <w:szCs w:val="28"/>
-        </w:rPr>
-        <w:t>друку</w:t>
-      </w:r>
-      <w:r>
-        <w:rPr>
-          <w:rFonts w:ascii="Times New Roman" w:hAnsi="Times New Roman"/>
-          <w:sz w:val="28"/>
-          <w:szCs w:val="28"/>
-        </w:rPr>
-        <w:t>єється або зберігається у форматі pdf</w:t>
-      </w:r>
-      <w:r>
-        <w:rPr>
-          <w:rFonts w:ascii="Times New Roman" w:hAnsi="Times New Roman"/>
-          <w:sz w:val="28"/>
-          <w:szCs w:val="28"/>
-        </w:rPr>
-        <w:t>.</w:t>
+        <w:t xml:space="preserve"> при натисканні на кнопку «HTML» поточна карта з обстановкою зберігається у форматі html; відповідно при натисканні кнопки «HTML» карта друкуєється або зберігається у форматі pdf.</w:t>
       </w:r>
     </w:p>
     <w:p>

--- a/docs/1. ІНСТРУКЦІЯ користування Платформою ХБРЯ.docx
+++ b/docs/1. ІНСТРУКЦІЯ користування Платформою ХБРЯ.docx
@@ -109,7 +109,7 @@
           <w:sz w:val="28"/>
           <w:szCs w:val="28"/>
         </w:rPr>
-        <w:t>ХБРЯ інциденти</w:t>
+        <w:t>НА ХБРЯ інциденти</w:t>
       </w:r>
     </w:p>
     <w:p>
@@ -1920,7 +1920,7 @@
           <w:sz w:val="28"/>
           <w:szCs w:val="28"/>
         </w:rPr>
-        <w:t xml:space="preserve">та на карті клікніть по нанесеному знаку для його видалення. </w:t>
+        <w:t xml:space="preserve">та на карті клікніть по нанесеному знаку. </w:t>
       </w:r>
     </w:p>
     <w:p>
@@ -2020,7 +2020,7 @@
           <w:sz w:val="28"/>
           <w:szCs w:val="28"/>
         </w:rPr>
-        <w:t>на карті клікніть по нанесеному тексту для його видалення.</w:t>
+        <w:t>на карті клікніть по нанесеному тексту.</w:t>
       </w:r>
     </w:p>
     <w:p>
@@ -2453,7 +2453,39 @@
           <w:sz w:val="28"/>
           <w:szCs w:val="28"/>
         </w:rPr>
-        <w:t>4. В діалогових вікнах послідовно введіть:</w:t>
+        <w:t>4. В діалогов</w:t>
+      </w:r>
+      <w:r>
+        <w:rPr>
+          <w:rFonts w:ascii="Times New Roman" w:hAnsi="Times New Roman"/>
+          <w:sz w:val="28"/>
+          <w:szCs w:val="28"/>
+        </w:rPr>
+        <w:t xml:space="preserve">ому </w:t>
+      </w:r>
+      <w:r>
+        <w:rPr>
+          <w:rFonts w:ascii="Times New Roman" w:hAnsi="Times New Roman"/>
+          <w:sz w:val="28"/>
+          <w:szCs w:val="28"/>
+        </w:rPr>
+        <w:t>вікн</w:t>
+      </w:r>
+      <w:r>
+        <w:rPr>
+          <w:rFonts w:ascii="Times New Roman" w:hAnsi="Times New Roman"/>
+          <w:sz w:val="28"/>
+          <w:szCs w:val="28"/>
+        </w:rPr>
+        <w:t>і</w:t>
+      </w:r>
+      <w:r>
+        <w:rPr>
+          <w:rFonts w:ascii="Times New Roman" w:hAnsi="Times New Roman"/>
+          <w:sz w:val="28"/>
+          <w:szCs w:val="28"/>
+        </w:rPr>
+        <w:t xml:space="preserve"> введіть:</w:t>
       </w:r>
     </w:p>
     <w:p>
@@ -2482,55 +2514,7 @@
           <w:sz w:val="28"/>
           <w:szCs w:val="28"/>
         </w:rPr>
-        <w:t>максимальну довжину хмари  - тобто довжину еліпса у метрах (сис</w:t>
-      </w:r>
-      <w:r>
-        <w:rPr>
-          <w:rFonts w:ascii="Times New Roman" w:hAnsi="Times New Roman"/>
-          <w:sz w:val="28"/>
-          <w:szCs w:val="28"/>
-        </w:rPr>
-        <w:t>т</w:t>
-      </w:r>
-      <w:r>
-        <w:rPr>
-          <w:rFonts w:ascii="Times New Roman" w:hAnsi="Times New Roman"/>
-          <w:sz w:val="28"/>
-          <w:szCs w:val="28"/>
-        </w:rPr>
-        <w:t xml:space="preserve">ема автоматично розрахує ширину еліпса в залежності від швидкості вітру, яка була вставлена у ручному режимі у </w:t>
-      </w:r>
-      <w:r>
-        <w:rPr>
-          <w:rFonts w:ascii="Times New Roman" w:hAnsi="Times New Roman"/>
-          <w:sz w:val="28"/>
-          <w:szCs w:val="28"/>
-        </w:rPr>
-        <w:t xml:space="preserve">віконце </w:t>
-      </w:r>
-      <w:r>
-        <w:rPr>
-          <w:rFonts w:ascii="Times New Roman" w:hAnsi="Times New Roman"/>
-          <w:sz w:val="28"/>
-          <w:szCs w:val="28"/>
-        </w:rPr>
-        <w:t>метеовіджет</w:t>
-      </w:r>
-      <w:r>
-        <w:rPr>
-          <w:rFonts w:ascii="Times New Roman" w:hAnsi="Times New Roman"/>
-          <w:sz w:val="28"/>
-          <w:szCs w:val="28"/>
-        </w:rPr>
-        <w:t>у під картою</w:t>
-      </w:r>
-      <w:r>
-        <w:rPr>
-          <w:rFonts w:ascii="Times New Roman" w:hAnsi="Times New Roman"/>
-          <w:sz w:val="28"/>
-          <w:szCs w:val="28"/>
-        </w:rPr>
-        <w:t>)</w:t>
+        <w:t>максимальну довжину хмари  - тобто довжину еліпса у метрах (система автоматично розрахує ширину еліпса в залежності від швидкості вітру, яка була вставлена у ручному режимі у віконце метеовіджету під картою)</w:t>
       </w:r>
     </w:p>
     <w:p>
@@ -2544,18 +2528,16 @@
         <w:ind w:hanging="0" w:left="0"/>
         <w:jc w:val="both"/>
         <w:rPr>
-          <w:rFonts w:ascii="Times New Roman" w:hAnsi="Times New Roman"/>
-          <w:sz w:val="28"/>
-          <w:szCs w:val="28"/>
-        </w:rPr>
-      </w:pPr>
-      <w:r>
-        <w:rPr>
-          <w:rFonts w:ascii="Times New Roman" w:hAnsi="Times New Roman"/>
-          <w:sz w:val="28"/>
-          <w:szCs w:val="28"/>
-        </w:rPr>
-        <w:t xml:space="preserve">Система автоматично побудує трирівневий каскад зон:                                                          </w:t>
+          <w:sz w:val="28"/>
+          <w:szCs w:val="28"/>
+        </w:rPr>
+      </w:pPr>
+      <w:r>
+        <w:rPr>
+          <w:sz w:val="28"/>
+          <w:szCs w:val="28"/>
+        </w:rPr>
+        <w:t>Система автоматично побудує трирівневий каскад зон:</w:t>
       </w:r>
     </w:p>
     <w:p>
@@ -2563,7 +2545,7 @@
         <w:pStyle w:val="BodyText"/>
         <w:numPr>
           <w:ilvl w:val="1"/>
-          <w:numId w:val="2"/>
+          <w:numId w:val="1"/>
         </w:numPr>
         <w:tabs>
           <w:tab w:val="clear" w:pos="709"/>
@@ -2573,14 +2555,54 @@
         <w:ind w:hanging="283" w:left="1418"/>
         <w:jc w:val="both"/>
         <w:rPr>
-          <w:rFonts w:ascii="Times New Roman" w:hAnsi="Times New Roman"/>
-          <w:sz w:val="28"/>
-          <w:szCs w:val="28"/>
-        </w:rPr>
-      </w:pPr>
-      <w:r>
-        <w:rPr>
-          <w:rFonts w:ascii="Times New Roman" w:hAnsi="Times New Roman"/>
+          <w:sz w:val="28"/>
+          <w:szCs w:val="28"/>
+        </w:rPr>
+      </w:pPr>
+      <w:r>
+        <w:rPr>
+          <w:sz w:val="28"/>
+          <w:szCs w:val="28"/>
+        </w:rPr>
+        <w:t xml:space="preserve">🟡 </w:t>
+      </w:r>
+      <w:r>
+        <w:rPr>
+          <w:b/>
+          <w:sz w:val="28"/>
+          <w:szCs w:val="28"/>
+        </w:rPr>
+        <w:t>AEGL-1 (жовта, 100% розміру):</w:t>
+      </w:r>
+      <w:r>
+        <w:rPr>
+          <w:sz w:val="28"/>
+          <w:szCs w:val="28"/>
+        </w:rPr>
+        <w:t xml:space="preserve"> зона початкового/низького впливу.</w:t>
+      </w:r>
+    </w:p>
+    <w:p>
+      <w:pPr>
+        <w:pStyle w:val="BodyText"/>
+        <w:numPr>
+          <w:ilvl w:val="1"/>
+          <w:numId w:val="1"/>
+        </w:numPr>
+        <w:tabs>
+          <w:tab w:val="clear" w:pos="709"/>
+          <w:tab w:val="left" w:pos="0" w:leader="none"/>
+        </w:tabs>
+        <w:spacing w:lineRule="auto" w:line="240" w:before="0" w:after="0"/>
+        <w:ind w:hanging="283" w:left="1418"/>
+        <w:jc w:val="both"/>
+        <w:rPr>
+          <w:sz w:val="28"/>
+          <w:szCs w:val="28"/>
+        </w:rPr>
+      </w:pPr>
+      <w:r>
+        <w:rPr>
           <w:sz w:val="28"/>
           <w:szCs w:val="28"/>
         </w:rPr>
@@ -2588,7 +2610,6 @@
       </w:r>
       <w:r>
         <w:rPr>
-          <w:rFonts w:ascii="Times New Roman" w:hAnsi="Times New Roman"/>
           <w:b/>
           <w:sz w:val="28"/>
           <w:szCs w:val="28"/>
@@ -2597,7 +2618,6 @@
       </w:r>
       <w:r>
         <w:rPr>
-          <w:rFonts w:ascii="Times New Roman" w:hAnsi="Times New Roman"/>
           <w:sz w:val="28"/>
           <w:szCs w:val="28"/>
         </w:rPr>
@@ -2608,293 +2628,398 @@
       <w:pPr>
         <w:pStyle w:val="BodyText"/>
         <w:widowControl/>
+        <w:numPr>
+          <w:ilvl w:val="0"/>
+          <w:numId w:val="1"/>
+        </w:numPr>
+        <w:suppressAutoHyphens w:val="true"/>
+        <w:bidi w:val="0"/>
+        <w:spacing w:lineRule="auto" w:line="240" w:before="0" w:after="0"/>
+        <w:ind w:hanging="283" w:left="1417" w:right="0"/>
+        <w:jc w:val="both"/>
+        <w:rPr/>
+      </w:pPr>
+      <w:r>
+        <w:rPr>
+          <w:sz w:val="28"/>
+          <w:szCs w:val="28"/>
+        </w:rPr>
+        <w:t xml:space="preserve">🔴 </w:t>
+      </w:r>
+      <w:r>
+        <w:rPr>
+          <w:b/>
+          <w:sz w:val="28"/>
+          <w:szCs w:val="28"/>
+        </w:rPr>
+        <w:t>AEGL-3 (Червона, 30% розміру):</w:t>
+      </w:r>
+      <w:r>
+        <w:rPr>
+          <w:sz w:val="28"/>
+          <w:szCs w:val="28"/>
+        </w:rPr>
+        <w:t xml:space="preserve"> зона смертельної небезпеки).</w:t>
+      </w:r>
+    </w:p>
+    <w:p>
+      <w:pPr>
+        <w:pStyle w:val="Style19"/>
+        <w:widowControl/>
+        <w:suppressAutoHyphens w:val="true"/>
+        <w:bidi w:val="0"/>
+        <w:spacing w:lineRule="auto" w:line="240" w:before="0" w:after="0"/>
+        <w:ind w:hanging="0" w:left="567" w:right="0"/>
+        <w:jc w:val="both"/>
+        <w:rPr>
+          <w:sz w:val="28"/>
+          <w:szCs w:val="28"/>
+        </w:rPr>
+      </w:pPr>
+      <w:r>
+        <w:rPr>
+          <w:b/>
+          <w:bCs/>
+          <w:sz w:val="28"/>
+          <w:szCs w:val="28"/>
+        </w:rPr>
+        <w:t>Вид</w:t>
+      </w:r>
+      <w:r>
+        <w:rPr>
+          <w:b/>
+          <w:sz w:val="28"/>
+          <w:szCs w:val="28"/>
+        </w:rPr>
+        <w:t>алення зони хімічного забруднення:</w:t>
+      </w:r>
+      <w:r>
+        <w:rPr>
+          <w:sz w:val="28"/>
+          <w:szCs w:val="28"/>
+        </w:rPr>
+        <w:t xml:space="preserve"> Якщо необхідно видалити зону хімічного забруднення  - клікніть по центру еліпсу на карті та підтвердіть видалення. </w:t>
+      </w:r>
+    </w:p>
+    <w:p>
+      <w:pPr>
+        <w:pStyle w:val="BodyText"/>
+        <w:spacing w:lineRule="auto" w:line="240" w:before="0" w:after="0"/>
+        <w:jc w:val="both"/>
+        <w:rPr>
+          <w:rFonts w:ascii="Times New Roman" w:hAnsi="Times New Roman"/>
+          <w:sz w:val="28"/>
+          <w:szCs w:val="28"/>
+        </w:rPr>
+      </w:pPr>
+      <w:r>
+        <w:rPr>
+          <w:rFonts w:ascii="Times New Roman" w:hAnsi="Times New Roman"/>
+          <w:sz w:val="28"/>
+          <w:szCs w:val="28"/>
+        </w:rPr>
+      </w:r>
+    </w:p>
+    <w:p>
+      <w:pPr>
+        <w:pStyle w:val="Style19"/>
+        <w:widowControl/>
+        <w:suppressAutoHyphens w:val="true"/>
+        <w:bidi w:val="0"/>
+        <w:spacing w:lineRule="auto" w:line="240" w:before="0" w:after="0"/>
+        <w:ind w:hanging="0" w:left="0" w:right="0"/>
+        <w:jc w:val="both"/>
+        <w:rPr>
+          <w:b/>
+          <w:bCs/>
+        </w:rPr>
+      </w:pPr>
+      <w:r>
+        <w:rPr>
+          <w:rFonts w:ascii="Times New Roman" w:hAnsi="Times New Roman"/>
+          <w:b/>
+          <w:bCs/>
+          <w:sz w:val="28"/>
+          <w:szCs w:val="28"/>
+        </w:rPr>
+        <w:t>3. Нанесення маршрутів РХБ розвідки:</w:t>
+      </w:r>
+    </w:p>
+    <w:p>
+      <w:pPr>
+        <w:pStyle w:val="Style19"/>
+        <w:widowControl/>
+        <w:suppressAutoHyphens w:val="true"/>
+        <w:bidi w:val="0"/>
+        <w:spacing w:lineRule="auto" w:line="240" w:before="0" w:after="0"/>
+        <w:ind w:firstLine="510" w:left="0" w:right="0"/>
+        <w:jc w:val="both"/>
+        <w:rPr>
+          <w:b/>
+          <w:bCs/>
+        </w:rPr>
+      </w:pPr>
+      <w:r>
+        <w:rPr>
+          <w:rFonts w:ascii="Times New Roman" w:hAnsi="Times New Roman"/>
+          <w:b/>
+          <w:bCs/>
+          <w:sz w:val="28"/>
+          <w:szCs w:val="28"/>
+        </w:rPr>
+        <w:t xml:space="preserve">в автоматичному режимі: </w:t>
+      </w:r>
+      <w:r>
+        <w:rPr>
+          <w:rFonts w:ascii="Times New Roman" w:hAnsi="Times New Roman"/>
+          <w:b w:val="false"/>
+          <w:bCs w:val="false"/>
+          <w:sz w:val="28"/>
+          <w:szCs w:val="28"/>
+        </w:rPr>
+        <w:t xml:space="preserve">у віконці під картою ввести перелік населених пунктів (через точку із комою) маршруту розвідки, тобто визначити </w:t>
+      </w:r>
+      <w:r>
+        <w:rPr>
+          <w:rFonts w:ascii="Times New Roman" w:hAnsi="Times New Roman"/>
+          <w:b w:val="false"/>
+          <w:bCs w:val="false"/>
+          <w:sz w:val="28"/>
+          <w:szCs w:val="28"/>
+        </w:rPr>
+        <w:t xml:space="preserve">дві </w:t>
+      </w:r>
+      <w:r>
+        <w:rPr>
+          <w:rFonts w:ascii="Times New Roman" w:hAnsi="Times New Roman"/>
+          <w:b w:val="false"/>
+          <w:bCs w:val="false"/>
+          <w:sz w:val="28"/>
+          <w:szCs w:val="28"/>
+        </w:rPr>
+        <w:t>точки: почат</w:t>
+      </w:r>
+      <w:r>
+        <w:rPr>
+          <w:rFonts w:ascii="Times New Roman" w:hAnsi="Times New Roman"/>
+          <w:b w:val="false"/>
+          <w:bCs w:val="false"/>
+          <w:sz w:val="28"/>
+          <w:szCs w:val="28"/>
+        </w:rPr>
+        <w:t>ок</w:t>
+      </w:r>
+      <w:r>
+        <w:rPr>
+          <w:rFonts w:ascii="Times New Roman" w:hAnsi="Times New Roman"/>
+          <w:b w:val="false"/>
+          <w:bCs w:val="false"/>
+          <w:sz w:val="28"/>
+          <w:szCs w:val="28"/>
+        </w:rPr>
+        <w:t xml:space="preserve"> </w:t>
+      </w:r>
+      <w:r>
+        <w:rPr>
+          <w:rFonts w:ascii="Times New Roman" w:hAnsi="Times New Roman"/>
+          <w:b w:val="false"/>
+          <w:bCs w:val="false"/>
+          <w:sz w:val="28"/>
+          <w:szCs w:val="28"/>
+        </w:rPr>
+        <w:t xml:space="preserve">та кінець </w:t>
+      </w:r>
+      <w:r>
+        <w:rPr>
+          <w:rFonts w:ascii="Times New Roman" w:hAnsi="Times New Roman"/>
+          <w:b w:val="false"/>
+          <w:bCs w:val="false"/>
+          <w:sz w:val="28"/>
+          <w:szCs w:val="28"/>
+        </w:rPr>
+        <w:t xml:space="preserve">маршруту, </w:t>
+      </w:r>
+      <w:r>
+        <w:rPr>
+          <w:rFonts w:ascii="Times New Roman" w:hAnsi="Times New Roman"/>
+          <w:b w:val="false"/>
+          <w:bCs w:val="false"/>
+          <w:sz w:val="28"/>
+          <w:szCs w:val="28"/>
+        </w:rPr>
+        <w:t xml:space="preserve">при необхідності  - після початку вставити </w:t>
+      </w:r>
+      <w:r>
+        <w:rPr>
+          <w:rFonts w:ascii="Times New Roman" w:hAnsi="Times New Roman"/>
+          <w:b w:val="false"/>
+          <w:bCs w:val="false"/>
+          <w:sz w:val="28"/>
+          <w:szCs w:val="28"/>
+        </w:rPr>
+        <w:t xml:space="preserve">проміжні точки </w:t>
+      </w:r>
+      <w:r>
+        <w:rPr>
+          <w:rFonts w:ascii="Times New Roman" w:hAnsi="Times New Roman"/>
+          <w:b w:val="false"/>
+          <w:bCs w:val="false"/>
+          <w:sz w:val="28"/>
+          <w:szCs w:val="28"/>
+        </w:rPr>
+        <w:t>маршруту</w:t>
+      </w:r>
+      <w:r>
+        <w:rPr>
+          <w:rFonts w:ascii="Times New Roman" w:hAnsi="Times New Roman"/>
+          <w:b w:val="false"/>
+          <w:bCs w:val="false"/>
+          <w:sz w:val="28"/>
+          <w:szCs w:val="28"/>
+        </w:rPr>
+        <w:t>. При співпаданні найменування НП з такою ж назвою з іншого регіону України або іншої країни програма може не коректно сформувати маршрут, в цьому випадку треба після назви НП написати найменування області, в якій розташований зазначений НП.</w:t>
+      </w:r>
+    </w:p>
+    <w:p>
+      <w:pPr>
+        <w:pStyle w:val="Style19"/>
+        <w:widowControl/>
+        <w:suppressAutoHyphens w:val="true"/>
+        <w:bidi w:val="0"/>
+        <w:spacing w:lineRule="auto" w:line="240" w:before="0" w:after="0"/>
+        <w:ind w:firstLine="510" w:left="0" w:right="0"/>
+        <w:jc w:val="both"/>
+        <w:rPr>
+          <w:b/>
+          <w:bCs/>
+        </w:rPr>
+      </w:pPr>
+      <w:r>
+        <w:rPr>
+          <w:rFonts w:ascii="Times New Roman" w:hAnsi="Times New Roman"/>
+          <w:b/>
+          <w:bCs/>
+          <w:sz w:val="28"/>
+          <w:szCs w:val="28"/>
+        </w:rPr>
+        <w:t xml:space="preserve">в ручному режимі: </w:t>
+      </w:r>
+      <w:r>
+        <w:rPr>
+          <w:rFonts w:ascii="Times New Roman" w:hAnsi="Times New Roman"/>
+          <w:b w:val="false"/>
+          <w:bCs w:val="false"/>
+          <w:sz w:val="28"/>
+          <w:szCs w:val="28"/>
+        </w:rPr>
+        <w:t xml:space="preserve">кліком </w:t>
+      </w:r>
+      <w:r>
+        <w:rPr>
+          <w:rFonts w:ascii="Times New Roman" w:hAnsi="Times New Roman"/>
+          <w:b w:val="false"/>
+          <w:bCs w:val="false"/>
+          <w:sz w:val="28"/>
+          <w:szCs w:val="28"/>
+        </w:rPr>
+        <w:t xml:space="preserve">мишки </w:t>
+      </w:r>
+      <w:r>
+        <w:rPr>
+          <w:rFonts w:ascii="Times New Roman" w:hAnsi="Times New Roman"/>
+          <w:b w:val="false"/>
+          <w:bCs w:val="false"/>
+          <w:sz w:val="28"/>
+          <w:szCs w:val="28"/>
+        </w:rPr>
+        <w:t xml:space="preserve">визначаєте точки маршруту на карті, при цьому кінець маршруту наноситься двійним кліком. У випадаючому віконці вставляєте № маршруту. </w:t>
+      </w:r>
+    </w:p>
+    <w:p>
+      <w:pPr>
+        <w:pStyle w:val="Style19"/>
+        <w:widowControl/>
+        <w:suppressAutoHyphens w:val="true"/>
+        <w:bidi w:val="0"/>
+        <w:spacing w:lineRule="auto" w:line="240" w:before="0" w:after="0"/>
+        <w:ind w:firstLine="510" w:left="0" w:right="0"/>
+        <w:jc w:val="both"/>
+        <w:rPr>
+          <w:b/>
+          <w:bCs/>
+        </w:rPr>
+      </w:pPr>
+      <w:r>
+        <w:rPr>
+          <w:rFonts w:ascii="Times New Roman" w:hAnsi="Times New Roman"/>
+          <w:b/>
+          <w:bCs/>
+          <w:sz w:val="28"/>
+          <w:szCs w:val="28"/>
+        </w:rPr>
+        <w:t xml:space="preserve">Видалення окремого маршуту </w:t>
+      </w:r>
+      <w:r>
+        <w:rPr>
+          <w:rFonts w:ascii="Times New Roman" w:hAnsi="Times New Roman"/>
+          <w:b w:val="false"/>
+          <w:bCs w:val="false"/>
+          <w:sz w:val="28"/>
+          <w:szCs w:val="28"/>
+        </w:rPr>
+        <w:t xml:space="preserve">здійснюється аналогічно видаленню умовних знаків.    </w:t>
+      </w:r>
+    </w:p>
+    <w:p>
+      <w:pPr>
+        <w:pStyle w:val="Style19"/>
+        <w:widowControl/>
+        <w:suppressAutoHyphens w:val="true"/>
+        <w:bidi w:val="0"/>
+        <w:spacing w:lineRule="auto" w:line="240" w:before="0" w:after="0"/>
+        <w:ind w:firstLine="567" w:left="0" w:right="0"/>
+        <w:jc w:val="both"/>
+        <w:rPr>
+          <w:rFonts w:ascii="Times New Roman" w:hAnsi="Times New Roman"/>
+          <w:sz w:val="28"/>
+          <w:szCs w:val="28"/>
+        </w:rPr>
+      </w:pPr>
+      <w:r>
+        <w:rPr>
+          <w:rFonts w:ascii="Times New Roman" w:hAnsi="Times New Roman"/>
+          <w:sz w:val="28"/>
+          <w:szCs w:val="28"/>
+        </w:rPr>
+      </w:r>
+    </w:p>
+    <w:p>
+      <w:pPr>
+        <w:pStyle w:val="Heading3"/>
+        <w:spacing w:lineRule="auto" w:line="240" w:before="0" w:after="0"/>
+        <w:jc w:val="both"/>
+        <w:rPr>
+          <w:rFonts w:ascii="Times New Roman" w:hAnsi="Times New Roman"/>
+          <w:sz w:val="28"/>
+          <w:szCs w:val="28"/>
+        </w:rPr>
+      </w:pPr>
+      <w:r>
+        <w:rPr>
+          <w:rFonts w:ascii="Times New Roman" w:hAnsi="Times New Roman"/>
+          <w:sz w:val="28"/>
+          <w:szCs w:val="28"/>
+        </w:rPr>
+        <w:t>4. Очищення та експорт</w:t>
+      </w:r>
+    </w:p>
+    <w:p>
+      <w:pPr>
+        <w:pStyle w:val="BodyText"/>
         <w:numPr>
           <w:ilvl w:val="0"/>
           <w:numId w:val="3"/>
         </w:numPr>
-        <w:suppressAutoHyphens w:val="true"/>
-        <w:bidi w:val="0"/>
-        <w:spacing w:lineRule="auto" w:line="240" w:before="0" w:after="0"/>
-        <w:ind w:hanging="340" w:left="1417" w:right="0"/>
-        <w:jc w:val="both"/>
-        <w:rPr>
-          <w:rFonts w:ascii="Times New Roman" w:hAnsi="Times New Roman"/>
-          <w:sz w:val="28"/>
-          <w:szCs w:val="28"/>
-        </w:rPr>
-      </w:pPr>
-      <w:r>
-        <w:rPr>
-          <w:rFonts w:ascii="Times New Roman" w:hAnsi="Times New Roman"/>
-          <w:sz w:val="28"/>
-          <w:szCs w:val="28"/>
-        </w:rPr>
-        <w:t xml:space="preserve">🔴 </w:t>
-      </w:r>
-      <w:r>
-        <w:rPr>
-          <w:rFonts w:ascii="Times New Roman" w:hAnsi="Times New Roman"/>
-          <w:b/>
-          <w:sz w:val="28"/>
-          <w:szCs w:val="28"/>
-        </w:rPr>
-        <w:t>AEGL-3 (Червона, 30% розміру):</w:t>
-      </w:r>
-      <w:r>
-        <w:rPr>
-          <w:rFonts w:ascii="Times New Roman" w:hAnsi="Times New Roman"/>
-          <w:sz w:val="28"/>
-          <w:szCs w:val="28"/>
-        </w:rPr>
-        <w:t xml:space="preserve"> зона смертельної небезпеки).</w:t>
-      </w:r>
-    </w:p>
-    <w:p>
-      <w:pPr>
-        <w:pStyle w:val="Style19"/>
-        <w:widowControl/>
-        <w:suppressAutoHyphens w:val="true"/>
-        <w:bidi w:val="0"/>
-        <w:spacing w:lineRule="auto" w:line="240" w:before="0" w:after="0"/>
-        <w:ind w:hanging="0" w:left="567" w:right="0"/>
-        <w:jc w:val="both"/>
-        <w:rPr>
-          <w:rFonts w:ascii="Times New Roman" w:hAnsi="Times New Roman"/>
-          <w:sz w:val="28"/>
-          <w:szCs w:val="28"/>
-        </w:rPr>
-      </w:pPr>
-      <w:r>
-        <w:rPr>
-          <w:rFonts w:ascii="Times New Roman" w:hAnsi="Times New Roman"/>
-          <w:b/>
-          <w:bCs/>
-          <w:sz w:val="28"/>
-          <w:szCs w:val="28"/>
-        </w:rPr>
-        <w:t>Вид</w:t>
-      </w:r>
-      <w:r>
-        <w:rPr>
-          <w:rFonts w:ascii="Times New Roman" w:hAnsi="Times New Roman"/>
-          <w:b/>
-          <w:sz w:val="28"/>
-          <w:szCs w:val="28"/>
-        </w:rPr>
-        <w:t>алення зони хімічного забруднення:</w:t>
-      </w:r>
-      <w:r>
-        <w:rPr>
-          <w:rFonts w:ascii="Times New Roman" w:hAnsi="Times New Roman"/>
-          <w:sz w:val="28"/>
-          <w:szCs w:val="28"/>
-        </w:rPr>
-        <w:t xml:space="preserve"> Якщо необхідно видалити зону хімічного забруднення  - клікніть по нанесеному еліпсу на карті та підтвердіть його видалення. </w:t>
-      </w:r>
-    </w:p>
-    <w:p>
-      <w:pPr>
-        <w:pStyle w:val="Style19"/>
-        <w:widowControl/>
-        <w:suppressAutoHyphens w:val="true"/>
-        <w:bidi w:val="0"/>
-        <w:spacing w:lineRule="auto" w:line="240" w:before="0" w:after="0"/>
-        <w:ind w:hanging="0" w:left="567" w:right="0"/>
-        <w:jc w:val="both"/>
-        <w:rPr>
-          <w:rFonts w:ascii="Times New Roman" w:hAnsi="Times New Roman"/>
-          <w:sz w:val="28"/>
-          <w:szCs w:val="28"/>
-        </w:rPr>
-      </w:pPr>
-      <w:r>
-        <w:rPr>
-          <w:rFonts w:ascii="Times New Roman" w:hAnsi="Times New Roman"/>
-          <w:sz w:val="28"/>
-          <w:szCs w:val="28"/>
-        </w:rPr>
-      </w:r>
-    </w:p>
-    <w:p>
-      <w:pPr>
-        <w:pStyle w:val="Style19"/>
-        <w:widowControl/>
-        <w:suppressAutoHyphens w:val="true"/>
-        <w:bidi w:val="0"/>
-        <w:spacing w:lineRule="auto" w:line="240" w:before="0" w:after="0"/>
-        <w:ind w:hanging="0" w:left="0" w:right="0"/>
-        <w:jc w:val="both"/>
-        <w:rPr>
-          <w:b/>
-          <w:bCs/>
-        </w:rPr>
-      </w:pPr>
-      <w:r>
-        <w:rPr>
-          <w:rFonts w:ascii="Times New Roman" w:hAnsi="Times New Roman"/>
-          <w:b/>
-          <w:bCs/>
-          <w:sz w:val="28"/>
-          <w:szCs w:val="28"/>
-        </w:rPr>
-        <w:t>3. Нанесення маршрутів РХБ розвідки:</w:t>
-      </w:r>
-    </w:p>
-    <w:p>
-      <w:pPr>
-        <w:pStyle w:val="Style19"/>
-        <w:widowControl/>
-        <w:suppressAutoHyphens w:val="true"/>
-        <w:bidi w:val="0"/>
-        <w:spacing w:lineRule="auto" w:line="240" w:before="0" w:after="0"/>
-        <w:ind w:firstLine="510" w:left="0" w:right="0"/>
-        <w:jc w:val="both"/>
-        <w:rPr>
-          <w:b/>
-          <w:bCs/>
-        </w:rPr>
-      </w:pPr>
-      <w:r>
-        <w:rPr>
-          <w:rFonts w:ascii="Times New Roman" w:hAnsi="Times New Roman"/>
-          <w:b/>
-          <w:bCs/>
-          <w:sz w:val="28"/>
-          <w:szCs w:val="28"/>
-        </w:rPr>
-        <w:t xml:space="preserve">в автоматичному режимі: </w:t>
-      </w:r>
-      <w:r>
-        <w:rPr>
-          <w:rFonts w:ascii="Times New Roman" w:hAnsi="Times New Roman"/>
-          <w:b w:val="false"/>
-          <w:bCs w:val="false"/>
-          <w:sz w:val="28"/>
-          <w:szCs w:val="28"/>
-        </w:rPr>
-        <w:t>у віконці під картою ввести перелік населених пунктів (через точку із комою) маршруту розвідки, тобто визначити точки для початку маршруту, проміжні точки та кінець маршруту. При співпаданні найменування НП з такою ж назвою з іншого регіону України або іншої країни програма може не коректно сформувати маршрут, в цьому випадку треба після назви НП через точку з комою написати найменування області, в якій розташований зазначений НП.</w:t>
-      </w:r>
-    </w:p>
-    <w:p>
-      <w:pPr>
-        <w:pStyle w:val="Style19"/>
-        <w:widowControl/>
-        <w:suppressAutoHyphens w:val="true"/>
-        <w:bidi w:val="0"/>
-        <w:spacing w:lineRule="auto" w:line="240" w:before="0" w:after="0"/>
-        <w:ind w:firstLine="510" w:left="0" w:right="0"/>
-        <w:jc w:val="both"/>
-        <w:rPr>
-          <w:b/>
-          <w:bCs/>
-        </w:rPr>
-      </w:pPr>
-      <w:r>
-        <w:rPr>
-          <w:rFonts w:ascii="Times New Roman" w:hAnsi="Times New Roman"/>
-          <w:b/>
-          <w:bCs/>
-          <w:sz w:val="28"/>
-          <w:szCs w:val="28"/>
-        </w:rPr>
-        <w:t xml:space="preserve">в ручному режимі: </w:t>
-      </w:r>
-      <w:r>
-        <w:rPr>
-          <w:rFonts w:ascii="Times New Roman" w:hAnsi="Times New Roman"/>
-          <w:b w:val="false"/>
-          <w:bCs w:val="false"/>
-          <w:sz w:val="28"/>
-          <w:szCs w:val="28"/>
-        </w:rPr>
-        <w:t xml:space="preserve">за допомогою мишки кліком визначаєте точки маршруту на карті, при цьому кінець маршруту наноситься двійним кліком. У випадаючому віконці вставляєте № маршруту. </w:t>
-      </w:r>
-    </w:p>
-    <w:p>
-      <w:pPr>
-        <w:pStyle w:val="Style19"/>
-        <w:widowControl/>
-        <w:suppressAutoHyphens w:val="true"/>
-        <w:bidi w:val="0"/>
-        <w:spacing w:lineRule="auto" w:line="240" w:before="0" w:after="0"/>
-        <w:ind w:firstLine="510" w:left="0" w:right="0"/>
-        <w:jc w:val="both"/>
-        <w:rPr>
-          <w:b/>
-          <w:bCs/>
-        </w:rPr>
-      </w:pPr>
-      <w:r>
-        <w:rPr>
-          <w:rFonts w:ascii="Times New Roman" w:hAnsi="Times New Roman"/>
-          <w:b/>
-          <w:bCs/>
-          <w:sz w:val="28"/>
-          <w:szCs w:val="28"/>
-        </w:rPr>
-        <w:t xml:space="preserve">Видалення окремого маршуту </w:t>
-      </w:r>
-      <w:r>
-        <w:rPr>
-          <w:rFonts w:ascii="Times New Roman" w:hAnsi="Times New Roman"/>
-          <w:b w:val="false"/>
-          <w:bCs w:val="false"/>
-          <w:sz w:val="28"/>
-          <w:szCs w:val="28"/>
-        </w:rPr>
-        <w:t xml:space="preserve">здійснюється аналогічно видаленню умовних знаків.    </w:t>
-      </w:r>
-    </w:p>
-    <w:p>
-      <w:pPr>
-        <w:pStyle w:val="Style19"/>
-        <w:widowControl/>
-        <w:suppressAutoHyphens w:val="true"/>
-        <w:bidi w:val="0"/>
-        <w:spacing w:lineRule="auto" w:line="240" w:before="0" w:after="0"/>
-        <w:ind w:firstLine="567" w:left="0" w:right="0"/>
-        <w:jc w:val="both"/>
-        <w:rPr>
-          <w:rFonts w:ascii="Times New Roman" w:hAnsi="Times New Roman"/>
-          <w:sz w:val="28"/>
-          <w:szCs w:val="28"/>
-        </w:rPr>
-      </w:pPr>
-      <w:r>
-        <w:rPr>
-          <w:rFonts w:ascii="Times New Roman" w:hAnsi="Times New Roman"/>
-          <w:sz w:val="28"/>
-          <w:szCs w:val="28"/>
-        </w:rPr>
-      </w:r>
-    </w:p>
-    <w:p>
-      <w:pPr>
-        <w:pStyle w:val="Heading3"/>
-        <w:spacing w:lineRule="auto" w:line="240" w:before="0" w:after="0"/>
-        <w:jc w:val="both"/>
-        <w:rPr>
-          <w:rFonts w:ascii="Times New Roman" w:hAnsi="Times New Roman"/>
-          <w:sz w:val="28"/>
-          <w:szCs w:val="28"/>
-        </w:rPr>
-      </w:pPr>
-      <w:r>
-        <w:rPr>
-          <w:rFonts w:ascii="Times New Roman" w:hAnsi="Times New Roman"/>
-          <w:sz w:val="28"/>
-          <w:szCs w:val="28"/>
-        </w:rPr>
-        <w:t>4. Очищення та експорт</w:t>
-      </w:r>
-    </w:p>
-    <w:p>
-      <w:pPr>
-        <w:pStyle w:val="BodyText"/>
-        <w:numPr>
-          <w:ilvl w:val="0"/>
-          <w:numId w:val="4"/>
-        </w:numPr>
         <w:tabs>
           <w:tab w:val="clear" w:pos="709"/>
           <w:tab w:val="left" w:pos="0" w:leader="none"/>
@@ -2933,15 +3058,49 @@
           <w:sz w:val="28"/>
           <w:szCs w:val="28"/>
         </w:rPr>
-        <w:t>🖨 PDF:</w:t>
-      </w:r>
-      <w:r>
-        <w:rPr>
-          <w:rFonts w:ascii="Times New Roman" w:hAnsi="Times New Roman"/>
-          <w:sz w:val="28"/>
-          <w:szCs w:val="28"/>
-        </w:rPr>
-        <w:t xml:space="preserve"> при натисканні на кнопку «HTML» поточна карта з обстановкою зберігається у форматі html; відповідно при натисканні кнопки «HTML» карта друкуєється або зберігається у форматі pdf.</w:t>
+        <w:t xml:space="preserve">🖨 </w:t>
+      </w:r>
+      <w:r>
+        <w:rPr>
+          <w:rFonts w:ascii="Times New Roman" w:hAnsi="Times New Roman"/>
+          <w:b/>
+          <w:sz w:val="28"/>
+          <w:szCs w:val="28"/>
+        </w:rPr>
+        <w:t>Друк/</w:t>
+      </w:r>
+      <w:r>
+        <w:rPr>
+          <w:rFonts w:ascii="Times New Roman" w:hAnsi="Times New Roman"/>
+          <w:b/>
+          <w:sz w:val="28"/>
+          <w:szCs w:val="28"/>
+        </w:rPr>
+        <w:t>PDF:</w:t>
+      </w:r>
+      <w:r>
+        <w:rPr>
+          <w:rFonts w:ascii="Times New Roman" w:hAnsi="Times New Roman"/>
+          <w:sz w:val="28"/>
+          <w:szCs w:val="28"/>
+        </w:rPr>
+        <w:t xml:space="preserve"> при натисканні на кнопку «HTML» поточна карта з обстановкою зберігається у форматі html; відповідно при натисканні кнопки «</w:t>
+      </w:r>
+      <w:r>
+        <w:rPr>
+          <w:rFonts w:ascii="Times New Roman" w:hAnsi="Times New Roman"/>
+          <w:sz w:val="28"/>
+          <w:szCs w:val="28"/>
+        </w:rPr>
+        <w:t>Друк/PDF</w:t>
+      </w:r>
+      <w:r>
+        <w:rPr>
+          <w:rFonts w:ascii="Times New Roman" w:hAnsi="Times New Roman"/>
+          <w:sz w:val="28"/>
+          <w:szCs w:val="28"/>
+        </w:rPr>
+        <w:t>» карта друкується або зберігається у форматі pdf.</w:t>
       </w:r>
     </w:p>
     <w:p>
@@ -2979,7 +3138,7 @@
           <w:sz w:val="28"/>
           <w:szCs w:val="28"/>
         </w:rPr>
-        <w:t xml:space="preserve"> повністю видаляє всю обстановку та перезавантажує карту до чистого стану. </w:t>
+        <w:t xml:space="preserve"> повністю видаляє всю обстановку. </w:t>
       </w:r>
     </w:p>
     <w:sectPr>
@@ -3277,143 +3436,6 @@
       <w:lvlJc w:val="left"/>
       <w:pPr>
         <w:tabs>
-          <w:tab w:val="num" w:pos="720"/>
-        </w:tabs>
-        <w:ind w:left="720" w:hanging="360"/>
-      </w:pPr>
-      <w:rPr>
-        <w:rFonts w:ascii="Symbol" w:hAnsi="Symbol" w:cs="Symbol" w:hint="default"/>
-      </w:rPr>
-    </w:lvl>
-    <w:lvl w:ilvl="1">
-      <w:start w:val="1"/>
-      <w:numFmt w:val="bullet"/>
-      <w:lvlText w:val="◦"/>
-      <w:lvlJc w:val="left"/>
-      <w:pPr>
-        <w:tabs>
-          <w:tab w:val="num" w:pos="1080"/>
-        </w:tabs>
-        <w:ind w:left="1080" w:hanging="360"/>
-      </w:pPr>
-      <w:rPr>
-        <w:rFonts w:ascii="OpenSymbol" w:hAnsi="OpenSymbol" w:cs="OpenSymbol" w:hint="default"/>
-      </w:rPr>
-    </w:lvl>
-    <w:lvl w:ilvl="2">
-      <w:start w:val="1"/>
-      <w:numFmt w:val="bullet"/>
-      <w:lvlText w:val="▪"/>
-      <w:lvlJc w:val="left"/>
-      <w:pPr>
-        <w:tabs>
-          <w:tab w:val="num" w:pos="1440"/>
-        </w:tabs>
-        <w:ind w:left="1440" w:hanging="360"/>
-      </w:pPr>
-      <w:rPr>
-        <w:rFonts w:ascii="OpenSymbol" w:hAnsi="OpenSymbol" w:cs="OpenSymbol" w:hint="default"/>
-      </w:rPr>
-    </w:lvl>
-    <w:lvl w:ilvl="3">
-      <w:start w:val="1"/>
-      <w:numFmt w:val="bullet"/>
-      <w:lvlText w:val=""/>
-      <w:lvlJc w:val="left"/>
-      <w:pPr>
-        <w:tabs>
-          <w:tab w:val="num" w:pos="1800"/>
-        </w:tabs>
-        <w:ind w:left="1800" w:hanging="360"/>
-      </w:pPr>
-      <w:rPr>
-        <w:rFonts w:ascii="Symbol" w:hAnsi="Symbol" w:cs="Symbol" w:hint="default"/>
-      </w:rPr>
-    </w:lvl>
-    <w:lvl w:ilvl="4">
-      <w:start w:val="1"/>
-      <w:numFmt w:val="bullet"/>
-      <w:lvlText w:val="◦"/>
-      <w:lvlJc w:val="left"/>
-      <w:pPr>
-        <w:tabs>
-          <w:tab w:val="num" w:pos="2160"/>
-        </w:tabs>
-        <w:ind w:left="2160" w:hanging="360"/>
-      </w:pPr>
-      <w:rPr>
-        <w:rFonts w:ascii="OpenSymbol" w:hAnsi="OpenSymbol" w:cs="OpenSymbol" w:hint="default"/>
-      </w:rPr>
-    </w:lvl>
-    <w:lvl w:ilvl="5">
-      <w:start w:val="1"/>
-      <w:numFmt w:val="bullet"/>
-      <w:lvlText w:val="▪"/>
-      <w:lvlJc w:val="left"/>
-      <w:pPr>
-        <w:tabs>
-          <w:tab w:val="num" w:pos="2520"/>
-        </w:tabs>
-        <w:ind w:left="2520" w:hanging="360"/>
-      </w:pPr>
-      <w:rPr>
-        <w:rFonts w:ascii="OpenSymbol" w:hAnsi="OpenSymbol" w:cs="OpenSymbol" w:hint="default"/>
-      </w:rPr>
-    </w:lvl>
-    <w:lvl w:ilvl="6">
-      <w:start w:val="1"/>
-      <w:numFmt w:val="bullet"/>
-      <w:lvlText w:val=""/>
-      <w:lvlJc w:val="left"/>
-      <w:pPr>
-        <w:tabs>
-          <w:tab w:val="num" w:pos="2880"/>
-        </w:tabs>
-        <w:ind w:left="2880" w:hanging="360"/>
-      </w:pPr>
-      <w:rPr>
-        <w:rFonts w:ascii="Symbol" w:hAnsi="Symbol" w:cs="Symbol" w:hint="default"/>
-      </w:rPr>
-    </w:lvl>
-    <w:lvl w:ilvl="7">
-      <w:start w:val="1"/>
-      <w:numFmt w:val="bullet"/>
-      <w:lvlText w:val="◦"/>
-      <w:lvlJc w:val="left"/>
-      <w:pPr>
-        <w:tabs>
-          <w:tab w:val="num" w:pos="3240"/>
-        </w:tabs>
-        <w:ind w:left="3240" w:hanging="360"/>
-      </w:pPr>
-      <w:rPr>
-        <w:rFonts w:ascii="OpenSymbol" w:hAnsi="OpenSymbol" w:cs="OpenSymbol" w:hint="default"/>
-      </w:rPr>
-    </w:lvl>
-    <w:lvl w:ilvl="8">
-      <w:start w:val="1"/>
-      <w:numFmt w:val="bullet"/>
-      <w:lvlText w:val="▪"/>
-      <w:lvlJc w:val="left"/>
-      <w:pPr>
-        <w:tabs>
-          <w:tab w:val="num" w:pos="3600"/>
-        </w:tabs>
-        <w:ind w:left="3600" w:hanging="360"/>
-      </w:pPr>
-      <w:rPr>
-        <w:rFonts w:ascii="OpenSymbol" w:hAnsi="OpenSymbol" w:cs="OpenSymbol" w:hint="default"/>
-      </w:rPr>
-    </w:lvl>
-  </w:abstractNum>
-  <w:abstractNum w:abstractNumId="4">
-    <w:lvl w:ilvl="0">
-      <w:start w:val="1"/>
-      <w:numFmt w:val="bullet"/>
-      <w:lvlText w:val=""/>
-      <w:lvlJc w:val="left"/>
-      <w:pPr>
-        <w:tabs>
           <w:tab w:val="num" w:pos="709"/>
         </w:tabs>
         <w:ind w:left="709" w:hanging="283"/>
@@ -3543,7 +3565,7 @@
       </w:rPr>
     </w:lvl>
   </w:abstractNum>
-  <w:abstractNum w:abstractNumId="5">
+  <w:abstractNum w:abstractNumId="4">
     <w:lvl w:ilvl="0">
       <w:start w:val="1"/>
       <w:numFmt w:val="none"/>
@@ -3673,9 +3695,6 @@
   </w:num>
   <w:num w:numId="4">
     <w:abstractNumId w:val="4"/>
-  </w:num>
-  <w:num w:numId="5">
-    <w:abstractNumId w:val="5"/>
   </w:num>
 </w:numbering>
 </file>
